--- a/OGE_plan_teacher_A2-B1.docx
+++ b/OGE_plan_teacher_A2-B1.docx
@@ -209,6 +209,7 @@
         <w:sectPr>
           <w:pgSz w:w="11906" w:h="16838" w:orient="portrait"/>
           <w:pgMar w:top="0" w:right="0" w:bottom="0" w:left="0" w:header="708" w:footer="708" w:gutter="0"/>
+          <w:pgNumType/>
           <w:docGrid w:linePitch="360"/>
         </w:sectPr>
       </w:pPr>
@@ -238,1014 +239,9 @@
         <w:p>
           <w:r>
             <w:fldChar w:fldCharType="begin" w:dirty="true"/>
-          </w:r>
-          <w:r>
             <w:instrText xml:space="preserve">TOC \h \o "1-3"</w:instrText>
-          </w:r>
-          <w:r>
             <w:fldChar w:fldCharType="separate"/>
           </w:r>
-        </w:p>
-        <w:p>
-          <w:pPr>
-            <w:pStyle w:val="9"/>
-            <w:tabs>
-              <w:tab w:val="right" w:leader="dot" w:pos="9026"/>
-            </w:tabs>
-            <w:spacing w:before="120" w:after="60"/>
-          </w:pPr>
-          <w:hyperlink w:anchor="_Toc100000" w:history="1">
-            <w:r>
-              <w:rPr>
-                <w:rStyle w:val="Hyperlink"/>
-              </w:rPr>
-              <w:t>1. Как устроен этот план</w:t>
-            </w:r>
-            <w:r>
-              <w:tab/>
-            </w:r>
-            <w:r>
-              <w:fldChar w:fldCharType="begin"/>
-            </w:r>
-            <w:r>
-              <w:instrText xml:space="preserve"> PAGEREF _Toc100000 \h </w:instrText>
-            </w:r>
-            <w:r>
-              <w:fldChar w:fldCharType="separate"/>
-            </w:r>
-            <w:r>
-              <w:t>1</w:t>
-            </w:r>
-            <w:r>
-              <w:fldChar w:fldCharType="end"/>
-            </w:r>
-          </w:hyperlink>
-        </w:p>
-        <w:p>
-          <w:pPr>
-            <w:pStyle w:val="11"/>
-            <w:ind w:left="360"/>
-            <w:tabs>
-              <w:tab w:val="right" w:leader="dot" w:pos="9026"/>
-            </w:tabs>
-            <w:spacing w:before="120" w:after="60"/>
-          </w:pPr>
-          <w:hyperlink w:anchor="_Toc100001" w:history="1">
-            <w:r>
-              <w:rPr>
-                <w:rStyle w:val="Hyperlink"/>
-              </w:rPr>
-              <w:t>1.1. Назначение документа и исходные условия</w:t>
-            </w:r>
-            <w:r>
-              <w:tab/>
-            </w:r>
-            <w:r>
-              <w:fldChar w:fldCharType="begin"/>
-            </w:r>
-            <w:r>
-              <w:instrText xml:space="preserve"> PAGEREF _Toc100001 \h </w:instrText>
-            </w:r>
-            <w:r>
-              <w:fldChar w:fldCharType="separate"/>
-            </w:r>
-            <w:r>
-              <w:t>1</w:t>
-            </w:r>
-            <w:r>
-              <w:fldChar w:fldCharType="end"/>
-            </w:r>
-          </w:hyperlink>
-        </w:p>
-        <w:p>
-          <w:pPr>
-            <w:pStyle w:val="11"/>
-            <w:ind w:left="360"/>
-            <w:tabs>
-              <w:tab w:val="right" w:leader="dot" w:pos="9026"/>
-            </w:tabs>
-            <w:spacing w:before="120" w:after="60"/>
-          </w:pPr>
-          <w:hyperlink w:anchor="_Toc100002" w:history="1">
-            <w:r>
-              <w:rPr>
-                <w:rStyle w:val="Hyperlink"/>
-              </w:rPr>
-              <w:t>1.2. Принципы комплексной подготовки</w:t>
-            </w:r>
-            <w:r>
-              <w:tab/>
-            </w:r>
-            <w:r>
-              <w:fldChar w:fldCharType="begin"/>
-            </w:r>
-            <w:r>
-              <w:instrText xml:space="preserve"> PAGEREF _Toc100002 \h </w:instrText>
-            </w:r>
-            <w:r>
-              <w:fldChar w:fldCharType="separate"/>
-            </w:r>
-            <w:r>
-              <w:t>2</w:t>
-            </w:r>
-            <w:r>
-              <w:fldChar w:fldCharType="end"/>
-            </w:r>
-          </w:hyperlink>
-        </w:p>
-        <w:p>
-          <w:pPr>
-            <w:pStyle w:val="11"/>
-            <w:ind w:left="360"/>
-            <w:tabs>
-              <w:tab w:val="right" w:leader="dot" w:pos="9026"/>
-            </w:tabs>
-            <w:spacing w:before="120" w:after="60"/>
-          </w:pPr>
-          <w:hyperlink w:anchor="_Toc100003" w:history="1">
-            <w:r>
-              <w:rPr>
-                <w:rStyle w:val="Hyperlink"/>
-              </w:rPr>
-              <w:t>1.3. Структура занятия и методический цикл месяца</w:t>
-            </w:r>
-            <w:r>
-              <w:tab/>
-            </w:r>
-            <w:r>
-              <w:fldChar w:fldCharType="begin"/>
-            </w:r>
-            <w:r>
-              <w:instrText xml:space="preserve"> PAGEREF _Toc100003 \h </w:instrText>
-            </w:r>
-            <w:r>
-              <w:fldChar w:fldCharType="separate"/>
-            </w:r>
-            <w:r>
-              <w:t>2</w:t>
-            </w:r>
-            <w:r>
-              <w:fldChar w:fldCharType="end"/>
-            </w:r>
-          </w:hyperlink>
-        </w:p>
-        <w:p>
-          <w:pPr>
-            <w:pStyle w:val="9"/>
-            <w:tabs>
-              <w:tab w:val="right" w:leader="dot" w:pos="9026"/>
-            </w:tabs>
-            <w:spacing w:before="120" w:after="60"/>
-          </w:pPr>
-          <w:hyperlink w:anchor="_Toc100004" w:history="1">
-            <w:r>
-              <w:rPr>
-                <w:rStyle w:val="Hyperlink"/>
-              </w:rPr>
-              <w:t>2. Экзамен: структура, задания и система оценивания</w:t>
-            </w:r>
-            <w:r>
-              <w:tab/>
-            </w:r>
-            <w:r>
-              <w:fldChar w:fldCharType="begin"/>
-            </w:r>
-            <w:r>
-              <w:instrText xml:space="preserve"> PAGEREF _Toc100004 \h </w:instrText>
-            </w:r>
-            <w:r>
-              <w:fldChar w:fldCharType="separate"/>
-            </w:r>
-            <w:r>
-              <w:t>3</w:t>
-            </w:r>
-            <w:r>
-              <w:fldChar w:fldCharType="end"/>
-            </w:r>
-          </w:hyperlink>
-        </w:p>
-        <w:p>
-          <w:pPr>
-            <w:pStyle w:val="11"/>
-            <w:ind w:left="360"/>
-            <w:tabs>
-              <w:tab w:val="right" w:leader="dot" w:pos="9026"/>
-            </w:tabs>
-            <w:spacing w:before="120" w:after="60"/>
-          </w:pPr>
-          <w:hyperlink w:anchor="_Toc100005" w:history="1">
-            <w:r>
-              <w:rPr>
-                <w:rStyle w:val="Hyperlink"/>
-              </w:rPr>
-              <w:t>2.1. Общая структура экзаменационной работы</w:t>
-            </w:r>
-            <w:r>
-              <w:tab/>
-            </w:r>
-            <w:r>
-              <w:fldChar w:fldCharType="begin"/>
-            </w:r>
-            <w:r>
-              <w:instrText xml:space="preserve"> PAGEREF _Toc100005 \h </w:instrText>
-            </w:r>
-            <w:r>
-              <w:fldChar w:fldCharType="separate"/>
-            </w:r>
-            <w:r>
-              <w:t>3</w:t>
-            </w:r>
-            <w:r>
-              <w:fldChar w:fldCharType="end"/>
-            </w:r>
-          </w:hyperlink>
-        </w:p>
-        <w:p>
-          <w:pPr>
-            <w:pStyle w:val="11"/>
-            <w:ind w:left="360"/>
-            <w:tabs>
-              <w:tab w:val="right" w:leader="dot" w:pos="9026"/>
-            </w:tabs>
-            <w:spacing w:before="120" w:after="60"/>
-          </w:pPr>
-          <w:hyperlink w:anchor="_Toc100006" w:history="1">
-            <w:r>
-              <w:rPr>
-                <w:rStyle w:val="Hyperlink"/>
-              </w:rPr>
-              <w:t>2.2. Письменная часть: форматы заданий</w:t>
-            </w:r>
-            <w:r>
-              <w:tab/>
-            </w:r>
-            <w:r>
-              <w:fldChar w:fldCharType="begin"/>
-            </w:r>
-            <w:r>
-              <w:instrText xml:space="preserve"> PAGEREF _Toc100006 \h </w:instrText>
-            </w:r>
-            <w:r>
-              <w:fldChar w:fldCharType="separate"/>
-            </w:r>
-            <w:r>
-              <w:t>4</w:t>
-            </w:r>
-            <w:r>
-              <w:fldChar w:fldCharType="end"/>
-            </w:r>
-          </w:hyperlink>
-        </w:p>
-        <w:p>
-          <w:pPr>
-            <w:pStyle w:val="11"/>
-            <w:ind w:left="360"/>
-            <w:tabs>
-              <w:tab w:val="right" w:leader="dot" w:pos="9026"/>
-            </w:tabs>
-            <w:spacing w:before="120" w:after="60"/>
-          </w:pPr>
-          <w:hyperlink w:anchor="_Toc100007" w:history="1">
-            <w:r>
-              <w:rPr>
-                <w:rStyle w:val="Hyperlink"/>
-              </w:rPr>
-              <w:t>2.3. Критерии оценивания заданий с кратким ответом</w:t>
-            </w:r>
-            <w:r>
-              <w:tab/>
-            </w:r>
-            <w:r>
-              <w:fldChar w:fldCharType="begin"/>
-            </w:r>
-            <w:r>
-              <w:instrText xml:space="preserve"> PAGEREF _Toc100007 \h </w:instrText>
-            </w:r>
-            <w:r>
-              <w:fldChar w:fldCharType="separate"/>
-            </w:r>
-            <w:r>
-              <w:t>4</w:t>
-            </w:r>
-            <w:r>
-              <w:fldChar w:fldCharType="end"/>
-            </w:r>
-          </w:hyperlink>
-        </w:p>
-        <w:p>
-          <w:pPr>
-            <w:pStyle w:val="11"/>
-            <w:ind w:left="360"/>
-            <w:tabs>
-              <w:tab w:val="right" w:leader="dot" w:pos="9026"/>
-            </w:tabs>
-            <w:spacing w:before="120" w:after="60"/>
-          </w:pPr>
-          <w:hyperlink w:anchor="_Toc100008" w:history="1">
-            <w:r>
-              <w:rPr>
-                <w:rStyle w:val="Hyperlink"/>
-              </w:rPr>
-              <w:t>2.4. Письмо (задание 35) и его критерии</w:t>
-            </w:r>
-            <w:r>
-              <w:tab/>
-            </w:r>
-            <w:r>
-              <w:fldChar w:fldCharType="begin"/>
-            </w:r>
-            <w:r>
-              <w:instrText xml:space="preserve"> PAGEREF _Toc100008 \h </w:instrText>
-            </w:r>
-            <w:r>
-              <w:fldChar w:fldCharType="separate"/>
-            </w:r>
-            <w:r>
-              <w:t>5</w:t>
-            </w:r>
-            <w:r>
-              <w:fldChar w:fldCharType="end"/>
-            </w:r>
-          </w:hyperlink>
-        </w:p>
-        <w:p>
-          <w:pPr>
-            <w:pStyle w:val="11"/>
-            <w:ind w:left="360"/>
-            <w:tabs>
-              <w:tab w:val="right" w:leader="dot" w:pos="9026"/>
-            </w:tabs>
-            <w:spacing w:before="120" w:after="60"/>
-          </w:pPr>
-          <w:hyperlink w:anchor="_Toc100009" w:history="1">
-            <w:r>
-              <w:rPr>
-                <w:rStyle w:val="Hyperlink"/>
-              </w:rPr>
-              <w:t>2.5. Устная часть: задания и критерии</w:t>
-            </w:r>
-            <w:r>
-              <w:tab/>
-            </w:r>
-            <w:r>
-              <w:fldChar w:fldCharType="begin"/>
-            </w:r>
-            <w:r>
-              <w:instrText xml:space="preserve"> PAGEREF _Toc100009 \h </w:instrText>
-            </w:r>
-            <w:r>
-              <w:fldChar w:fldCharType="separate"/>
-            </w:r>
-            <w:r>
-              <w:t>5</w:t>
-            </w:r>
-            <w:r>
-              <w:fldChar w:fldCharType="end"/>
-            </w:r>
-          </w:hyperlink>
-        </w:p>
-        <w:p>
-          <w:pPr>
-            <w:pStyle w:val="11"/>
-            <w:ind w:left="360"/>
-            <w:tabs>
-              <w:tab w:val="right" w:leader="dot" w:pos="9026"/>
-            </w:tabs>
-            <w:spacing w:before="120" w:after="60"/>
-          </w:pPr>
-          <w:hyperlink w:anchor="_Toc100010" w:history="1">
-            <w:r>
-              <w:rPr>
-                <w:rStyle w:val="Hyperlink"/>
-              </w:rPr>
-              <w:t>2.6. Шкала перевода баллов и целевые ориентиры</w:t>
-            </w:r>
-            <w:r>
-              <w:tab/>
-            </w:r>
-            <w:r>
-              <w:fldChar w:fldCharType="begin"/>
-            </w:r>
-            <w:r>
-              <w:instrText xml:space="preserve"> PAGEREF _Toc100010 \h </w:instrText>
-            </w:r>
-            <w:r>
-              <w:fldChar w:fldCharType="separate"/>
-            </w:r>
-            <w:r>
-              <w:t>6</w:t>
-            </w:r>
-            <w:r>
-              <w:fldChar w:fldCharType="end"/>
-            </w:r>
-          </w:hyperlink>
-        </w:p>
-        <w:p>
-          <w:pPr>
-            <w:pStyle w:val="9"/>
-            <w:tabs>
-              <w:tab w:val="right" w:leader="dot" w:pos="9026"/>
-            </w:tabs>
-            <w:spacing w:before="120" w:after="60"/>
-          </w:pPr>
-          <w:hyperlink w:anchor="_Toc100011" w:history="1">
-            <w:r>
-              <w:rPr>
-                <w:rStyle w:val="Hyperlink"/>
-              </w:rPr>
-              <w:t>3. Грамматическая карта A2 → B1</w:t>
-            </w:r>
-            <w:r>
-              <w:tab/>
-            </w:r>
-            <w:r>
-              <w:fldChar w:fldCharType="begin"/>
-            </w:r>
-            <w:r>
-              <w:instrText xml:space="preserve"> PAGEREF _Toc100011 \h </w:instrText>
-            </w:r>
-            <w:r>
-              <w:fldChar w:fldCharType="separate"/>
-            </w:r>
-            <w:r>
-              <w:t>6</w:t>
-            </w:r>
-            <w:r>
-              <w:fldChar w:fldCharType="end"/>
-            </w:r>
-          </w:hyperlink>
-        </w:p>
-        <w:p>
-          <w:pPr>
-            <w:pStyle w:val="9"/>
-            <w:tabs>
-              <w:tab w:val="right" w:leader="dot" w:pos="9026"/>
-            </w:tabs>
-            <w:spacing w:before="120" w:after="60"/>
-          </w:pPr>
-          <w:hyperlink w:anchor="_Toc100012" w:history="1">
-            <w:r>
-              <w:rPr>
-                <w:rStyle w:val="Hyperlink"/>
-              </w:rPr>
-              <w:t>4. Словарная работа: тематические блоки года</w:t>
-            </w:r>
-            <w:r>
-              <w:tab/>
-            </w:r>
-            <w:r>
-              <w:fldChar w:fldCharType="begin"/>
-            </w:r>
-            <w:r>
-              <w:instrText xml:space="preserve"> PAGEREF _Toc100012 \h </w:instrText>
-            </w:r>
-            <w:r>
-              <w:fldChar w:fldCharType="separate"/>
-            </w:r>
-            <w:r>
-              <w:t>7</w:t>
-            </w:r>
-            <w:r>
-              <w:fldChar w:fldCharType="end"/>
-            </w:r>
-          </w:hyperlink>
-        </w:p>
-        <w:p>
-          <w:pPr>
-            <w:pStyle w:val="9"/>
-            <w:tabs>
-              <w:tab w:val="right" w:leader="dot" w:pos="9026"/>
-            </w:tabs>
-            <w:spacing w:before="120" w:after="60"/>
-          </w:pPr>
-          <w:hyperlink w:anchor="_Toc100013" w:history="1">
-            <w:r>
-              <w:rPr>
-                <w:rStyle w:val="Hyperlink"/>
-              </w:rPr>
-              <w:t>5. Календарный план занятий: сентябрь — май</w:t>
-            </w:r>
-            <w:r>
-              <w:tab/>
-            </w:r>
-            <w:r>
-              <w:fldChar w:fldCharType="begin"/>
-            </w:r>
-            <w:r>
-              <w:instrText xml:space="preserve"> PAGEREF _Toc100013 \h </w:instrText>
-            </w:r>
-            <w:r>
-              <w:fldChar w:fldCharType="separate"/>
-            </w:r>
-            <w:r>
-              <w:t>8</w:t>
-            </w:r>
-            <w:r>
-              <w:fldChar w:fldCharType="end"/>
-            </w:r>
-          </w:hyperlink>
-        </w:p>
-        <w:p>
-          <w:pPr>
-            <w:pStyle w:val="11"/>
-            <w:ind w:left="360"/>
-            <w:tabs>
-              <w:tab w:val="right" w:leader="dot" w:pos="9026"/>
-            </w:tabs>
-            <w:spacing w:before="120" w:after="60"/>
-          </w:pPr>
-          <w:hyperlink w:anchor="_Toc100014" w:history="1">
-            <w:r>
-              <w:rPr>
-                <w:rStyle w:val="Hyperlink"/>
-              </w:rPr>
-              <w:t>Сентябрь. Модуль 1. Диагностика и фундамент A2</w:t>
-            </w:r>
-            <w:r>
-              <w:tab/>
-            </w:r>
-            <w:r>
-              <w:fldChar w:fldCharType="begin"/>
-            </w:r>
-            <w:r>
-              <w:instrText xml:space="preserve"> PAGEREF _Toc100014 \h </w:instrText>
-            </w:r>
-            <w:r>
-              <w:fldChar w:fldCharType="separate"/>
-            </w:r>
-            <w:r>
-              <w:t>8</w:t>
-            </w:r>
-            <w:r>
-              <w:fldChar w:fldCharType="end"/>
-            </w:r>
-          </w:hyperlink>
-        </w:p>
-        <w:p>
-          <w:pPr>
-            <w:pStyle w:val="11"/>
-            <w:ind w:left="360"/>
-            <w:tabs>
-              <w:tab w:val="right" w:leader="dot" w:pos="9026"/>
-            </w:tabs>
-            <w:spacing w:before="120" w:after="60"/>
-          </w:pPr>
-          <w:hyperlink w:anchor="_Toc100015" w:history="1">
-            <w:r>
-              <w:rPr>
-                <w:rStyle w:val="Hyperlink"/>
-              </w:rPr>
-              <w:t>Октябрь. Модуль 2. Прошедшее время и интенсив по аудированию</w:t>
-            </w:r>
-            <w:r>
-              <w:tab/>
-            </w:r>
-            <w:r>
-              <w:fldChar w:fldCharType="begin"/>
-            </w:r>
-            <w:r>
-              <w:instrText xml:space="preserve"> PAGEREF _Toc100015 \h </w:instrText>
-            </w:r>
-            <w:r>
-              <w:fldChar w:fldCharType="separate"/>
-            </w:r>
-            <w:r>
-              <w:t>9</w:t>
-            </w:r>
-            <w:r>
-              <w:fldChar w:fldCharType="end"/>
-            </w:r>
-          </w:hyperlink>
-        </w:p>
-        <w:p>
-          <w:pPr>
-            <w:pStyle w:val="11"/>
-            <w:ind w:left="360"/>
-            <w:tabs>
-              <w:tab w:val="right" w:leader="dot" w:pos="9026"/>
-            </w:tabs>
-            <w:spacing w:before="120" w:after="60"/>
-          </w:pPr>
-          <w:hyperlink w:anchor="_Toc100016" w:history="1">
-            <w:r>
-              <w:rPr>
-                <w:rStyle w:val="Hyperlink"/>
-              </w:rPr>
-              <w:t>Ноябрь. Модуль 3. Будущее, перфект и первое письмо</w:t>
-            </w:r>
-            <w:r>
-              <w:tab/>
-            </w:r>
-            <w:r>
-              <w:fldChar w:fldCharType="begin"/>
-            </w:r>
-            <w:r>
-              <w:instrText xml:space="preserve"> PAGEREF _Toc100016 \h </w:instrText>
-            </w:r>
-            <w:r>
-              <w:fldChar w:fldCharType="separate"/>
-            </w:r>
-            <w:r>
-              <w:t>10</w:t>
-            </w:r>
-            <w:r>
-              <w:fldChar w:fldCharType="end"/>
-            </w:r>
-          </w:hyperlink>
-        </w:p>
-        <w:p>
-          <w:pPr>
-            <w:pStyle w:val="11"/>
-            <w:ind w:left="360"/>
-            <w:tabs>
-              <w:tab w:val="right" w:leader="dot" w:pos="9026"/>
-            </w:tabs>
-            <w:spacing w:before="120" w:after="60"/>
-          </w:pPr>
-          <w:hyperlink w:anchor="_Toc100017" w:history="1">
-            <w:r>
-              <w:rPr>
-                <w:rStyle w:val="Hyperlink"/>
-              </w:rPr>
-              <w:t>Декабрь. Модуль 4. Полугодовой рубеж: пробник №1</w:t>
-            </w:r>
-            <w:r>
-              <w:tab/>
-            </w:r>
-            <w:r>
-              <w:fldChar w:fldCharType="begin"/>
-            </w:r>
-            <w:r>
-              <w:instrText xml:space="preserve"> PAGEREF _Toc100017 \h </w:instrText>
-            </w:r>
-            <w:r>
-              <w:fldChar w:fldCharType="separate"/>
-            </w:r>
-            <w:r>
-              <w:t>10</w:t>
-            </w:r>
-            <w:r>
-              <w:fldChar w:fldCharType="end"/>
-            </w:r>
-          </w:hyperlink>
-        </w:p>
-        <w:p>
-          <w:pPr>
-            <w:pStyle w:val="11"/>
-            <w:ind w:left="360"/>
-            <w:tabs>
-              <w:tab w:val="right" w:leader="dot" w:pos="9026"/>
-            </w:tabs>
-            <w:spacing w:before="120" w:after="60"/>
-          </w:pPr>
-          <w:hyperlink w:anchor="_Toc100018" w:history="1">
-            <w:r>
-              <w:rPr>
-                <w:rStyle w:val="Hyperlink"/>
-              </w:rPr>
-              <w:t>Январь. Модуль 5. Модальные глаголы и разговорная часть</w:t>
-            </w:r>
-            <w:r>
-              <w:tab/>
-            </w:r>
-            <w:r>
-              <w:fldChar w:fldCharType="begin"/>
-            </w:r>
-            <w:r>
-              <w:instrText xml:space="preserve"> PAGEREF _Toc100018 \h </w:instrText>
-            </w:r>
-            <w:r>
-              <w:fldChar w:fldCharType="separate"/>
-            </w:r>
-            <w:r>
-              <w:t>11</w:t>
-            </w:r>
-            <w:r>
-              <w:fldChar w:fldCharType="end"/>
-            </w:r>
-          </w:hyperlink>
-        </w:p>
-        <w:p>
-          <w:pPr>
-            <w:pStyle w:val="11"/>
-            <w:ind w:left="360"/>
-            <w:tabs>
-              <w:tab w:val="right" w:leader="dot" w:pos="9026"/>
-            </w:tabs>
-            <w:spacing w:before="120" w:after="60"/>
-          </w:pPr>
-          <w:hyperlink w:anchor="_Toc100019" w:history="1">
-            <w:r>
-              <w:rPr>
-                <w:rStyle w:val="Hyperlink"/>
-              </w:rPr>
-              <w:t>Февраль. Модуль 6. Косвенная речь и сложные структуры</w:t>
-            </w:r>
-            <w:r>
-              <w:tab/>
-            </w:r>
-            <w:r>
-              <w:fldChar w:fldCharType="begin"/>
-            </w:r>
-            <w:r>
-              <w:instrText xml:space="preserve"> PAGEREF _Toc100019 \h </w:instrText>
-            </w:r>
-            <w:r>
-              <w:fldChar w:fldCharType="separate"/>
-            </w:r>
-            <w:r>
-              <w:t>12</w:t>
-            </w:r>
-            <w:r>
-              <w:fldChar w:fldCharType="end"/>
-            </w:r>
-          </w:hyperlink>
-        </w:p>
-        <w:p>
-          <w:pPr>
-            <w:pStyle w:val="11"/>
-            <w:ind w:left="360"/>
-            <w:tabs>
-              <w:tab w:val="right" w:leader="dot" w:pos="9026"/>
-            </w:tabs>
-            <w:spacing w:before="120" w:after="60"/>
-          </w:pPr>
-          <w:hyperlink w:anchor="_Toc100020" w:history="1">
-            <w:r>
-              <w:rPr>
-                <w:rStyle w:val="Hyperlink"/>
-              </w:rPr>
-              <w:t>Март. Модуль 7. Пробник №2 и системное повторение</w:t>
-            </w:r>
-            <w:r>
-              <w:tab/>
-            </w:r>
-            <w:r>
-              <w:fldChar w:fldCharType="begin"/>
-            </w:r>
-            <w:r>
-              <w:instrText xml:space="preserve"> PAGEREF _Toc100020 \h </w:instrText>
-            </w:r>
-            <w:r>
-              <w:fldChar w:fldCharType="separate"/>
-            </w:r>
-            <w:r>
-              <w:t>13</w:t>
-            </w:r>
-            <w:r>
-              <w:fldChar w:fldCharType="end"/>
-            </w:r>
-          </w:hyperlink>
-        </w:p>
-        <w:p>
-          <w:pPr>
-            <w:pStyle w:val="11"/>
-            <w:ind w:left="360"/>
-            <w:tabs>
-              <w:tab w:val="right" w:leader="dot" w:pos="9026"/>
-            </w:tabs>
-            <w:spacing w:before="120" w:after="60"/>
-          </w:pPr>
-          <w:hyperlink w:anchor="_Toc100021" w:history="1">
-            <w:r>
-              <w:rPr>
-                <w:rStyle w:val="Hyperlink"/>
-              </w:rPr>
-              <w:t>Апрель. Модуль 8. Пробник №3 и точечная коррекция</w:t>
-            </w:r>
-            <w:r>
-              <w:tab/>
-            </w:r>
-            <w:r>
-              <w:fldChar w:fldCharType="begin"/>
-            </w:r>
-            <w:r>
-              <w:instrText xml:space="preserve"> PAGEREF _Toc100021 \h </w:instrText>
-            </w:r>
-            <w:r>
-              <w:fldChar w:fldCharType="separate"/>
-            </w:r>
-            <w:r>
-              <w:t>13</w:t>
-            </w:r>
-            <w:r>
-              <w:fldChar w:fldCharType="end"/>
-            </w:r>
-          </w:hyperlink>
-        </w:p>
-        <w:p>
-          <w:pPr>
-            <w:pStyle w:val="11"/>
-            <w:ind w:left="360"/>
-            <w:tabs>
-              <w:tab w:val="right" w:leader="dot" w:pos="9026"/>
-            </w:tabs>
-            <w:spacing w:before="120" w:after="60"/>
-          </w:pPr>
-          <w:hyperlink w:anchor="_Toc100022" w:history="1">
-            <w:r>
-              <w:rPr>
-                <w:rStyle w:val="Hyperlink"/>
-              </w:rPr>
-              <w:t>Май. Модуль 9. Финишная прямая и репетиция экзамена</w:t>
-            </w:r>
-            <w:r>
-              <w:tab/>
-            </w:r>
-            <w:r>
-              <w:fldChar w:fldCharType="begin"/>
-            </w:r>
-            <w:r>
-              <w:instrText xml:space="preserve"> PAGEREF _Toc100022 \h </w:instrText>
-            </w:r>
-            <w:r>
-              <w:fldChar w:fldCharType="separate"/>
-            </w:r>
-            <w:r>
-              <w:t>14</w:t>
-            </w:r>
-            <w:r>
-              <w:fldChar w:fldCharType="end"/>
-            </w:r>
-          </w:hyperlink>
-        </w:p>
-        <w:p>
-          <w:pPr>
-            <w:pStyle w:val="9"/>
-            <w:tabs>
-              <w:tab w:val="right" w:leader="dot" w:pos="9026"/>
-            </w:tabs>
-            <w:spacing w:before="120" w:after="60"/>
-          </w:pPr>
-          <w:hyperlink w:anchor="_Toc100023" w:history="1">
-            <w:r>
-              <w:rPr>
-                <w:rStyle w:val="Hyperlink"/>
-              </w:rPr>
-              <w:t>6. Контроль прогресса: контрольные точки и трекер</w:t>
-            </w:r>
-            <w:r>
-              <w:tab/>
-            </w:r>
-            <w:r>
-              <w:fldChar w:fldCharType="begin"/>
-            </w:r>
-            <w:r>
-              <w:instrText xml:space="preserve"> PAGEREF _Toc100023 \h </w:instrText>
-            </w:r>
-            <w:r>
-              <w:fldChar w:fldCharType="separate"/>
-            </w:r>
-            <w:r>
-              <w:t>15</w:t>
-            </w:r>
-            <w:r>
-              <w:fldChar w:fldCharType="end"/>
-            </w:r>
-          </w:hyperlink>
-        </w:p>
-        <w:p>
-          <w:pPr>
-            <w:pStyle w:val="11"/>
-            <w:ind w:left="360"/>
-            <w:tabs>
-              <w:tab w:val="right" w:leader="dot" w:pos="9026"/>
-            </w:tabs>
-            <w:spacing w:before="120" w:after="60"/>
-          </w:pPr>
-          <w:hyperlink w:anchor="_Toc100024" w:history="1">
-            <w:r>
-              <w:rPr>
-                <w:rStyle w:val="Hyperlink"/>
-              </w:rPr>
-              <w:t>6.1. График контрольных точек</w:t>
-            </w:r>
-            <w:r>
-              <w:tab/>
-            </w:r>
-            <w:r>
-              <w:fldChar w:fldCharType="begin"/>
-            </w:r>
-            <w:r>
-              <w:instrText xml:space="preserve"> PAGEREF _Toc100024 \h </w:instrText>
-            </w:r>
-            <w:r>
-              <w:fldChar w:fldCharType="separate"/>
-            </w:r>
-            <w:r>
-              <w:t>15</w:t>
-            </w:r>
-            <w:r>
-              <w:fldChar w:fldCharType="end"/>
-            </w:r>
-          </w:hyperlink>
-        </w:p>
-        <w:p>
-          <w:pPr>
-            <w:pStyle w:val="11"/>
-            <w:ind w:left="360"/>
-            <w:tabs>
-              <w:tab w:val="right" w:leader="dot" w:pos="9026"/>
-            </w:tabs>
-            <w:spacing w:before="120" w:after="60"/>
-          </w:pPr>
-          <w:hyperlink w:anchor="_Toc100025" w:history="1">
-            <w:r>
-              <w:rPr>
-                <w:rStyle w:val="Hyperlink"/>
-              </w:rPr>
-              <w:t>6.2. Регламент полного пробника</w:t>
-            </w:r>
-            <w:r>
-              <w:tab/>
-            </w:r>
-            <w:r>
-              <w:fldChar w:fldCharType="begin"/>
-            </w:r>
-            <w:r>
-              <w:instrText xml:space="preserve"> PAGEREF _Toc100025 \h </w:instrText>
-            </w:r>
-            <w:r>
-              <w:fldChar w:fldCharType="separate"/>
-            </w:r>
-            <w:r>
-              <w:t>16</w:t>
-            </w:r>
-            <w:r>
-              <w:fldChar w:fldCharType="end"/>
-            </w:r>
-          </w:hyperlink>
-        </w:p>
-        <w:p>
-          <w:pPr>
-            <w:pStyle w:val="11"/>
-            <w:ind w:left="360"/>
-            <w:tabs>
-              <w:tab w:val="right" w:leader="dot" w:pos="9026"/>
-            </w:tabs>
-            <w:spacing w:before="120" w:after="60"/>
-          </w:pPr>
-          <w:hyperlink w:anchor="_Toc100026" w:history="1">
-            <w:r>
-              <w:rPr>
-                <w:rStyle w:val="Hyperlink"/>
-              </w:rPr>
-              <w:t>6.3. Трекер прогресса</w:t>
-            </w:r>
-            <w:r>
-              <w:tab/>
-            </w:r>
-            <w:r>
-              <w:fldChar w:fldCharType="begin"/>
-            </w:r>
-            <w:r>
-              <w:instrText xml:space="preserve"> PAGEREF _Toc100026 \h </w:instrText>
-            </w:r>
-            <w:r>
-              <w:fldChar w:fldCharType="separate"/>
-            </w:r>
-            <w:r>
-              <w:t>16</w:t>
-            </w:r>
-            <w:r>
-              <w:fldChar w:fldCharType="end"/>
-            </w:r>
-          </w:hyperlink>
-        </w:p>
-        <w:p>
-          <w:pPr>
-            <w:pStyle w:val="9"/>
-            <w:tabs>
-              <w:tab w:val="right" w:leader="dot" w:pos="9026"/>
-            </w:tabs>
-            <w:spacing w:before="120" w:after="60"/>
-          </w:pPr>
-          <w:hyperlink w:anchor="_Toc100027" w:history="1">
-            <w:r>
-              <w:rPr>
-                <w:rStyle w:val="Hyperlink"/>
-              </w:rPr>
-              <w:t>7. Ресурсы подготовки: онлайн-платформы и печатные пособия</w:t>
-            </w:r>
-            <w:r>
-              <w:tab/>
-            </w:r>
-            <w:r>
-              <w:fldChar w:fldCharType="begin"/>
-            </w:r>
-            <w:r>
-              <w:instrText xml:space="preserve"> PAGEREF _Toc100027 \h </w:instrText>
-            </w:r>
-            <w:r>
-              <w:fldChar w:fldCharType="separate"/>
-            </w:r>
-            <w:r>
-              <w:t>16</w:t>
-            </w:r>
-            <w:r>
-              <w:fldChar w:fldCharType="end"/>
-            </w:r>
-          </w:hyperlink>
         </w:p>
         <w:p>
           <w:r>
@@ -1287,7 +283,6 @@
         <w:pStyle w:val="Heading1"/>
         <w:spacing w:after="160" w:before="360" w:line="312"/>
       </w:pPr>
-      <w:bookmarkStart w:id="100000" w:name="_Toc100000"/>
       <w:r>
         <w:rPr>
           <w:rFonts w:ascii="Arial" w:cs="Arial" w:eastAsia="Arial" w:hAnsi="Arial"/>
@@ -1299,7 +294,6 @@
         </w:rPr>
         <w:t xml:space="preserve">1. Как устроен этот план</w:t>
       </w:r>
-      <w:bookmarkEnd w:id="100000"/>
     </w:p>
     <w:p>
       <w:pPr>
@@ -1323,7 +317,6 @@
         <w:pStyle w:val="Heading2"/>
         <w:spacing w:after="120" w:before="260" w:line="312"/>
       </w:pPr>
-      <w:bookmarkStart w:id="100001" w:name="_Toc100001"/>
       <w:r>
         <w:rPr>
           <w:rFonts w:ascii="Arial" w:cs="Arial" w:eastAsia="Arial" w:hAnsi="Arial"/>
@@ -1335,7 +328,6 @@
         </w:rPr>
         <w:t xml:space="preserve">1.1. Назначение документа и исходные условия</w:t>
       </w:r>
-      <w:bookmarkEnd w:id="100001"/>
     </w:p>
     <w:p>
       <w:pPr>
@@ -1427,7 +419,6 @@
         <w:pStyle w:val="Heading2"/>
         <w:spacing w:after="120" w:before="260" w:line="312"/>
       </w:pPr>
-      <w:bookmarkStart w:id="100002" w:name="_Toc100002"/>
       <w:r>
         <w:rPr>
           <w:rFonts w:ascii="Arial" w:cs="Arial" w:eastAsia="Arial" w:hAnsi="Arial"/>
@@ -1439,7 +430,6 @@
         </w:rPr>
         <w:t xml:space="preserve">1.2. Принципы комплексной подготовки</w:t>
       </w:r>
-      <w:bookmarkEnd w:id="100002"/>
     </w:p>
     <w:p>
       <w:pPr>
@@ -1497,7 +487,6 @@
         <w:pStyle w:val="Heading2"/>
         <w:spacing w:after="120" w:before="260" w:line="312"/>
       </w:pPr>
-      <w:bookmarkStart w:id="100003" w:name="_Toc100003"/>
       <w:r>
         <w:rPr>
           <w:rFonts w:ascii="Arial" w:cs="Arial" w:eastAsia="Arial" w:hAnsi="Arial"/>
@@ -1509,7 +498,6 @@
         </w:rPr>
         <w:t xml:space="preserve">1.3. Структура занятия и методический цикл месяца</w:t>
       </w:r>
-      <w:bookmarkEnd w:id="100003"/>
     </w:p>
     <w:p>
       <w:pPr>
@@ -1525,7 +513,7 @@
           <w:sz w:val="22"/>
           <w:szCs w:val="22"/>
         </w:rPr>
-        <w:t xml:space="preserve">Каждое 50-минутное занятие в календаре собрано по одной из трёх типовых схем. Грамматическое занятие выглядит так: словарный диктант (5 минут) → презентация или повторение правила (10–12 минут) → управляемая практика в экзаменационном формате (12–15 минут) → коммуникативное применение или экзаменационный блок другого раздела (15 минут) → итоги и выдача домашнего задания (3–5 минут). Занятие по рецептивным навыкам (аудирование, чтение) начинается с разминки и снятия лексических трудностей, затем идёт работа с текстом в формате экзамена и обязательный разбор ошибок. Продуктивные занятия (письмо, говорение) строятся вокруг полного цикла «образец → написание/высказывание → самооценка или взаимооценка по критериям → разбор».</w:t>
+        <w:t xml:space="preserve">Каждое 50-минутное занятие в календаре собрано по одной из трёх типовых схем. Крупная грамматическая тема занимает ЦЕЛЫЙ урок: словарный диктант (5 минут) → форма и смысл с нуля: три типа предложений, маркеры, типичные ошибки (20 минут) → автоматизация в экзаменационном формате 20–28 (20 минут) → итоги и выдача ДЗ (5 минут). Подход исходит из честной посылки: ученик стартует с A2, и ни перфект, ни пассив, ни косвенная речь не осваиваются «за 15 минут по презентации» — каждой крупной теме нужен полный урок и минимум два возврата: тематический практикум, затем интеграция в смешанные тренажёры и пробники. Занятие по рецептивным навыкам (аудирование, чтение) начинается со словарного диктанта и снятия лексических трудностей, затем идёт работа с текстом формата экзамена и обязательный разбор; каждый текст 13–19 приносит 20–30 новых слов, которые тут же переносятся в колоду. Продуктивные занятия (письмо, говорение) строятся вокруг полного цикла «образец → написание/высказывание → самооценка или взаимооценка по критериям → разбор».</w:t>
       </w:r>
     </w:p>
     <w:p>
@@ -1584,7 +572,6 @@
         <w:pStyle w:val="Heading1"/>
         <w:spacing w:after="160" w:before="360" w:line="312"/>
       </w:pPr>
-      <w:bookmarkStart w:id="100004" w:name="_Toc100004"/>
       <w:r>
         <w:rPr>
           <w:rFonts w:ascii="Arial" w:cs="Arial" w:eastAsia="Arial" w:hAnsi="Arial"/>
@@ -1596,7 +583,6 @@
         </w:rPr>
         <w:t xml:space="preserve">2. Экзамен: структура, задания и система оценивания</w:t>
       </w:r>
-      <w:bookmarkEnd w:id="100004"/>
     </w:p>
     <w:p>
       <w:pPr>
@@ -1620,7 +606,6 @@
         <w:pStyle w:val="Heading2"/>
         <w:spacing w:after="120" w:before="260" w:line="312"/>
       </w:pPr>
-      <w:bookmarkStart w:id="100005" w:name="_Toc100005"/>
       <w:r>
         <w:rPr>
           <w:rFonts w:ascii="Arial" w:cs="Arial" w:eastAsia="Arial" w:hAnsi="Arial"/>
@@ -1632,7 +617,6 @@
         </w:rPr>
         <w:t xml:space="preserve">2.1. Общая структура экзаменационной работы</w:t>
       </w:r>
-      <w:bookmarkEnd w:id="100005"/>
     </w:p>
     <w:p>
       <w:pPr>
@@ -2768,7 +1752,6 @@
         <w:pStyle w:val="Heading2"/>
         <w:spacing w:after="120" w:before="260" w:line="312"/>
       </w:pPr>
-      <w:bookmarkStart w:id="100006" w:name="_Toc100006"/>
       <w:r>
         <w:rPr>
           <w:rFonts w:ascii="Arial" w:cs="Arial" w:eastAsia="Arial" w:hAnsi="Arial"/>
@@ -2780,7 +1763,6 @@
         </w:rPr>
         <w:t xml:space="preserve">2.2. Письменная часть: форматы заданий</w:t>
       </w:r>
-      <w:bookmarkEnd w:id="100006"/>
     </w:p>
     <w:p>
       <w:pPr>
@@ -4000,7 +2982,6 @@
         <w:pStyle w:val="Heading2"/>
         <w:spacing w:after="120" w:before="260" w:line="312"/>
       </w:pPr>
-      <w:bookmarkStart w:id="100007" w:name="_Toc100007"/>
       <w:r>
         <w:rPr>
           <w:rFonts w:ascii="Arial" w:cs="Arial" w:eastAsia="Arial" w:hAnsi="Arial"/>
@@ -4012,7 +2993,6 @@
         </w:rPr>
         <w:t xml:space="preserve">2.3. Критерии оценивания заданий с кратким ответом</w:t>
       </w:r>
-      <w:bookmarkEnd w:id="100007"/>
     </w:p>
     <w:p>
       <w:pPr>
@@ -5014,7 +3994,6 @@
         <w:pStyle w:val="Heading2"/>
         <w:spacing w:after="120" w:before="260" w:line="312"/>
       </w:pPr>
-      <w:bookmarkStart w:id="100008" w:name="_Toc100008"/>
       <w:r>
         <w:rPr>
           <w:rFonts w:ascii="Arial" w:cs="Arial" w:eastAsia="Arial" w:hAnsi="Arial"/>
@@ -5026,7 +4005,6 @@
         </w:rPr>
         <w:t xml:space="preserve">2.4. Письмо (задание 35) и его критерии</w:t>
       </w:r>
-      <w:bookmarkEnd w:id="100008"/>
     </w:p>
     <w:p>
       <w:pPr>
@@ -5585,7 +4563,6 @@
         <w:pStyle w:val="Heading2"/>
         <w:spacing w:after="120" w:before="260" w:line="312"/>
       </w:pPr>
-      <w:bookmarkStart w:id="100009" w:name="_Toc100009"/>
       <w:r>
         <w:rPr>
           <w:rFonts w:ascii="Arial" w:cs="Arial" w:eastAsia="Arial" w:hAnsi="Arial"/>
@@ -5597,7 +4574,6 @@
         </w:rPr>
         <w:t xml:space="preserve">2.5. Устная часть: задания и критерии</w:t>
       </w:r>
-      <w:bookmarkEnd w:id="100009"/>
     </w:p>
     <w:p>
       <w:pPr>
@@ -6064,7 +5040,6 @@
         <w:pStyle w:val="Heading2"/>
         <w:spacing w:after="120" w:before="260" w:line="312"/>
       </w:pPr>
-      <w:bookmarkStart w:id="100010" w:name="_Toc100010"/>
       <w:r>
         <w:rPr>
           <w:rFonts w:ascii="Arial" w:cs="Arial" w:eastAsia="Arial" w:hAnsi="Arial"/>
@@ -6076,7 +5051,6 @@
         </w:rPr>
         <w:t xml:space="preserve">2.6. Шкала перевода баллов и целевые ориентиры</w:t>
       </w:r>
-      <w:bookmarkEnd w:id="100010"/>
     </w:p>
     <w:p>
       <w:pPr>
@@ -6618,7 +5592,6 @@
         <w:pStyle w:val="Heading1"/>
         <w:spacing w:after="160" w:before="360" w:line="312"/>
       </w:pPr>
-      <w:bookmarkStart w:id="100011" w:name="_Toc100011"/>
       <w:r>
         <w:rPr>
           <w:rFonts w:ascii="Arial" w:cs="Arial" w:eastAsia="Arial" w:hAnsi="Arial"/>
@@ -6630,7 +5603,6 @@
         </w:rPr>
         <w:t xml:space="preserve">3. Грамматическая карта A2 → B1</w:t>
       </w:r>
-      <w:bookmarkEnd w:id="100011"/>
     </w:p>
     <w:p>
       <w:pPr>
@@ -6646,7 +5618,7 @@
           <w:sz w:val="22"/>
           <w:szCs w:val="22"/>
         </w:rPr>
-        <w:t xml:space="preserve">Карта распределения грамматики по месяцам построена по спирали: ядро уровня A2 закрепляется в сентябре–октябре, в ноябре–декабре подключаются перфект, будущее время и пассив, а в январе–феврале появляются маркеры уровня B1 — модальные эквиваленты, условные предложения второго типа и косвенная речь. Март отведён под системное повторение всех времён, апрель — под точечную коррекцию по личному профилю ошибок, май — под финальный марафон в экзаменационном темпе. Каждая тема после первого введения возвращается в смешанных тренажёрах через две-три недели и затем вплетается в пробники, поэтому материал не забывается после контрольной проверки.</w:t>
+        <w:t xml:space="preserve">Карта построена из честной посылки: ученик с уровнем A2 осваивает темы кодификатора заново, а не «повторяет» — поэтому каждая крупная тема получает полный 50-минутный урок (осень — фундамент: Simple, Continuous, степени сравнения; зима — выход на B1: перфект, пассив, модальность, условные, косвенная речь; март — «большая грамматика»: герундий, относительные придаточные, Complex Object; апрель достраивает список — Present Perfect Continuous и Future-in-the-Past; май — разговорные конструкции B1 и марафон). После введения каждая тема возвращается минимум дважды: в тематическом практикуме, затем в смешанных тренажёрах формата 20–28 и вплетается в пробники до конца года (принцип «спирали» сохранён). Если тема после двух проходов остаётся проблемной, она переносится в индивидуальную коррекцию апреля и финальный марафон мая.</w:t>
       </w:r>
     </w:p>
     <w:p>
@@ -6680,7 +5652,7 @@
           <w:sz w:val="22"/>
           <w:szCs w:val="22"/>
         </w:rPr>
-        <w:t xml:space="preserve">Как использовать карту в работе. В начале месяца репетитор выделяет из строки темы предстоящих занятий и проверяет стартовый уровень ученика по каждой из них; в конце месяца эта же строка становится чек-листом итоговой проверки. Если тема остаётся проблемной, она переносится в план апреля — единственного месяца без нового материала, полностью посвящённого коррекции по личному профилю ошибок.</w:t>
+        <w:t xml:space="preserve">Как использовать карту в работе. В начале месяца репетитор выделяет из строки темы предстоящих занятий и проверяет стартовый уровень ученика по каждой из них — ожидать, что A2 «уже знает» Simple или Past, нельзя: проверка покажет пробелы даже в базовых формах. В конце месяца эта же строка становится чек-листом итоговой проверки. Дополнительный полный урок по теме допустимо и нужно брать за счёт лексического занятия-повторения: лучше освоить меньше тем, но прочно.</w:t>
       </w:r>
     </w:p>
     <w:p>
@@ -6780,7 +5752,7 @@
                 <w:sz w:val="18"/>
                 <w:szCs w:val="18"/>
               </w:rPr>
-              <w:t xml:space="preserve">Основные грамматические темы</w:t>
+              <w:t xml:space="preserve">Грамматические темы (каждая крупная тема — полный урок 50 минут, освоение с нуля)</w:t>
             </w:r>
           </w:p>
         </w:tc>
@@ -6873,7 +5845,7 @@
                 <w:sz w:val="18"/>
                 <w:szCs w:val="18"/>
               </w:rPr>
-              <w:t xml:space="preserve">Present Simple/Continuous; Past Simple; степени сравнения; артикли; there is/there are</w:t>
+              <w:t xml:space="preserve">Present Simple — с нуля (формы, 3 типа предложений, do/does); Present Continuous и критерий выбора формы; глаголы состояния</w:t>
             </w:r>
           </w:p>
         </w:tc>
@@ -6902,7 +5874,7 @@
                 <w:sz w:val="18"/>
                 <w:szCs w:val="18"/>
               </w:rPr>
-              <w:t xml:space="preserve">Ядро A2 для заданий 20–28</w:t>
+              <w:t xml:space="preserve">Ядро заданий 20–28; без Present Simple не работают остальные темы</w:t>
             </w:r>
           </w:p>
         </w:tc>
@@ -6965,7 +5937,7 @@
                 <w:sz w:val="18"/>
                 <w:szCs w:val="18"/>
               </w:rPr>
-              <w:t xml:space="preserve">Past Continuous; Past Perfect; предлоги времени и места</w:t>
+              <w:t xml:space="preserve">Past Simple — с нуля (топ-30 неправильных, did); Past Continuous; Past Simple vs Continuous; степени сравнения и as… as</w:t>
             </w:r>
           </w:p>
         </w:tc>
@@ -7057,7 +6029,7 @@
                 <w:sz w:val="18"/>
                 <w:szCs w:val="18"/>
               </w:rPr>
-              <w:t xml:space="preserve">Future Simple; be going to; Present Perfect; условные 0 и 1 типа; словообразование -er/-tion</w:t>
+              <w:t xml:space="preserve">Будущее: will / be going to / Present Continuous; Present Perfect — с нуля; Present Perfect vs Past Simple (отдельный полный урок)</w:t>
             </w:r>
           </w:p>
         </w:tc>
@@ -7086,7 +6058,7 @@
                 <w:sz w:val="18"/>
                 <w:szCs w:val="18"/>
               </w:rPr>
-              <w:t xml:space="preserve">Перфект — главная «ловушка» экзамена</w:t>
+              <w:t xml:space="preserve">Перфект — главный барьер A2→B1 и главная «ловушка» экзамена</w:t>
             </w:r>
           </w:p>
         </w:tc>
@@ -7149,7 +6121,7 @@
                 <w:sz w:val="18"/>
                 <w:szCs w:val="18"/>
               </w:rPr>
-              <w:t xml:space="preserve">Present Perfect vs Past Simple; пассивный залог (Present/Past)</w:t>
+              <w:t xml:space="preserve">Past Perfect — с нуля; пассивный залог: Present/Past Simple Passive + Present Perfect Passive (полный урок + практикум)</w:t>
             </w:r>
           </w:p>
         </w:tc>
@@ -7178,7 +6150,7 @@
                 <w:sz w:val="18"/>
                 <w:szCs w:val="18"/>
               </w:rPr>
-              <w:t xml:space="preserve">Пассив — стабильная позиция заданий 20–28</w:t>
+              <w:t xml:space="preserve">Пассив — стабильные позиции заданий 20–28; Past Perfect — маркер B1</w:t>
             </w:r>
           </w:p>
         </w:tc>
@@ -7241,7 +6213,7 @@
                 <w:sz w:val="18"/>
                 <w:szCs w:val="18"/>
               </w:rPr>
-              <w:t xml:space="preserve">Модальные глаголы и эквиваленты; условные 2 типа; -ment/-ness</w:t>
+              <w:t xml:space="preserve">Модальные: can/could/be able to, must/have to/mustn't/needn't; should/may/might/need и речевые функции (два полных урока)</w:t>
             </w:r>
           </w:p>
         </w:tc>
@@ -7270,7 +6242,7 @@
                 <w:sz w:val="18"/>
                 <w:szCs w:val="18"/>
               </w:rPr>
-              <w:t xml:space="preserve">Условные 2 типа — маркер уровня B1</w:t>
+              <w:t xml:space="preserve">Модальные и их эквиваленты — кодификатор 2.4.34, постоянный блок 20–28</w:t>
             </w:r>
           </w:p>
         </w:tc>
@@ -7333,7 +6305,7 @@
                 <w:sz w:val="18"/>
                 <w:szCs w:val="18"/>
               </w:rPr>
-              <w:t xml:space="preserve">Косвенная речь и согласование времён; герундий/инфинитив; относительные придаточные</w:t>
+              <w:t xml:space="preserve">Условные 0/1/2 типа + I wish (два полных урока); косвенная речь: утверждения, вопросы, приказы, модальные (два полных урока)</w:t>
             </w:r>
           </w:p>
         </w:tc>
@@ -7362,7 +6334,7 @@
                 <w:sz w:val="18"/>
                 <w:szCs w:val="18"/>
               </w:rPr>
-              <w:t xml:space="preserve">Косвенная речь — до 3 позиций в заданиях 20–28</w:t>
+              <w:t xml:space="preserve">Косвенная речь — до 3 позиций 20–28; условные 2 типа — маркер уровня B1</w:t>
             </w:r>
           </w:p>
         </w:tc>
@@ -7425,7 +6397,7 @@
                 <w:sz w:val="18"/>
                 <w:szCs w:val="18"/>
               </w:rPr>
-              <w:t xml:space="preserve">Системное повторение всех времён; инфинитив цели; полная карта аффиксов</w:t>
+              <w:t xml:space="preserve">Герундий и инфинитив; относительные придаточные; Complex Object; used to/be used to; словообразование — полная карта аффиксов</w:t>
             </w:r>
           </w:p>
         </w:tc>
@@ -7454,7 +6426,7 @@
                 <w:sz w:val="18"/>
                 <w:szCs w:val="18"/>
               </w:rPr>
-              <w:t xml:space="preserve">Автоматизация выбора формы на время</w:t>
+              <w:t xml:space="preserve">Герундий/придаточные — база монолога B1; словообразование = задания 29–34 целиком</w:t>
             </w:r>
           </w:p>
         </w:tc>
@@ -7517,7 +6489,7 @@
                 <w:sz w:val="18"/>
                 <w:szCs w:val="18"/>
               </w:rPr>
-              <w:t xml:space="preserve">Точечная коррекция по личному профилю ошибок; фразовые глаголы</w:t>
+              <w:t xml:space="preserve">Present Perfect Continuous и Future-in-the-Past (полный урок); точечная коррекция по личному профилю ошибок пробника №2</w:t>
             </w:r>
           </w:p>
         </w:tc>
@@ -7546,7 +6518,7 @@
                 <w:sz w:val="18"/>
                 <w:szCs w:val="18"/>
               </w:rPr>
-              <w:t xml:space="preserve">Индивидуальные слабые зоны</w:t>
+              <w:t xml:space="preserve">Замыкают список видо-временных форм кодификатора (2.4.30–2.4.32)</w:t>
             </w:r>
           </w:p>
         </w:tc>
@@ -7609,7 +6581,7 @@
                 <w:sz w:val="18"/>
                 <w:szCs w:val="18"/>
               </w:rPr>
-              <w:t xml:space="preserve">Финальный марафон: все времена, словообразование, шаблоны</w:t>
+              <w:t xml:space="preserve">Разговорные конструкции B1: I wish, both… and, either… or, would rather (полный урок); марафон всех времён и словообразования на скорость</w:t>
             </w:r>
           </w:p>
         </w:tc>
@@ -7638,7 +6610,7 @@
                 <w:sz w:val="18"/>
                 <w:szCs w:val="18"/>
               </w:rPr>
-              <w:t xml:space="preserve">Темп и точность в формате экзамена</w:t>
+              <w:t xml:space="preserve">Темп и точность в формате экзамена; страховка лёгких баллов 20–28</w:t>
             </w:r>
           </w:p>
         </w:tc>
@@ -7666,7 +6638,6 @@
         <w:pStyle w:val="Heading1"/>
         <w:spacing w:after="160" w:before="360" w:line="312"/>
       </w:pPr>
-      <w:bookmarkStart w:id="100012" w:name="_Toc100012"/>
       <w:r>
         <w:rPr>
           <w:rFonts w:ascii="Arial" w:cs="Arial" w:eastAsia="Arial" w:hAnsi="Arial"/>
@@ -7678,7 +6649,6 @@
         </w:rPr>
         <w:t xml:space="preserve">4. Словарная работа: тематические блоки года</w:t>
       </w:r>
-      <w:bookmarkEnd w:id="100012"/>
     </w:p>
     <w:p>
       <w:pPr>
@@ -7694,7 +6664,7 @@
           <w:sz w:val="22"/>
           <w:szCs w:val="22"/>
         </w:rPr>
-        <w:t xml:space="preserve">Словарь наращивается тематическими блоками по 10–12 слов в неделю — это примерно 50–55 слов в месяц и около 450–500 слов за учебный год с учётом повторения. Блоки подобраны под типовые сюжеты экзаменационных заданий: «Путешествия и транспорт», «Еда и покупки» или «Здоровье» регулярно появляются в аудировании, текстах для чтения и темах письма, поэтому лексика сразу работает на баллы, а не остаётся абстрактным списком. Контроль ведётся постоянно: словарный диктант открывает каждое занятие, а в конце месяца проводится тест по всем блокам.</w:t>
+        <w:t xml:space="preserve">Словарный план исходит из реального темпа работы с экзаменационным материалом: на каждом занятии ученик осваивает 20–30 новых слов и выражений — из лексических блоков темы, из текстов для чтения 13–19 и аудиотекстов, из самих монологов и писем; из них 10–15 попадают в активную карточную колоду Anki/Quizlet, остальные закрепляются рецептивно. За 68 занятий это порядка 1600–1800 лексических единиц за год, из которых 600–700 — активный запас: такой объём и отличает уверенный B1 от A2. Блоки строго повторяют предметное содержание речи кодификатора (таблица 4): семья и школа осенью, путешествия и город к пробнику №1, здоровье и еда зимой, интернет, спорт и покупки к весне, профессии и страна изучаемого языка в апреле — лексика сразу работает на баллы, а не остаётся абстрактным списком. Контроль ведётся постоянно: словарный диктант открывает каждое занятие, а в конце месяца проводится тест по колоде.</w:t>
       </w:r>
     </w:p>
     <w:p>
@@ -7711,7 +6681,7 @@
           <w:sz w:val="22"/>
           <w:szCs w:val="22"/>
         </w:rPr>
-        <w:t xml:space="preserve">Формат работы над словами фиксирован: новое слово ученик записывает в личный словарик с переводом, устойчивым сочетанием или зависимым предлогом и коротким примером (например, to be afraid of spiders, а не просто afraid). Для повторения используются колоды Anki или Quizlet — по одной на каждый тематический блок: интервальное повторение по алгоритму приложения позволяет держать в активной памяти весь словарь года. Готовые тематические списки слов на весь учебный год — девятнадцать тем с переводами — собраны в прилагаемой к плану шпаргалке по лексике; она же служит источником слов для еженедельных диктантов.</w:t>
+        <w:t xml:space="preserve">Формат работы над словами фиксирован: новое слово ученик записывает в личный словарик с переводом, устойчивым сочетанием или зависимым предлогом и коротким примером (например, to be afraid of spiders, а не просто afraid). Для повторения используются колоды Anki или Quizlet — по одной на каждый тематический блок: интервальное повторение по алгоритму приложения позволяет держать в активной памяти весь словарь года. Готовые тематические списки слов на весь учебный год — двадцать одна тема, около 500 слов и выражений с переводами, по темам кодификатора — собраны в прилагаемой к плану шпаргалке по лексике; она же служит источником слов для еженедельных диктантов.</w:t>
       </w:r>
     </w:p>
     <w:p>
@@ -7811,7 +6781,7 @@
                 <w:sz w:val="18"/>
                 <w:szCs w:val="18"/>
               </w:rPr>
-              <w:t xml:space="preserve">Тематический блок (≈ 10–12 слов в неделю)</w:t>
+              <w:t xml:space="preserve">Тематические блоки по кодификатору (20–30 слов на каждом занятии)</w:t>
             </w:r>
           </w:p>
         </w:tc>
@@ -7904,7 +6874,7 @@
                 <w:sz w:val="18"/>
                 <w:szCs w:val="18"/>
               </w:rPr>
-              <w:t xml:space="preserve">Знакомство, семья и друзья; школьная жизнь и распорядок дня</w:t>
+              <w:t xml:space="preserve">Семья, друзья, внешность и характер (А, Б); школьная жизнь (Е) — ≈ 180–220 слов</w:t>
             </w:r>
           </w:p>
         </w:tc>
@@ -7996,7 +6966,7 @@
                 <w:sz w:val="18"/>
                 <w:szCs w:val="18"/>
               </w:rPr>
-              <w:t xml:space="preserve">Дом и повседневная жизнь; город и ориентирование</w:t>
+              <w:t xml:space="preserve">Распорядок дня и обязанности (А, Г); хобби и свободное время (В) — ≈ 200 слов</w:t>
             </w:r>
           </w:p>
         </w:tc>
@@ -8025,7 +6995,7 @@
                 <w:sz w:val="18"/>
                 <w:szCs w:val="18"/>
               </w:rPr>
-              <w:t xml:space="preserve">Диктанты; тест урока 16</w:t>
+              <w:t xml:space="preserve">Диктанты; Тематический контроль №1 (урок 16)</w:t>
             </w:r>
           </w:p>
         </w:tc>
@@ -8088,7 +7058,7 @@
                 <w:sz w:val="18"/>
                 <w:szCs w:val="18"/>
               </w:rPr>
-              <w:t xml:space="preserve">Путешествия и транспорт; в аэропорту и в отеле</w:t>
+              <w:t xml:space="preserve">Каникулы, путешествия по России и за рубежом, транспорт (З) — ≈ 200 слов</w:t>
             </w:r>
           </w:p>
         </w:tc>
@@ -8117,7 +7087,7 @@
                 <w:sz w:val="18"/>
                 <w:szCs w:val="18"/>
               </w:rPr>
-              <w:t xml:space="preserve">Диктанты; тест урока 24</w:t>
+              <w:t xml:space="preserve">Диктанты; Тематический контроль №2 (урок 24)</w:t>
             </w:r>
           </w:p>
         </w:tc>
@@ -8180,7 +7150,7 @@
                 <w:sz w:val="18"/>
                 <w:szCs w:val="18"/>
               </w:rPr>
-              <w:t xml:space="preserve">Еда и напитки; магазины и покупки</w:t>
+              <w:t xml:space="preserve">Город и село (И); животные: дикие, питомцы, зоопарки (К) — ≈ 200 слов</w:t>
             </w:r>
           </w:p>
         </w:tc>
@@ -8209,7 +7179,7 @@
                 <w:sz w:val="18"/>
                 <w:szCs w:val="18"/>
               </w:rPr>
-              <w:t xml:space="preserve">Диктанты; полугодовой тест урока 32</w:t>
+              <w:t xml:space="preserve">Диктанты; словарная ревизия полугодия (урок 32)</w:t>
             </w:r>
           </w:p>
         </w:tc>
@@ -8272,7 +7242,7 @@
                 <w:sz w:val="18"/>
                 <w:szCs w:val="18"/>
               </w:rPr>
-              <w:t xml:space="preserve">Здоровье и у врача; спорт и здоровый образ жизни</w:t>
+              <w:t xml:space="preserve">Здоровый образ жизни и врач (Г); национальная еда и привычки питания (Г, М) — ≈ 150 слов</w:t>
             </w:r>
           </w:p>
         </w:tc>
@@ -8364,7 +7334,7 @@
                 <w:sz w:val="18"/>
                 <w:szCs w:val="18"/>
               </w:rPr>
-              <w:t xml:space="preserve">Погода и климат; окружающая среда и экология</w:t>
+              <w:t xml:space="preserve">Интернет и соцсети (Л); дружба, конфликты, проблемы тинейджеров (А) — ≈ 200 слов</w:t>
             </w:r>
           </w:p>
         </w:tc>
@@ -8456,7 +7426,7 @@
                 <w:sz w:val="18"/>
                 <w:szCs w:val="18"/>
               </w:rPr>
-              <w:t xml:space="preserve">Технологии и гаджеты; СМИ и коммуникация</w:t>
+              <w:t xml:space="preserve">Спорт и Олимпийские игры (В); покупки и мода (Д); театр, кино, книги (В) — ≈ 200 слов</w:t>
             </w:r>
           </w:p>
         </w:tc>
@@ -8485,7 +7455,7 @@
                 <w:sz w:val="18"/>
                 <w:szCs w:val="18"/>
               </w:rPr>
-              <w:t xml:space="preserve">Диктанты; контроль в пробнике №2</w:t>
+              <w:t xml:space="preserve">Диктанты; тест урока 54</w:t>
             </w:r>
           </w:p>
         </w:tc>
@@ -8548,7 +7518,7 @@
                 <w:sz w:val="18"/>
                 <w:szCs w:val="18"/>
               </w:rPr>
-              <w:t xml:space="preserve">Образование и школьные предметы; работа и карьера + 15 фразовых глаголов</w:t>
+              <w:t xml:space="preserve">Профессии и выбор карьеры (Ж); экзамены (Е); родная страна и страна изучаемого языка (М) — ≈ 200 слов</w:t>
             </w:r>
           </w:p>
         </w:tc>
@@ -8577,7 +7547,7 @@
                 <w:sz w:val="18"/>
                 <w:szCs w:val="18"/>
               </w:rPr>
-              <w:t xml:space="preserve">Диктанты; контроль в пробнике №3</w:t>
+              <w:t xml:space="preserve">Диктанты; контроль в пробнике №2</w:t>
             </w:r>
           </w:p>
         </w:tc>
@@ -8640,7 +7610,7 @@
                 <w:sz w:val="18"/>
                 <w:szCs w:val="18"/>
               </w:rPr>
-              <w:t xml:space="preserve">Страна изучаемого языка + сквозное повторение всех блоков</w:t>
+              <w:t xml:space="preserve">Экология (К); выдающиеся люди (Н) + сквозное повторение всей колоды года</w:t>
             </w:r>
           </w:p>
         </w:tc>
@@ -8669,7 +7639,7 @@
                 <w:sz w:val="18"/>
                 <w:szCs w:val="18"/>
               </w:rPr>
-              <w:t xml:space="preserve">Выборочный контроль 120 слов</w:t>
+              <w:t xml:space="preserve">Финальная ревизия 100 карточек (урок 67)</w:t>
             </w:r>
           </w:p>
         </w:tc>
@@ -8689,7 +7659,7 @@
           <w:sz w:val="18"/>
           <w:szCs w:val="18"/>
         </w:rPr>
-        <w:t xml:space="preserve">В апреле к блокам добавляются 15 высокочастотных фразовых глаголов, в мае проводится выборочный контроль 120 слов из всех блоков года.</w:t>
+        <w:t xml:space="preserve">Темы блоков повторяют предметное содержание речи кодификатора ФИПИ (таблица 4 кодификатора ОГЭ); готовые тематические списки слов на весь год собраны в прилагаемой шпаргалке по лексике — она же служит источником слов для еженедельных диктантов.</w:t>
       </w:r>
     </w:p>
     <w:p>
@@ -8697,7 +7667,6 @@
         <w:pStyle w:val="Heading1"/>
         <w:spacing w:after="160" w:before="360" w:line="312"/>
       </w:pPr>
-      <w:bookmarkStart w:id="100013" w:name="_Toc100013"/>
       <w:r>
         <w:rPr>
           <w:rFonts w:ascii="Arial" w:cs="Arial" w:eastAsia="Arial" w:hAnsi="Arial"/>
@@ -8709,7 +7678,6 @@
         </w:rPr>
         <w:t xml:space="preserve">5. Календарный план занятий: сентябрь — май</w:t>
       </w:r>
-      <w:bookmarkEnd w:id="100013"/>
     </w:p>
     <w:p>
       <w:pPr>
@@ -8733,7 +7701,6 @@
         <w:pStyle w:val="Heading2"/>
         <w:spacing w:after="120" w:before="260" w:line="312"/>
       </w:pPr>
-      <w:bookmarkStart w:id="100014" w:name="_Toc100014"/>
       <w:r>
         <w:rPr>
           <w:rFonts w:ascii="Arial" w:cs="Arial" w:eastAsia="Arial" w:hAnsi="Arial"/>
@@ -8743,9 +7710,8 @@
           <w:sz w:val="25"/>
           <w:szCs w:val="25"/>
         </w:rPr>
-        <w:t xml:space="preserve">Сентябрь. Модуль 1. Диагностика и фундамент A2</w:t>
+        <w:t xml:space="preserve">Сентябрь. Модуль 1. Старт: формат экзамена, семья и школа</w:t>
       </w:r>
-      <w:bookmarkEnd w:id="100014"/>
     </w:p>
     <w:p>
       <w:pPr>
@@ -8761,7 +7727,7 @@
           <w:sz w:val="22"/>
           <w:szCs w:val="22"/>
         </w:rPr>
-        <w:t xml:space="preserve">Первый модуль отвечает на три вопроса: как устроен экзамен, где ученик находится сейчас и что нужно делать, чтобы к маю выйти на уверенные баллы. В сентябре проводится стартовая диагностика на материале демонстрационного варианта ФИПИ: её результаты фиксируются в трекере прогресса (раздел 6) и становятся отправной точкой для всех последующих сравнений. Параллельно закрепляется грамматическое ядро уровня A2 — настоящие и прошедшие времена, степени сравнения, артикли, — потому что именно эти формы чаще всего встречаются в заданиях 20–28 и «проседают» у девятиклассников. Два урока месяца отданы знакомству с форматом: ученик должен увидеть экзамен целиком, а не отдельные типы заданий.</w:t>
+        <w:t xml:space="preserve">Первый модуль отвечает на три вопроса: как устроен экзамен, где ученик находится сейчас и как строится работа до мая. Грамматика в этом плане — не «повторение», а освоение с нуля: ученик с уровнем A2 не владеет системно даже Present Simple, поэтому каждая крупная тема получает полный урок 50 минут и затем возвращается в практику минимум дважды — в формате заданий 20–28 и в живой речи. Тематическое содержание сентября — «Взаимоотношения в семье и с друзьями» и «Школа» из кодификатора ФИПИ: это темы №1 и №2 банка монологов ОГЭ, и на них сразу ставится каркас устного высказывания. Словарь набирается темпом реальной подготовки: 20–30 новых слов и выражений на каждом занятии — из учебных диалогов, текстов и самих монологов, — из которых 10–15 попадают в активную карточную колоду, а остальные закрепляются рецептивно.</w:t>
       </w:r>
     </w:p>
     <w:p>
@@ -8862,7 +7828,7 @@
                 <w:sz w:val="17"/>
                 <w:szCs w:val="17"/>
               </w:rPr>
-              <w:t xml:space="preserve">Лексика (10–12 слов в неделю)</w:t>
+              <w:t xml:space="preserve">Лексика (20–30 слов на каждом занятии)</w:t>
             </w:r>
           </w:p>
         </w:tc>
@@ -8956,7 +7922,7 @@
                 <w:sz w:val="17"/>
                 <w:szCs w:val="17"/>
               </w:rPr>
-              <w:t xml:space="preserve">Present Simple vs Present Continuous; Past Simple (правильные и неправильные глаголы); степени сравнения прилагательных; артикли a/an/the; there is / there are</w:t>
+              <w:t xml:space="preserve">Present Simple — с нуля: формы, 3 типа предложений; Present Continuous и выбор формы; глаголы состояния</w:t>
             </w:r>
           </w:p>
         </w:tc>
@@ -8985,7 +7951,7 @@
                 <w:sz w:val="17"/>
                 <w:szCs w:val="17"/>
               </w:rPr>
-              <w:t xml:space="preserve">«Знакомство, семья и друзья», «Школьная жизнь и распорядок дня» — 50–55 слов</w:t>
+              <w:t xml:space="preserve">«Семья, друзья, внешность и характер» (кодификатор А, Б) и «Школьная жизнь» (Е) — по 20–30 слов на каждом занятии, ≈ 180–220 слов за месяц</w:t>
             </w:r>
           </w:p>
         </w:tc>
@@ -9014,7 +7980,7 @@
                 <w:sz w:val="17"/>
                 <w:szCs w:val="17"/>
               </w:rPr>
-              <w:t xml:space="preserve">Знакомство со структурой всех разделов; аудирование задания 1–4; чтение 13–19 (True/False/Not stated); чтение вслух (устное задание 1)</w:t>
+              <w:t xml:space="preserve">Структура всех разделов ОГЭ; чтение вслух (устное задание 1); каркас монолога задания 3 по темам «Семья» и «Школа»</w:t>
             </w:r>
           </w:p>
         </w:tc>
@@ -9043,7 +8009,7 @@
                 <w:sz w:val="17"/>
                 <w:szCs w:val="17"/>
               </w:rPr>
-              <w:t xml:space="preserve">Стартовая диагностика (уроки 2–3), словарный тест и мини-контроль грамматики (урок 8)</w:t>
+              <w:t xml:space="preserve">Стартовая диагностика (уроки 2–3), словарные диктанты с урока 4, контроль Present Simple/Continuous (урок 8)</w:t>
             </w:r>
           </w:p>
         </w:tc>
@@ -9273,7 +8239,7 @@
                 <w:sz w:val="17"/>
                 <w:szCs w:val="17"/>
               </w:rPr>
-              <w:t xml:space="preserve">Вводное занятие: как устроен ОГЭ по английскому. Цели: снять тревожность, увидеть структуру экзамена, договориться о режиме работы.</w:t>
+              <w:t xml:space="preserve">Вводное занятие: как устроен ОГЭ по английскому. Цели: снять тревожность, увидеть структуру экзамена, договориться о режиме работы и словарной дисциплине.</w:t>
             </w:r>
           </w:p>
         </w:tc>
@@ -9300,7 +8266,7 @@
                 <w:sz w:val="17"/>
                 <w:szCs w:val="17"/>
               </w:rPr>
-              <w:t xml:space="preserve">10' — презентация экзамена: 4 раздела письменной части, устная часть, 68 первичных баллов, шкала оценок; 15' — диагностическая беседа на английском (вопросы о себе, семье, школе) и краткая обратная связь; 15' — чтение образца письма-стимула задания 35 и обсуждение, что от ученика требуется; 5' — обзор годового плана и режима (2×50 мин в неделю); 5' — итоги и выдача ДЗ.</w:t>
+              <w:t xml:space="preserve">10' — презентация экзамена: 4 раздела письменной части, устная часть, 38 заданий, 68 первичных баллов, шкала оценок; 15' — диагностическая беседа на английском (семья, школа, интересы) и честная фиксация стартового уровня; 10' — договорённость о словарном режиме: 20–30 новых слов с каждого занятия, карточки Anki/Quizlet, диктант открывает каждый урок; 10' — чтение образца письма-стимула задания 35 и монолога задания 3: что от ученика требуется; 5' — итоги и выдача ДЗ.</w:t>
             </w:r>
           </w:p>
         </w:tc>
@@ -9327,7 +8293,7 @@
                 <w:sz w:val="17"/>
                 <w:szCs w:val="17"/>
               </w:rPr>
-              <w:t xml:space="preserve">Просмотреть демонстрационный вариант на сайте ФИПИ (ознакомительно); составить список тем, которые кажутся сложными; выучить первые 15 слов блока «Знакомство и семья».</w:t>
+              <w:t xml:space="preserve">Просмотреть демонстрационный вариант на сайте ФИПИ (ознакомительно); завести колоду карточек; 20–30 слов из стартового списка «Семья и школа» (10–15 в активную колоду).</w:t>
             </w:r>
           </w:p>
         </w:tc>
@@ -9388,7 +8354,7 @@
                 <w:sz w:val="17"/>
                 <w:szCs w:val="17"/>
               </w:rPr>
-              <w:t xml:space="preserve">Стартовая диагностика — письменная часть. Цели: зафиксировать стартовый уровень чтения и грамматики.</w:t>
+              <w:t xml:space="preserve">Стартовая диагностика — письменная часть. Цели: зафиксировать стартовый уровень чтения, грамматики и письма без подготовки.</w:t>
             </w:r>
           </w:p>
         </w:tc>
@@ -9442,7 +8408,7 @@
                 <w:sz w:val="17"/>
                 <w:szCs w:val="17"/>
               </w:rPr>
-              <w:t xml:space="preserve">Дописать дома задания 27–34 диагностики; повторить 15 слов к диктанту.</w:t>
+              <w:t xml:space="preserve">Дописать дома задания 27–34 диагностики; выучить слова диагностики, которые встретились впервые (обычно 20–30): выписать их с переводом в колоду.</w:t>
             </w:r>
           </w:p>
         </w:tc>
@@ -9530,7 +8496,7 @@
                 <w:sz w:val="17"/>
                 <w:szCs w:val="17"/>
               </w:rPr>
-              <w:t xml:space="preserve">5' — установка на прослушивание; 20' — аудирование заданий 1–4 и 5 из демоверсии (каждая запись дважды); 15' — разбор ответов: почему выбран неверный вариант, какие слова были ключевыми; 7' — заполнение стартовой строки трекера прогресса; 3' — итоги.</w:t>
+              <w:t xml:space="preserve">5' — установка на прослушивание; 20' — аудирование заданий 1–4 и 5 из демоверсии (каждая запись дважды); 15' — разбор ответов: почему выбран неверный вариант, какие слова были ключевыми — каждое новое слово сразу в колоду; 7' — заполнение стартовой строки трекера прогресса; 3' — итоги.</w:t>
             </w:r>
           </w:p>
         </w:tc>
@@ -9557,7 +8523,7 @@
                 <w:sz w:val="17"/>
                 <w:szCs w:val="17"/>
               </w:rPr>
-              <w:t xml:space="preserve">Выучить 15 слов блока «Семья»; повторить правила Present Simple.</w:t>
+              <w:t xml:space="preserve">Разобрать свои ошибки диагностики письменно (работа над ошибками); довести колоду до 50+ карточек; повторить алфавит и правила чтения.</w:t>
             </w:r>
           </w:p>
         </w:tc>
@@ -9618,7 +8584,7 @@
                 <w:sz w:val="17"/>
                 <w:szCs w:val="17"/>
               </w:rPr>
-              <w:t xml:space="preserve">Грамматика: Present Simple vs Present Continuous. Цели: систематизировать маркеры, отработать выбор формы в контексте.</w:t>
+              <w:t xml:space="preserve">Грамматика (полный урок): Present Simple — строим с нуля. Цели: освоить формы, три типа предложений и наречия частотности до автоматизма.</w:t>
             </w:r>
           </w:p>
         </w:tc>
@@ -9645,7 +8611,7 @@
                 <w:sz w:val="17"/>
                 <w:szCs w:val="17"/>
               </w:rPr>
-              <w:t xml:space="preserve">5' — словарный диктант; 12' — повторение: схемы, типичные маркеры (usually, now, always), ошибки с глаголами состояния; 12' — практика: выбор формы в связном тексте в формате заданий 20–28; 16' — говорение: монолог «Моя семья» по опоре из трёх пунктов (заготовка под устное задание 3); 5' — итоги.</w:t>
+              <w:t xml:space="preserve">5' — словарный диктант по колоде; 20' — форма и смысл: окончания -s/-es в 3-м лице, вспомогательный do/does, построение утверждения, отрицания и вопроса по схемам; наречия частотности и их место; 15' — автоматизация: трансформации +→−→?, мини-диалоги о привычках, первые задания формата 20–28; 5' — типичные ошибки (забытый -s, do в 3-м лице) и итоги.</w:t>
             </w:r>
           </w:p>
         </w:tc>
@@ -9672,7 +8638,7 @@
                 <w:sz w:val="17"/>
                 <w:szCs w:val="17"/>
               </w:rPr>
-              <w:t xml:space="preserve">Решу ОГЭ: задания 20–22 (грамматика); 10 слов блока «Школьная жизнь».</w:t>
+              <w:t xml:space="preserve">Murphy: Units 2, 4; Решу ОГЭ: задания 20–22; 20–30 новых слов блока «Школьная жизнь» (10–15 в колоду).</w:t>
             </w:r>
           </w:p>
         </w:tc>
@@ -9733,7 +8699,7 @@
                 <w:sz w:val="17"/>
                 <w:szCs w:val="17"/>
               </w:rPr>
-              <w:t xml:space="preserve">Грамматика: Past Simple. Цели: восстановить формы неправильных глаголов, включить Past Simple в связный рассказ.</w:t>
+              <w:t xml:space="preserve">Грамматика (полный урок): Present Continuous и выбор формы. Цели: освоить настоящее длительное и критерий выбора между Simple и Continuous.</w:t>
             </w:r>
           </w:p>
         </w:tc>
@@ -9760,7 +8726,7 @@
                 <w:sz w:val="17"/>
                 <w:szCs w:val="17"/>
               </w:rPr>
-              <w:t xml:space="preserve">5' — словарный диктант; 10' — повторение форм 25 базовых неправильных глаголов; 15' — практика: устный рассказ «Мои выходные» + трансформации утверждений в вопросы и отрицания; 15' — чтение: задания 13–15 (True/False/Not stated) со стратегией поиска доказательства в тексте; 5' — итоги.</w:t>
+              <w:t xml:space="preserve">5' — словарный диктант; 20' — форма am/is/are + V-ing; три типа предложений; вопрос о действии в момент речи; глаголы состояния (like, know, want), которые в Continuous не употребляются; 15' — автоматизация: выбор формы в связном тексте (формат 20–28), устные пары «сейчас/обычно»; 5' — итоги: сводная таблица Simple vs Continuous.</w:t>
             </w:r>
           </w:p>
         </w:tc>
@@ -9787,7 +8753,7 @@
                 <w:sz w:val="17"/>
                 <w:szCs w:val="17"/>
               </w:rPr>
-              <w:t xml:space="preserve">Выучить 20 неправильных глаголов; Решу ОГЭ: задания 13–14 (чтение).</w:t>
+              <w:t xml:space="preserve">Murphy: Units 1, 3; Решу ОГЭ: задания 20–24; 20–30 новых слов (10–15 в колоду); записать на диктофон 5 предложений о том, что происходит сейчас и что бывает обычно.</w:t>
             </w:r>
           </w:p>
         </w:tc>
@@ -9848,7 +8814,7 @@
                 <w:sz w:val="17"/>
                 <w:szCs w:val="17"/>
               </w:rPr>
-              <w:t xml:space="preserve">Лексика и говорение: школа и распорядок дня. Цели: активизировать тематическую лексику, познакомиться с чтением вслух.</w:t>
+              <w:t xml:space="preserve">Лексика и говорение: «Семья, друзья, внешность и характер» (А, Б). Цели: активизировать лексику темы, поставить каркас монолога «Моя семья».</w:t>
             </w:r>
           </w:p>
         </w:tc>
@@ -9875,7 +8841,7 @@
                 <w:sz w:val="17"/>
                 <w:szCs w:val="17"/>
               </w:rPr>
-              <w:t xml:space="preserve">5' — словарный диктант; 15' — активизация лексики: подстановочные упражнения, мини-диалоги «мой школьный день»; 15' — чтение вслух (формат устного задания 1): правила чтения типичных сочетаний, фразовое ударение; 12' — парная отработка: вопросы-ответы о школе; 3' — итоги.</w:t>
+              <w:t xml:space="preserve">5' — словарный диктант; 15' — лексика темы: родственники, описание внешности и характера, обязанности по дому, семейные праздники — 25+ единиц с примерами; 15' — каркас монолога задания 3: вступление → три пункта плана → заключение; набросок «Моя семья» по опоре; 10' — чтение вслух (формат устного задания 1): фразовое ударение, отсутствие оглушения конечных звонких; 5' — итоги.</w:t>
             </w:r>
           </w:p>
         </w:tc>
@@ -9902,7 +8868,7 @@
                 <w:sz w:val="17"/>
                 <w:szCs w:val="17"/>
               </w:rPr>
-              <w:t xml:space="preserve">Записать на диктофон чтение текста вслух (образец из открытого банка ФИПИ); 10 новых слов.</w:t>
+              <w:t xml:space="preserve">Достроить монолог «Моя семья» до 10–12 фраз по каркасу; Murphy: Unit 17 (have got); 20–30 новых слов темы (10–15 в колоду).</w:t>
             </w:r>
           </w:p>
         </w:tc>
@@ -9963,7 +8929,7 @@
                 <w:sz w:val="17"/>
                 <w:szCs w:val="17"/>
               </w:rPr>
-              <w:t xml:space="preserve">Грамматика: степени сравнения и артикли. Цели: устранить типичные ошибки A2, отработать в экзаменационном формате.</w:t>
+              <w:t xml:space="preserve">Лексика и говорение: «Школьная жизнь» (Е). Цели: освоить лексику школы и школьных проблем, отработать чтение вслух и вопросы-ответы.</w:t>
             </w:r>
           </w:p>
         </w:tc>
@@ -9990,7 +8956,7 @@
                 <w:sz w:val="17"/>
                 <w:szCs w:val="17"/>
               </w:rPr>
-              <w:t xml:space="preserve">5' — словарный диктант; 12' — правила: -er/-est, more/most, исключения; артикли с уникальными и обобщёнными понятиями; 13' — практика в формате заданий 20–24; 15' — аудирование: задание 5 (соответствия) — знакомство со стратегией выделения ключевых слов рубрик; 5' — итоги.</w:t>
+              <w:t xml:space="preserve">5' — словарный диктант; 15' — лексика: предметы и отношение к ним, расписание, школьная форма, взаимоотношения в школе и их решение — 25+ единиц; 15' — говорение: диалог-расспрос о школе (полные ответы), мини-монолог «Моя школа» по каркасу; 10' — чтение вслух: текст научно-популярного характера из открытого банка, запись на диктофон; 5' — итоги.</w:t>
             </w:r>
           </w:p>
         </w:tc>
@@ -10017,7 +8983,7 @@
                 <w:sz w:val="17"/>
                 <w:szCs w:val="17"/>
               </w:rPr>
-              <w:t xml:space="preserve">Решу ОГЭ: задания 20–23; повторить все слова сентября (55 слов).</w:t>
+              <w:t xml:space="preserve">Записать на диктофон чтение вслух и прослушать себя; монолог «Моя школа» — 10–12 фраз; 20–30 новых слов (10–15 в колоду).</w:t>
             </w:r>
           </w:p>
         </w:tc>
@@ -10078,7 +9044,7 @@
                 <w:sz w:val="17"/>
                 <w:szCs w:val="17"/>
               </w:rPr>
-              <w:t xml:space="preserve">Контроль месяца и итоги. Цели: измерить прогресс, наметить точки роста на октябрь.</w:t>
+              <w:t xml:space="preserve">Контроль месяца и итоги. Цели: измерить прогресс сентября, закрепить Present Simple/Continuous, наметить точки роста.</w:t>
             </w:r>
           </w:p>
         </w:tc>
@@ -10105,7 +9071,7 @@
                 <w:sz w:val="17"/>
                 <w:szCs w:val="17"/>
               </w:rPr>
-              <w:t xml:space="preserve">5' — организация; 15' — словарный тест по всем блокам сентября; 20' — мини-контроль грамматики: времена, сравнение, артикли (смешанный тест из 20 заданий в формате 20–28); 8' — разбор ошибок, обновление трекера; 2' — задачи на октябрь.</w:t>
+              <w:t xml:space="preserve">5' — организация; 15' — словарный тест: 25 карточек из колоды сентября (вслух и письменно); 20' — мини-контроль грамматики: Present Simple vs Continuous в формате заданий 20–28 (16 позиций); 8' — разбор ошибок, обновление трекера; 2' — задачи на октябрь.</w:t>
             </w:r>
           </w:p>
         </w:tc>
@@ -10132,7 +9098,7 @@
                 <w:sz w:val="17"/>
                 <w:szCs w:val="17"/>
               </w:rPr>
-              <w:t xml:space="preserve">Оформить карточки со своими типичными ошибками; прочитать адаптированный текст уровня B1 (2 страницы).</w:t>
+              <w:t xml:space="preserve">Оформить карточку «мои типичные ошибки»; повторить всю колоду сентября (≈ 200 слов); прочитать адаптированный текст уровня A2+/B1 (2 страницы), новые слова — в колоду.</w:t>
             </w:r>
           </w:p>
         </w:tc>
@@ -10148,7 +9114,6 @@
         <w:pStyle w:val="Heading2"/>
         <w:spacing w:after="120" w:before="260" w:line="312"/>
       </w:pPr>
-      <w:bookmarkStart w:id="100015" w:name="_Toc100015"/>
       <w:r>
         <w:rPr>
           <w:rFonts w:ascii="Arial" w:cs="Arial" w:eastAsia="Arial" w:hAnsi="Arial"/>
@@ -10158,9 +9123,8 @@
           <w:sz w:val="25"/>
           <w:szCs w:val="25"/>
         </w:rPr>
-        <w:t xml:space="preserve">Октябрь. Модуль 2. Прошедшее время и интенсив по аудированию</w:t>
+        <w:t xml:space="preserve">Октябрь. Модуль 2. Прошедшее время, распорядок дня и хобби</w:t>
       </w:r>
-      <w:bookmarkEnd w:id="100015"/>
     </w:p>
     <w:p>
       <w:pPr>
@@ -10176,7 +9140,7 @@
           <w:sz w:val="22"/>
           <w:szCs w:val="22"/>
         </w:rPr>
-        <w:t xml:space="preserve">Второй модуль достраивает «прошедший блок» грамматики: Past Continuous и Past Perfect вместе с уже знакомым Past Simple образуют систему, которую экзамен проверяет в каждом варианте заданий 20–28. Одновременно октябрь — месяц аудирования: задания 1–4 тренируются еженедельно, потому что именно к ним труднее всего привыкнуть без регулярной практики. Ученик осваивает базовые стратегии рецептивных разделов: читать вопрос до прослушивания, искать ключевые слова, отличать «дистрактор» от правильного ответа. Тематический контроль в конце месяца проверяет связку «аудирование + грамматика».</w:t>
+        <w:t xml:space="preserve">Октябрь строится вокруг прошедшего времени: Past Simple и Past Continuous осваиваются с нуля за два полных урока и затем непрерывно тренируются в рассказах о выходных, каникулах и детских воспоминаниях — то есть в реальных экзаменационных сюжетах. Темы месяца по кодификатору — «Досуг и увлечения современного подростка» (В) и начало «Здорового образа жизни» (Г): распорядок дня, привычки. Впервые проводится полный разбор стратегии чтения 13–19, где ученик на практике убеждается, сколько новой лексики даёт каждый аутентичный текст, — и получает правило «каждый текст = +20–30 слов в колоду». Месяц закрывает первый тематический контроль в экзаменационном формате.</w:t>
       </w:r>
     </w:p>
     <w:p>
@@ -10277,7 +9241,7 @@
                 <w:sz w:val="17"/>
                 <w:szCs w:val="17"/>
               </w:rPr>
-              <w:t xml:space="preserve">Лексика (10–12 слов в неделю)</w:t>
+              <w:t xml:space="preserve">Лексика (20–30 слов на каждом занятии)</w:t>
             </w:r>
           </w:p>
         </w:tc>
@@ -10371,7 +9335,7 @@
                 <w:sz w:val="17"/>
                 <w:szCs w:val="17"/>
               </w:rPr>
-              <w:t xml:space="preserve">Past Continuous; Past Simple vs Past Continuous; Past Perfect (had + V3); предлоги времени и места; повторение there is/there are</w:t>
+              <w:t xml:space="preserve">Past Simple — с нуля, включая топ-30 неправильных глаголов; Past Continuous; Past Simple vs Past Continuous; степени сравнения и as… as</w:t>
             </w:r>
           </w:p>
         </w:tc>
@@ -10400,7 +9364,7 @@
                 <w:sz w:val="17"/>
                 <w:szCs w:val="17"/>
               </w:rPr>
-              <w:t xml:space="preserve">«Дом и повседневная жизнь», «Город и ориентирование в нём» — 55 слов</w:t>
+              <w:t xml:space="preserve">«Распорядок дня и обязанности» (А, Г) и «Хобби и свободное время» (В) — по 20–30 слов на каждом занятии, ≈ 200 слов за месяц</w:t>
             </w:r>
           </w:p>
         </w:tc>
@@ -10429,7 +9393,7 @@
                 <w:sz w:val="17"/>
                 <w:szCs w:val="17"/>
               </w:rPr>
-              <w:t xml:space="preserve">Аудирование 1–4 (еженедельно); знакомство с заданием 6–11 (таблица); чтение 12 (соответствия); монолог по опоре</w:t>
+              <w:t xml:space="preserve">Чтение 13–19: стратегия поиска подтверждения в тексте; аудирование 1–4; монолог «Хобби» по 4-пунктному плану</w:t>
             </w:r>
           </w:p>
         </w:tc>
@@ -10458,7 +9422,7 @@
                 <w:sz w:val="17"/>
                 <w:szCs w:val="17"/>
               </w:rPr>
-              <w:t xml:space="preserve">Тематический контроль №1: аудирование + грамматика (урок 16)</w:t>
+              <w:t xml:space="preserve">Словарные диктанты на каждом уроке; Тематический контроль №1 — аудирование + грамматика (урок 16)</w:t>
             </w:r>
           </w:p>
         </w:tc>
@@ -10688,7 +9652,7 @@
                 <w:sz w:val="17"/>
                 <w:szCs w:val="17"/>
               </w:rPr>
-              <w:t xml:space="preserve">Грамматика: Past Continuous. Цели: ввести форму was/were + V-ing, показать контраст с Past Simple.</w:t>
+              <w:t xml:space="preserve">Грамматика (полный урок): Past Simple — строим с нуля. Цели: освоить -ed и неправильные глаголы, три типа предложений с did.</w:t>
             </w:r>
           </w:p>
         </w:tc>
@@ -10715,7 +9679,7 @@
                 <w:sz w:val="17"/>
                 <w:szCs w:val="17"/>
               </w:rPr>
-              <w:t xml:space="preserve">5' — словарный диктант; 12' — презентация: схема «длительный процесс в момент в прошлом», маркеры while, when, at 5 pm yesterday; 13' — управляемая практика: выбор формы в предложениях и мини-тексте; 15' — аудирование: задания 1–4 (два текста) с разбором стратегии выбора из трёх вариантов; 5' — итоги.</w:t>
+              <w:t xml:space="preserve">5' — словарный диктант; 20' — форма: -ed и правила чтения/письма, топ-30 неправильных глаголов (трёхуровневая карточка go–went–gone), вспомогательный did, три типа предложений; 15' — автоматизация: рассказ «Мои выходные» из 8 фраз, трансформации +→−→?, первые позиции формата 20–28; 5' — типичные ошибки (did + V2, двойное прошедшее) и итоги.</w:t>
             </w:r>
           </w:p>
         </w:tc>
@@ -10742,7 +9706,7 @@
                 <w:sz w:val="17"/>
                 <w:szCs w:val="17"/>
               </w:rPr>
-              <w:t xml:space="preserve">Решу ОГЭ: грамматика по Past Continuous (2 задания); 10 слов блока «Дом».</w:t>
+              <w:t xml:space="preserve">Murphy: Unit 5; выучить 30 неправильных глаголов из урока; Решу ОГЭ: задания 20–24; 20–30 новых слов (10–15 в колоду).</w:t>
             </w:r>
           </w:p>
         </w:tc>
@@ -10803,7 +9767,7 @@
                 <w:sz w:val="17"/>
                 <w:szCs w:val="17"/>
               </w:rPr>
-              <w:t xml:space="preserve">Past Simple vs Past Continuous в связном тексте. Цели: отработать сочетание двух прошедших времён — высокочастотную ситуацию экзамена.</w:t>
+              <w:t xml:space="preserve">Грамматика (полный урок): Past Continuous и выбор формы. Цели: освоить длительное прошедшее и критерий выбора с Past Simple.</w:t>
             </w:r>
           </w:p>
         </w:tc>
@@ -10830,7 +9794,7 @@
                 <w:sz w:val="17"/>
                 <w:szCs w:val="17"/>
               </w:rPr>
-              <w:t xml:space="preserve">5' — словарный диктант; 12' — практика в связном тексте формата 20–28: рассказ с чередованием форм; 15' — говорение: рассказ «Что случилось вчера» с прерываниями действия (карточки-подсказки); 13' — чтение: задания 13–16 (True/False/Not stated); 5' — итоги.</w:t>
+              <w:t xml:space="preserve">5' — словарный диктант; 20' — форма was/were + V-ing, три типа предложений; смысл: процесс в момент прошлого, фоновое действие + прервавшее (when/while); 15' — автоматизация: связный текст «Как я опоздал» в формате 20–28, устные цепочки «что происходило, когда…»; 5' — сводная таблица прошедших форм и итоги.</w:t>
             </w:r>
           </w:p>
         </w:tc>
@@ -10857,7 +9821,7 @@
                 <w:sz w:val="17"/>
                 <w:szCs w:val="17"/>
               </w:rPr>
-              <w:t xml:space="preserve">10 слов блока «Город»; Решу ОГЭ: задания 20–23.</w:t>
+              <w:t xml:space="preserve">Murphy: Unit 6; Решу ОГЭ: задания 20–26; 20–30 новых слов (10–15 в колоду); записать на диктофон рассказ «Вчера вечером» (8–10 фраз) с Simple и Continuous.</w:t>
             </w:r>
           </w:p>
         </w:tc>
@@ -10918,7 +9882,7 @@
                 <w:sz w:val="17"/>
                 <w:szCs w:val="17"/>
               </w:rPr>
-              <w:t xml:space="preserve">Грамматика: Past Perfect (введение). Цели: ввести had + V3 для предшествования, подготовить к текстам экзамена.</w:t>
+              <w:t xml:space="preserve">Лексика и монолог: «Распорядок дня и домашние обязанности» (А, Г). Цели: активизировать лексику daily routines, поставить монолог о своём дне.</w:t>
             </w:r>
           </w:p>
         </w:tc>
@@ -10945,7 +9909,7 @@
                 <w:sz w:val="17"/>
                 <w:szCs w:val="17"/>
               </w:rPr>
-              <w:t xml:space="preserve">5' — словарный диктант; 12' — презентация: «что случилось раньше», маркеры already, before, by the time; 13' — практика: восстановление последовательности событий с опорой на картинки; 15' — аудирование: знакомство с заданием 6–11 — заполнение таблицы одним словом из записи (отрабатываем один пропуск); 5' — итоги.</w:t>
+              <w:t xml:space="preserve">5' — словарный диктант; 15' — лексика: подъём, сборы, домашние обязанности, режим дня, свободное время — 25+ единиц, в том числе фразовые wake up, get dressed, tidy up; 15' — монолог «Мой обычный день» по каркасу: вступление → утро/школа → вечер → вывод; разбор по критериям К1–К3; 10' — чтение вслух с записью; 5' — итоги.</w:t>
             </w:r>
           </w:p>
         </w:tc>
@@ -10972,7 +9936,7 @@
                 <w:sz w:val="17"/>
                 <w:szCs w:val="17"/>
               </w:rPr>
-              <w:t xml:space="preserve">Решу ОГЭ: задание 6–7 (аудирование-таблица); формы глаголов к диктанту.</w:t>
+              <w:t xml:space="preserve">Довести монолог «Мой день» до 10–12 фраз; Murphy: Unit 18 (used to) — ознакомиться; 20–30 новых слов (10–15 в колоду).</w:t>
             </w:r>
           </w:p>
         </w:tc>
@@ -11033,7 +9997,7 @@
                 <w:sz w:val="17"/>
                 <w:szCs w:val="17"/>
               </w:rPr>
-              <w:t xml:space="preserve">Предлоги времени и места; описание пространства. Цели: закрепить предлоги, развивать говорение с опорой.</w:t>
+              <w:t xml:space="preserve">Грамматика (полный урок): степени сравнения и конструкция as… as. Цели: освоить сравнительную и превосходную степени с нуля до автоматизма.</w:t>
             </w:r>
           </w:p>
         </w:tc>
@@ -11060,7 +10024,7 @@
                 <w:sz w:val="17"/>
                 <w:szCs w:val="17"/>
               </w:rPr>
-              <w:t xml:space="preserve">5' — словарный диктант; 10' — повторение предлогов in/on/at, рядом, между, напротив; 12' — практика: мини-текст «Мой район» с предлогами; 15' — говорение: описание картинки (подготовка к монологу задания 3); 8' — лексические игры на закрепление слов месяца; 5' — итоги.</w:t>
+              <w:t xml:space="preserve">5' — словарный диктант; 20' — правила: -er/-est, орфографические удвоения, more/most, исключения (good/better/best…), as… as и not so… as, порядок слов; 15' — автоматизация: сравнение членов семьи, городов, предметов в формате 20–28; устная игра «сравни и обоснуй»; 5' — итоги.</w:t>
             </w:r>
           </w:p>
         </w:tc>
@@ -11087,7 +10051,7 @@
                 <w:sz w:val="17"/>
                 <w:szCs w:val="17"/>
               </w:rPr>
-              <w:t xml:space="preserve">10 новых слов; Решу ОГЭ: задания 20–21.</w:t>
+              <w:t xml:space="preserve">Murphy: Units 105, 107, 108; Решу ОГЭ: задания 20–26; 20–30 новых слов (10–15 в колоду).</w:t>
             </w:r>
           </w:p>
         </w:tc>
@@ -11148,7 +10112,7 @@
                 <w:sz w:val="17"/>
                 <w:szCs w:val="17"/>
               </w:rPr>
-              <w:t xml:space="preserve">Аудирование: интенсив по заданиям 1–4. Цели: автоматизировать алгоритм «вопрос → варианты → ключевые слова».</w:t>
+              <w:t xml:space="preserve">Чтение-интенсив: задания 13–19. Цели: поставить стратегию поискового чтения и превратить каждый текст в источник 20–30 новых слов.</w:t>
             </w:r>
           </w:p>
         </w:tc>
@@ -11175,7 +10139,7 @@
                 <w:sz w:val="17"/>
                 <w:szCs w:val="17"/>
               </w:rPr>
-              <w:t xml:space="preserve">5' — словарный диктант; 10' — предтекстовая работа: снятие лексических трудностей; 25' — два полных прохода заданий 1–4 (демоверсия + открытый банк ФИПИ) с разбором дистракторов: почему два варианта похожи и как отличить; 5' — фиксация ошибок в карточки; 5' — итоги.</w:t>
+              <w:t xml:space="preserve">5' — словарный диктант; 10' — стратегия: сначала вопрос/рубрика, потом доказательство в тексте; типы ловушек (синоним-замена, ложное совпадение слов); 25' — два текста формата 13–17 с полным разбором; выписываем все незнакомые слова — обычно 25–30 с текста — и сразу обсуждаем самые частотные; 10' — перенос слов в колоду, мини-диктант по свежему; 5' — итоги.</w:t>
             </w:r>
           </w:p>
         </w:tc>
@@ -11202,7 +10166,7 @@
                 <w:sz w:val="17"/>
                 <w:szCs w:val="17"/>
               </w:rPr>
-              <w:t xml:space="preserve">10 слов; 2 текста задания 1 из открытого банка ФИПИ (аудио выдаёт репетитор).</w:t>
+              <w:t xml:space="preserve">Третий текст 13–19 самостоятельно + все новые слова в колоду (20–30); Murphy: Unit 111 (yet, already); Решу ОГЭ: задания 13–15.</w:t>
             </w:r>
           </w:p>
         </w:tc>
@@ -11263,7 +10227,7 @@
                 <w:sz w:val="17"/>
                 <w:szCs w:val="17"/>
               </w:rPr>
-              <w:t xml:space="preserve">Чтение: задание 12 — установление соответствий. Цели: освоить поиск «какой текст отвечает на вопрос».</w:t>
+              <w:t xml:space="preserve">Говорение: монолог «Хобби и свободное время» (В). Цели: поставить полный монолог задания 3 по 4-пунктному плану, разобрать критерии К1–К3.</w:t>
             </w:r>
           </w:p>
         </w:tc>
@@ -11290,7 +10254,7 @@
                 <w:sz w:val="17"/>
                 <w:szCs w:val="17"/>
               </w:rPr>
-              <w:t xml:space="preserve">5' — словарный диктант; 12' — стратегия: вычленение ключевых слов вопроса, синонимический парафраз в тексте, правило «один вопрос лишний»; 23' — практика: задание 12 из демоверсии с пошаговым разбором; 5' — рефлексия: где были ловушки; 5' — итоги.</w:t>
+              <w:t xml:space="preserve">5' — словарный диктант; 10' — критерии устного задания 3: К1 раскрытие всех 4 аспектов плана (10–12 фраз), К2 вступление, заключение и связки, К3 языковое оформление; 25' — построение монолога «Хобби» по плану с опорой, запись на диктофон; 10' — прослушивание записи, самооценка по чек-листу, правки; 5' — итоги.</w:t>
             </w:r>
           </w:p>
         </w:tc>
@@ -11317,7 +10281,7 @@
                 <w:sz w:val="17"/>
                 <w:szCs w:val="17"/>
               </w:rPr>
-              <w:t xml:space="preserve">Решу ОГЭ: задание 12 (полное); повторить слова двух последних недель.</w:t>
+              <w:t xml:space="preserve">Доработать монолог «Хобби» по замечаниям, перезаписать; 20–30 новых слов по теме увлечений (10–15 в колоду).</w:t>
             </w:r>
           </w:p>
         </w:tc>
@@ -11378,7 +10342,7 @@
                 <w:sz w:val="17"/>
                 <w:szCs w:val="17"/>
               </w:rPr>
-              <w:t xml:space="preserve">Говорение: монолог «Мой дом / мой город» по шаблону. Цели: выучить структуру «вступление — три пункта — заключение».</w:t>
+              <w:t xml:space="preserve">Аудирование: интенсив по заданиям 1–4. Цели: освоить стратегию «понимание основного содержания» и выбор запрашиваемой информации.</w:t>
             </w:r>
           </w:p>
         </w:tc>
@@ -11405,7 +10369,7 @@
                 <w:sz w:val="17"/>
                 <w:szCs w:val="17"/>
               </w:rPr>
-              <w:t xml:space="preserve">5' — словарный диктант; 10' — разбор критериев устного задания 3: К1 (раскрытие 4 аспектов, 10–12 фраз), К2 (вступление и заключение, связки), К3 (языковое оформление); 20' — построение высказывания по шаблону с опорой и запись на диктофон; 10' — самооценка по упрощённому чек-листу; 5' — итоги.</w:t>
+              <w:t xml:space="preserve">5' — словарный диктант; 10' — стратегия: читать рубрики до записи, выделять ключевые слова, ловить синонимы в аудиотексте; 25' — два прогона заданий 1–4 из открытого банка (каждая запись дважды), разбор; 10' — повторное прослушивание с текстовой расшифровкой, новые слова — в колоду; 5' — итоги.</w:t>
             </w:r>
           </w:p>
         </w:tc>
@@ -11432,7 +10396,7 @@
                 <w:sz w:val="17"/>
                 <w:szCs w:val="17"/>
               </w:rPr>
-              <w:t xml:space="preserve">Довести монолог до 10–12 фраз по своей записи; 10 новых слов.</w:t>
+              <w:t xml:space="preserve">Ещё один вариант заданий 1–4 дома; все новые слова из аудиотекстов в колоду (20–30); Решу ОГЭ: задания 1–2.</w:t>
             </w:r>
           </w:p>
         </w:tc>
@@ -11493,7 +10457,7 @@
                 <w:sz w:val="17"/>
                 <w:szCs w:val="17"/>
               </w:rPr>
-              <w:t xml:space="preserve">Тематический контроль №1: аудирование + грамматика. Цели: измерить динамику за месяц.</w:t>
+              <w:t xml:space="preserve">Тематический контроль №1: аудирование + грамматика. Цели: измерить прогресс октября в экзаменационном формате.</w:t>
             </w:r>
           </w:p>
         </w:tc>
@@ -11520,7 +10484,7 @@
                 <w:sz w:val="17"/>
                 <w:szCs w:val="17"/>
               </w:rPr>
-              <w:t xml:space="preserve">5' — организация; 15' — аудирование: три задания типа 1–4 на время; 15' — грамматика: задания 20–26 (Past Simple/Continuous/Perfect); 10' — самопроверка по ключам, обновление трекера; 5' — задачи на ноябрь.</w:t>
+              <w:t xml:space="preserve">5' — организация; 15' — словарный тест по колоде октября (≈ 200 слов): 25 карточек; 25' — контроль: аудирование 1–4 + грамматика 20–26 в смешанном варианте; 12' — самопроверка, разбор ключевых ошибок, трекер; 3' — задачи на ноябрь.</w:t>
             </w:r>
           </w:p>
         </w:tc>
@@ -11547,7 +10511,7 @@
                 <w:sz w:val="17"/>
                 <w:szCs w:val="17"/>
               </w:rPr>
-              <w:t xml:space="preserve">Работа над ошибками в карточках; повторение слов месяца.</w:t>
+              <w:t xml:space="preserve">Работа над ошибками контроля; повторить неправильные глаголы (топ-50); принести на следующее занятие колоду — будет диктант-ревизия.</w:t>
             </w:r>
           </w:p>
         </w:tc>
@@ -11563,7 +10527,6 @@
         <w:pStyle w:val="Heading2"/>
         <w:spacing w:after="120" w:before="260" w:line="312"/>
       </w:pPr>
-      <w:bookmarkStart w:id="100016" w:name="_Toc100016"/>
       <w:r>
         <w:rPr>
           <w:rFonts w:ascii="Arial" w:cs="Arial" w:eastAsia="Arial" w:hAnsi="Arial"/>
@@ -11573,9 +10536,8 @@
           <w:sz w:val="25"/>
           <w:szCs w:val="25"/>
         </w:rPr>
-        <w:t xml:space="preserve">Ноябрь. Модуль 3. Будущее, перфект и первое письмо</w:t>
+        <w:t xml:space="preserve">Ноябрь. Модуль 3. Будущее время, путешествия и Present Perfect</w:t>
       </w:r>
-      <w:bookmarkEnd w:id="100016"/>
     </w:p>
     <w:p>
       <w:pPr>
@@ -11591,7 +10553,7 @@
           <w:sz w:val="22"/>
           <w:szCs w:val="22"/>
         </w:rPr>
-        <w:t xml:space="preserve">Ноябрь соединяет два важнейших перехода года. Во-первых, в грамматике появляются будущее время и Present Perfect — формы, без которых невозможен уровень B1 и которые стабильно проверяются в заданиях 20–28. Во-вторых, ученик впервые пишет полный электронный ответ на письмо-стимул по критериям ФИПИ: задание 35 стоит 10 первичных баллов, и начинать его отработку нужно за полгода до экзамена, чтобы к весне письмо стало конвейером гарантированных баллов. Тематические словари месяца («Путешествия и транспорт») подобраны под типовые сюжеты аудирования и письма.</w:t>
+        <w:t xml:space="preserve">Ноябрь — самый насыщенный грамматический месяц первого полугодия: будущее время и Present Perfect, главный барьер между A2 и B1, получают по полному уроку каждый, а конфликт Present Perfect и Past Simple разбирается на отдельном 50-минутном занятии, потому что именно эта пара стабильно «съедает» баллы в заданиях 20–28. Тематическое содержание по кодификатору — «Виды отдыха. Каникулы. Путешествия по России и зарубежным странам. Транспорт» (З) с выходом на экологию транспорта (К): это сюжеты аудирования, текстов для чтения и первого полноценного письма. Письмо №1 пишется целиком по критериям — к середине года ученик должен перестать бояться задания 35.</w:t>
       </w:r>
     </w:p>
     <w:p>
@@ -11692,7 +10654,7 @@
                 <w:sz w:val="17"/>
                 <w:szCs w:val="17"/>
               </w:rPr>
-              <w:t xml:space="preserve">Лексика (10–12 слов в неделю)</w:t>
+              <w:t xml:space="preserve">Лексика (20–30 слов на каждом занятии)</w:t>
             </w:r>
           </w:p>
         </w:tc>
@@ -11786,7 +10748,7 @@
                 <w:sz w:val="17"/>
                 <w:szCs w:val="17"/>
               </w:rPr>
-              <w:t xml:space="preserve">Future Simple; be going to; Present Continuous для планов; Present Perfect (ever, never, just, already, yet); условные предложения 0 и 1 типа; словообразование: -er, -tion</w:t>
+              <w:t xml:space="preserve">Будущее время: will / be going to / Present Continuous для будущего; Present Perfect — с нуля; Present Perfect vs Past Simple</w:t>
             </w:r>
           </w:p>
         </w:tc>
@@ -11815,7 +10777,7 @@
                 <w:sz w:val="17"/>
                 <w:szCs w:val="17"/>
               </w:rPr>
-              <w:t xml:space="preserve">«Путешествия и транспорт», «В аэропорту и в отеле» — 55 слов</w:t>
+              <w:t xml:space="preserve">«Каникулы и путешествия» и «Транспорт» (кодификатор З) — по 20–30 слов на каждом занятии, ≈ 200 слов за месяц</w:t>
             </w:r>
           </w:p>
         </w:tc>
@@ -11844,7 +10806,7 @@
                 <w:sz w:val="17"/>
                 <w:szCs w:val="17"/>
               </w:rPr>
-              <w:t xml:space="preserve">Письмо 35: структура и первый полный текст; грамматика 20–24; аудирование 6–11 (два пропуска); чтение 12</w:t>
+              <w:t xml:space="preserve">Письмо №1 по критериям К1–К4; аудирование 5–6; чтение 12 (соответствия тем); монологи «Каникулы» и «Путешествия»</w:t>
             </w:r>
           </w:p>
         </w:tc>
@@ -11873,7 +10835,7 @@
                 <w:sz w:val="17"/>
                 <w:szCs w:val="17"/>
               </w:rPr>
-              <w:t xml:space="preserve">Тематический контроль №2: грамматика + лексика + словообразование (урок 24)</w:t>
+              <w:t xml:space="preserve">Словарные диктанты; проверка письма №1 по критериям; Тематический контроль №2 (урок 24)</w:t>
             </w:r>
           </w:p>
         </w:tc>
@@ -12103,7 +11065,7 @@
                 <w:sz w:val="17"/>
                 <w:szCs w:val="17"/>
               </w:rPr>
-              <w:t xml:space="preserve">Будущее время: will и be going to. Цели: разграничить предсказание и план, освоить в речи.</w:t>
+              <w:t xml:space="preserve">Грамматика (полный урок): будущее время — will, be going to, Present Continuous. Цели: освоить три способа выражения будущего и критерий выбора.</w:t>
             </w:r>
           </w:p>
         </w:tc>
@@ -12130,7 +11092,7 @@
                 <w:sz w:val="17"/>
                 <w:szCs w:val="17"/>
               </w:rPr>
-              <w:t xml:space="preserve">5' — словарный диктант; 12' — правила и различия will / going to / Present Continuous для расписаний; 13' — практика: рассказ о планах на новогодние каникулы; 15' — письмо: разбор структуры электронного письма (обращение, благодарность, три абзаца-ответа, заключительная фраза, подпись) и образец из демоверсии; 5' — итоги.</w:t>
+              <w:t xml:space="preserve">5' — словарный диктант; 20' — три формы: will (решение в момент речи, предсказание), be going to (намерение, очевидный признак), Present Continuous (договорённость на будущее); три типа предложений с will; 15' — автоматизация: планы на выходные и каникулы в формате 20–28, устные пары «я собираюсь…»; 5' — сводная таблица и итоги.</w:t>
             </w:r>
           </w:p>
         </w:tc>
@@ -12157,7 +11119,7 @@
                 <w:sz w:val="17"/>
                 <w:szCs w:val="17"/>
               </w:rPr>
-              <w:t xml:space="preserve">Выучить шаблон письма наизусть (фразы-опоры); 10 слов блока «Транспорт».</w:t>
+              <w:t xml:space="preserve">Murphy: Units 20, 23; Решу ОГЭ: задания 20–26; 20–30 новых слов (10–15 в колоду); записать план зимних каникул (8 фраз, be going to).</w:t>
             </w:r>
           </w:p>
         </w:tc>
@@ -12218,7 +11180,7 @@
                 <w:sz w:val="17"/>
                 <w:szCs w:val="17"/>
               </w:rPr>
-              <w:t xml:space="preserve">Грамматика: Present Perfect (введение). Цели: ввести have/has + V3, маркеры опыта и результата.</w:t>
+              <w:t xml:space="preserve">Лексика и монолог: «Каникулы и путешествия» (З). Цели: освоить лексику отдыха и поездок, поставить монолог «Мои идеальные каникулы».</w:t>
             </w:r>
           </w:p>
         </w:tc>
@@ -12245,7 +11207,7 @@
                 <w:sz w:val="17"/>
                 <w:szCs w:val="17"/>
               </w:rPr>
-              <w:t xml:space="preserve">5' — словарный диктант; 12' — презентация: ever, never, just, already, yet; контраст «результат сейчас»; 13' — практика: подстановочные упражнения, вопросы «Have you ever…»; 15' — чтение: задания 13–17 (True/False/Not stated) с перфектными ловушками; 5' — итоги.</w:t>
+              <w:t xml:space="preserve">5' — словарный диктант; 15' — лексика: виды отдыха в разное время года, поездки по России и за рубежом, проживание, впечатления — 25+ единиц; 15' — монолог «Каникулы» по 4-пунктному плану с записью и разбором по критериям; 10' — чтение 13–19 на тему путешествий: новые слова — в колоду; 5' — итоги.</w:t>
             </w:r>
           </w:p>
         </w:tc>
@@ -12272,7 +11234,7 @@
                 <w:sz w:val="17"/>
                 <w:szCs w:val="17"/>
               </w:rPr>
-              <w:t xml:space="preserve">Решу ОГЭ: задания 20–24; 10 слов блока «Путешествия».</w:t>
+              <w:t xml:space="preserve">Доработать монолог «Каникулы»; Решу ОГЭ: задания 13–15; 20–30 новых слов из текста (10–15 в колоду).</w:t>
             </w:r>
           </w:p>
         </w:tc>
@@ -12333,7 +11295,7 @@
                 <w:sz w:val="17"/>
                 <w:szCs w:val="17"/>
               </w:rPr>
-              <w:t xml:space="preserve">Present Perfect vs Past Simple. Цели: устранить главный грамматический конфликт уровня A2/B1.</w:t>
+              <w:t xml:space="preserve">Лексика и чтение: «Транспорт и экология» (З, К). Цели: освоить транспортную лексику, увидеть, как тема экологии звучит в заданиях 13–19.</w:t>
             </w:r>
           </w:p>
         </w:tc>
@@ -12360,7 +11322,7 @@
                 <w:sz w:val="17"/>
                 <w:szCs w:val="17"/>
               </w:rPr>
-              <w:t xml:space="preserve">5' — словарный диктант; 12' — сравнительная практика: маркеры ago и just, «когда именно» vs «когда-либо»; 13' — говорение: мини-опрос «Опыт в жизни» (Have you ever been to…?); 15' — грамматика 29–30: знакомство со словообразованием — суффиксы действующего лица -er и абстрактных существительных -tion; 5' — итоги.</w:t>
+              <w:t xml:space="preserve">5' — словарный диктант; 15' — лексика: аэропорт, вокзал, билет, посадка, городской и междугородний транспорт, экология транспорта — 25+ единиц; 15' — чтение формата 13–19 про транспорт и городскую среду: стратегия + сбор новых слов; 10' — устный опрос «Как ты добираешься до школы?» полными ответами; 5' — итоги.</w:t>
             </w:r>
           </w:p>
         </w:tc>
@@ -12387,7 +11349,7 @@
                 <w:sz w:val="17"/>
                 <w:szCs w:val="17"/>
               </w:rPr>
-              <w:t xml:space="preserve">Решу ОГЭ: задания 29–30; 10 новых слов.</w:t>
+              <w:t xml:space="preserve">Решу ОГЭ: задания 16–19 (чтение); все новые слова из текста в колоду (20–30); подготовить 6 вопросов о поездке для диалога на следующем уроке.</w:t>
             </w:r>
           </w:p>
         </w:tc>
@@ -12448,7 +11410,7 @@
                 <w:sz w:val="17"/>
                 <w:szCs w:val="17"/>
               </w:rPr>
-              <w:t xml:space="preserve">Условные предложения 0 и 1 типа. Цели: отработать реальные условия — частую тему заданий 20–28.</w:t>
+              <w:t xml:space="preserve">Грамматика (полный урок): Present Perfect — строим с нуля. Цели: освоить форму have/has + V3 и значения результата и опыта.</w:t>
             </w:r>
           </w:p>
         </w:tc>
@@ -12475,7 +11437,7 @@
                 <w:sz w:val="17"/>
                 <w:szCs w:val="17"/>
               </w:rPr>
-              <w:t xml:space="preserve">5' — словарный диктант; 12' — правила: If + Present Simple, will + V; нулевой тип для законов природы; 13' — практика: цепочки If… will… по ситуациям; 15' — аудирование: задание 6–11 (таблица, два пропуска) — приём «слушай фразу после пропуска»; 5' — итоги.</w:t>
+              <w:t xml:space="preserve">5' — словарный диктант; 20' — форма: have/has + третья форма (правильные и неправильные глаголы), три типа предложений; значения: результат к настоящему моменту, опыт (ever/never), новости (just/already/yet); 15' — автоматизация: мини-опрос «What have you done today?», позиции формата 20–28; 5' — типичные ошибки (have + V2, ever с прошлым точным) и итоги.</w:t>
             </w:r>
           </w:p>
         </w:tc>
@@ -12502,7 +11464,7 @@
                 <w:sz w:val="17"/>
                 <w:szCs w:val="17"/>
               </w:rPr>
-              <w:t xml:space="preserve">Условные предложения из Решу ОГЭ (2 задания); 10 слов.</w:t>
+              <w:t xml:space="preserve">Murphy: Units 7, 8; Решу ОГЭ: задания 20–26; 20–30 новых слов (10–15 в колоду); 8 предложений «Я уже… / Я ещё не…» о своей неделе.</w:t>
             </w:r>
           </w:p>
         </w:tc>
@@ -12563,7 +11525,7 @@
                 <w:sz w:val="17"/>
                 <w:szCs w:val="17"/>
               </w:rPr>
-              <w:t xml:space="preserve">Письмо №1 (полное, по критериям). Цели: написать электронное письмо 100–120 слов, проверить себя по чек-листу.</w:t>
+              <w:t xml:space="preserve">Грамматика (полный урок): Present Perfect vs Past Simple — главный конфликт A2→B1. Цели: разложить критерий выбора и довести до автоматизма.</w:t>
             </w:r>
           </w:p>
         </w:tc>
@@ -12590,7 +11552,7 @@
                 <w:sz w:val="17"/>
                 <w:szCs w:val="17"/>
               </w:rPr>
-              <w:t xml:space="preserve">5' — словарный диктант; 10' — разбор критериев К1–К4: содержание (3 вопроса + нормы вежливости), организация (абзацы, связки), лексика и грамматика (допустимо 2 ошибки на «3» в К3... см. таблицу критериев), орфография; 25' — написание письма по стимулу из демоверсии; 5' — самопроверка по чек-листу объёма и структуры; 5' — итоги.</w:t>
+              <w:t xml:space="preserve">5' — словарный диктант; 20' — контраст: точное прошедшее время (yesterday, last year, ago) против связи с настоящим (just, ever, never, since, for); маркеры и ловушки; 15' — автоматизация: смешанный тест формата 20–28 на выбор формы + устные пары «когда именно / вообще опыт»; 10' — говорение: «Have you ever been to…?» — мини-диалоги о путешествиях; 5' — итоги.</w:t>
             </w:r>
           </w:p>
         </w:tc>
@@ -12617,7 +11579,7 @@
                 <w:sz w:val="17"/>
                 <w:szCs w:val="17"/>
               </w:rPr>
-              <w:t xml:space="preserve">Доработать письмо по замечаниям; повторить шаблон и клише.</w:t>
+              <w:t xml:space="preserve">Murphy: Units 13, 14; Решу ОГЭ: задания 20–28 (полный набор); 20–30 новых слов (10–15 в колоду).</w:t>
             </w:r>
           </w:p>
         </w:tc>
@@ -12678,7 +11640,7 @@
                 <w:sz w:val="17"/>
                 <w:szCs w:val="17"/>
               </w:rPr>
-              <w:t xml:space="preserve">Лексика-практикум «В аэропорту и в поезде». Цели: активизировать словарь в ситуациях, близких к сюжетам аудирования.</w:t>
+              <w:t xml:space="preserve">Письмо №1 (полное, по критериям). Цели: написать электронное письмо задания 35 целиком, разобрать по критериям К1–К4.</w:t>
             </w:r>
           </w:p>
         </w:tc>
@@ -12705,7 +11667,7 @@
                 <w:sz w:val="17"/>
                 <w:szCs w:val="17"/>
               </w:rPr>
-              <w:t xml:space="preserve">5' — словарный диктант; 12' — ролевые ситуации: регистрация, вопрос о платформе, покупка билета; 13' — устное задание 2 (диалог-расспрос): правило полного ответа и лимит 40 секунд на вопрос; 15' — чтение: задание 12 (второй вариант из банка ФИПИ); 5' — итоги.</w:t>
+              <w:t xml:space="preserve">5' — словарный диктант; 10' — критерии К1–К4: объём 100–120 слов, ответы на 3 вопроса стимула, 3 вопроса ученика, обращение/благодарность/надежда/подпись, оформление; 25' — письмо по стимулу на тему путешествий и каникул, счёт слов; 10' — само- и взаимопроверка по чек-листу критериев; 5' — итоги и правки.</w:t>
             </w:r>
           </w:p>
         </w:tc>
@@ -12732,7 +11694,7 @@
                 <w:sz w:val="17"/>
                 <w:szCs w:val="17"/>
               </w:rPr>
-              <w:t xml:space="preserve">10 слов; прослушать один диалог из открытого банка ФИПИ с последующим пересказом по-русски.</w:t>
+              <w:t xml:space="preserve">Доработать письмо №1 по замечаниям; Murphy: Unit 25 (when I do); 20–30 новых слов (10–15 в колоду).</w:t>
             </w:r>
           </w:p>
         </w:tc>
@@ -12793,7 +11755,7 @@
                 <w:sz w:val="17"/>
                 <w:szCs w:val="17"/>
               </w:rPr>
-              <w:t xml:space="preserve">Грамматика: система времён A2 — интеграционный урок. Цели: связать все изученные времена в единую карту выбора формы.</w:t>
+              <w:t xml:space="preserve">Аудирование 5–6 и чтение 12: смешанная практика. Цели: отработать понимание запрашиваемой информации и установление соответствий тем.</w:t>
             </w:r>
           </w:p>
         </w:tc>
@@ -12820,7 +11782,7 @@
                 <w:sz w:val="17"/>
                 <w:szCs w:val="17"/>
               </w:rPr>
-              <w:t xml:space="preserve">5' — словарный диктант; 15' — работа с таблицей времён: тренировка мгновенного выбора формы по маркеру; 15' — практика в формате 20–28: полный связный текст с 8 пропусками; 10' — разбор типичных ошибок из карточек ученика; 5' — итоги.</w:t>
+              <w:t xml:space="preserve">5' — словарный диктант; 12' — аудирование заданий 5 и 6: заполнение таблицы, двойное прослушивание, разбор; 13' — чтение задания 12: соответствие тем текстам, стратегия «заголовок = суть, а не слово из текста»; 15' — разбор ошибок, новые слова из аудио и текстов — в колоду; 5' — итоги.</w:t>
             </w:r>
           </w:p>
         </w:tc>
@@ -12847,7 +11809,7 @@
                 <w:sz w:val="17"/>
                 <w:szCs w:val="17"/>
               </w:rPr>
-              <w:t xml:space="preserve">Два грамматических текста из банка ФИПИ; повторить слова месяца.</w:t>
+              <w:t xml:space="preserve">Решу ОГЭ: задания 12 и 5; все новые слова (20–30) в колоду; повторить колоду ноября — впереди контроль.</w:t>
             </w:r>
           </w:p>
         </w:tc>
@@ -12908,7 +11870,7 @@
                 <w:sz w:val="17"/>
                 <w:szCs w:val="17"/>
               </w:rPr>
-              <w:t xml:space="preserve">Тематический контроль №2: грамматика + лексика + словообразование. Цели: зафиксировать динамику, подготовиться к пробнику.</w:t>
+              <w:t xml:space="preserve">Тематический контроль №2: грамматика + лексика + чтение. Цели: измерить прогресс ноября в экзаменационном формате.</w:t>
             </w:r>
           </w:p>
         </w:tc>
@@ -12935,7 +11897,7 @@
                 <w:sz w:val="17"/>
                 <w:szCs w:val="17"/>
               </w:rPr>
-              <w:t xml:space="preserve">5' — организация; 20' — грамматика: задания 20–28 (сокращённый набор) + словообразование 29–31; 10' — словарный тест по ноябрьским блокам; 10' — обновление трекера, разбор; 5' — установка на пробник №1 в декабре.</w:t>
+              <w:t xml:space="preserve">5' — организация; 10' — словарный тест ноября (25 карточек); 25' — контроль: грамматика 20–28 + словообразование 29–30 в мини-варианте; 10' — чтение 12–14 с самопроверкой; 5' — разбор, трекер, задачи на декабрь.</w:t>
             </w:r>
           </w:p>
         </w:tc>
@@ -12962,7 +11924,7 @@
                 <w:sz w:val="17"/>
                 <w:szCs w:val="17"/>
               </w:rPr>
-              <w:t xml:space="preserve">Исправить ошибки контроля; повторить шаблон письма и список клише.</w:t>
+              <w:t xml:space="preserve">Работа над ошибками; выучить к следующему занятию 30 неправильных глаголов на ревизию; повторить Present Perfect по сводной таблице.</w:t>
             </w:r>
           </w:p>
         </w:tc>
@@ -12978,7 +11940,6 @@
         <w:pStyle w:val="Heading2"/>
         <w:spacing w:after="120" w:before="260" w:line="312"/>
       </w:pPr>
-      <w:bookmarkStart w:id="100017" w:name="_Toc100017"/>
       <w:r>
         <w:rPr>
           <w:rFonts w:ascii="Arial" w:cs="Arial" w:eastAsia="Arial" w:hAnsi="Arial"/>
@@ -12988,9 +11949,8 @@
           <w:sz w:val="25"/>
           <w:szCs w:val="25"/>
         </w:rPr>
-        <w:t xml:space="preserve">Декабрь. Модуль 4. Полугодовой рубеж: пробник №1</w:t>
+        <w:t xml:space="preserve">Декабрь. Модуль 4. Город и природа, пассивный залог, пробник №1</w:t>
       </w:r>
-      <w:bookmarkEnd w:id="100017"/>
     </w:p>
     <w:p>
       <w:pPr>
@@ -13006,7 +11966,7 @@
           <w:sz w:val="22"/>
           <w:szCs w:val="22"/>
         </w:rPr>
-        <w:t xml:space="preserve">Декабрь — первый рубежный месяц: письменная часть экзамена целиком, в реальном тайминге, с последующим детальным разбором. Пробник занимает два занятия и показывает не только балл, но и умение распределять 120 минут. До пробника успеваем ввести пассивный залог — грамматическую тему, которая почти всегда встречается в заданиях 20–28, — и закрепляем конфликт Present Perfect vs Past Simple. Результаты пробника №1 фиксируются в трекере и служат базой для коррекции второй половины года.</w:t>
+        <w:t xml:space="preserve">Декабрь закрывает первое полугодие: Past Perfect и пассивный залог — последние крупные «новые» темы года — получают по полному уроку, а тематическое содержание выходит на кодификатор «Жизнь в городе и сельской местности» (И) и «Природа: флора и фауна» (К), включая самые обсуждаемые монологи банка: «Дикие животные и домашние питомцы» и дискуссионный «Зоопарки — зло или добро». Полугодовой пробник №1 проводится в полном письменном формате за два занятия: ученик впервые проживает экзамен целиком — с тайм-менеджментом, бланками и подсчётом первичных баллов по реальной шкале.</w:t>
       </w:r>
     </w:p>
     <w:p>
@@ -13107,7 +12067,7 @@
                 <w:sz w:val="17"/>
                 <w:szCs w:val="17"/>
               </w:rPr>
-              <w:t xml:space="preserve">Лексика (10–12 слов в неделю)</w:t>
+              <w:t xml:space="preserve">Лексика (20–30 слов на каждом занятии)</w:t>
             </w:r>
           </w:p>
         </w:tc>
@@ -13201,7 +12161,7 @@
                 <w:sz w:val="17"/>
                 <w:szCs w:val="17"/>
               </w:rPr>
-              <w:t xml:space="preserve">Пассивный залог: Present Passive и Past Passive (be + V3); закрепление Present Perfect vs Past Simple; система прошедших времён</w:t>
+              <w:t xml:space="preserve">Past Perfect — с нуля; пассивный залог: Present/Past Simple Passive и Present Perfect Passive; there is/there are в описании города</w:t>
             </w:r>
           </w:p>
         </w:tc>
@@ -13230,7 +12190,7 @@
                 <w:sz w:val="17"/>
                 <w:szCs w:val="17"/>
               </w:rPr>
-              <w:t xml:space="preserve">«Еда и напитки», «Магазины и покупки» — 55 слов</w:t>
+              <w:t xml:space="preserve">«Город и село» (И), «Животные: дикие, домашние, зоопарки» (К) — по 20–30 слов на каждом занятии, ≈ 200 слов за месяц</w:t>
             </w:r>
           </w:p>
         </w:tc>
@@ -13259,7 +12219,7 @@
                 <w:sz w:val="17"/>
                 <w:szCs w:val="17"/>
               </w:rPr>
-              <w:t xml:space="preserve">ПОЛНЫЙ ПРОБНИК №1 (уроки 27–28) и его разбор (урок 29); аудирование 5; устная часть: чтение вслух + диалог-расспрос</w:t>
+              <w:t xml:space="preserve">ПРОБНИК №1 в полном письменном формате; монолог-мнение с аргументами «за/против»; диалог-расспрос</w:t>
             </w:r>
           </w:p>
         </w:tc>
@@ -13288,7 +12248,7 @@
                 <w:sz w:val="17"/>
                 <w:szCs w:val="17"/>
               </w:rPr>
-              <w:t xml:space="preserve">Пробник №1 — письменная часть (2 занятия) + разбор; словарный тест полугодия (урок 32)</w:t>
+              <w:t xml:space="preserve">Словарная ревизия полугодия; ПРОБНИК №1 (уроки 30–31) с разбором и фиксацией в трекере (урок 32)</w:t>
             </w:r>
           </w:p>
         </w:tc>
@@ -13518,7 +12478,7 @@
                 <w:sz w:val="17"/>
                 <w:szCs w:val="17"/>
               </w:rPr>
-              <w:t xml:space="preserve">Грамматика: пассивный залог (введение). Цели: ввести be + V3 в настоящем и прошедшем, распознавать в тексте.</w:t>
+              <w:t xml:space="preserve">Грамматика (полный урок): Past Perfect — строим с нуля. Цели: освоить had + V3 и последовательность прошедших событий.</w:t>
             </w:r>
           </w:p>
         </w:tc>
@@ -13545,7 +12505,7 @@
                 <w:sz w:val="17"/>
                 <w:szCs w:val="17"/>
               </w:rPr>
-              <w:t xml:space="preserve">5' — словарный диктант; 12' — презентация: когда нужен пассив, формы is/are/was/were + V3; 13' — практика: трансформация актив-пассив на материале предложений о изобретениях; 15' — аудирование: задание 5 (повторение стратегии соответствий); 5' — итоги.</w:t>
+              <w:t xml:space="preserve">5' — словарный диктант; 20' — форма и смысл: «предпрошедшее» — что случилось ДО другого прошедшего события; маркеры by the time, before, after; три типа предложений; 15' — автоматизация: связный рассказ «Ко мне приехал друг» в формате 20–28, устные цепочки событий; 5' — итоги: карта всех изученных времён.</w:t>
             </w:r>
           </w:p>
         </w:tc>
@@ -13572,7 +12532,7 @@
                 <w:sz w:val="17"/>
                 <w:szCs w:val="17"/>
               </w:rPr>
-              <w:t xml:space="preserve">Пассив из Решу ОГЭ (2 задания); 10 слов блока «Еда».</w:t>
+              <w:t xml:space="preserve">Murphy: Unit 15; Решу ОГЭ: задания 20–26; 20–30 новых слов (10–15 в колоду).</w:t>
             </w:r>
           </w:p>
         </w:tc>
@@ -13633,7 +12593,7 @@
                 <w:sz w:val="17"/>
                 <w:szCs w:val="17"/>
               </w:rPr>
-              <w:t xml:space="preserve">Интеграционная практика перед пробником. Цели: смешанный тренинг всех тем I полугодия, обратная связь по письму №1.</w:t>
+              <w:t xml:space="preserve">Лексика и монолог: «Город и село» (И). Цели: освоить лексику города и деревни, включить there is/are и предлоги места в монолог.</w:t>
             </w:r>
           </w:p>
         </w:tc>
@@ -13660,7 +12620,7 @@
                 <w:sz w:val="17"/>
                 <w:szCs w:val="17"/>
               </w:rPr>
-              <w:t xml:space="preserve">5' — словарный диктант; 20' — смешанный тренинг формата 20–28: перфект, пассив, прошедшие времена в одном тексте; 15' — чтение: задания 13–19 (полный блок, два текста); 10' — разбор письма №1 по критериям К1–К4; 5' — итоги.</w:t>
+              <w:t xml:space="preserve">5' — словарный диктант; 15' — лексика: достопримечательности, районы, транспорт города, жизнь в деревне, за и против — 25+ единиц; there is/there are, предлоги in/on/at/next to/opposite; 15' — монолог «Мой город / моё село» по каркасу с записью и разбором; 10' — чтение вслух текста о городе с записью; 5' — итоги.</w:t>
             </w:r>
           </w:p>
         </w:tc>
@@ -13687,7 +12647,7 @@
                 <w:sz w:val="17"/>
                 <w:szCs w:val="17"/>
               </w:rPr>
-              <w:t xml:space="preserve">10 слов блока «Покупки»; исправить письмо; выспаться перед пробником.</w:t>
+              <w:t xml:space="preserve">Murphy: Units 84, 123; доработать монолог о городе; 20–30 новых слов (10–15 в колоду).</w:t>
             </w:r>
           </w:p>
         </w:tc>
@@ -13748,7 +12708,7 @@
                 <w:sz w:val="17"/>
                 <w:szCs w:val="17"/>
               </w:rPr>
-              <w:t xml:space="preserve">ПРОБНИК №1 — часть 1: аудирование + чтение. Цели: работа в экзаменационном режиме, тайминг 30 + 30 минут.</w:t>
+              <w:t xml:space="preserve">Монолог-мнение: «Дикие животные. Домашние питомцы. Зоопарки — зло или добро?» (К). Цели: освоить формат высказывания с аргументами за и против.</w:t>
             </w:r>
           </w:p>
         </w:tc>
@@ -13775,7 +12735,7 @@
                 <w:sz w:val="17"/>
                 <w:szCs w:val="17"/>
               </w:rPr>
-              <w:t xml:space="preserve">5' — установка: правила, бланк ответов, тайминг; 20' — аудирование: задания 1–11 полностью, каждая запись дважды; 20' — чтение: задания 12–19; 5' — перенос ответов, сбор работ.</w:t>
+              <w:t xml:space="preserve">5' — словарный диктант; 10' — лексика: дикие и домашние животные, уход за питомцем, аргументы за/против зоопарков — 25+ единиц; 15' — формат «за/против»: I think…, On the one hand…, However…, In my opinion…; 15' — построение монолога-мнения с записью и разбором по К1–К3; 10' — чтение 13–19 о животных: новые слова — в колоду; 5' — итоги.</w:t>
             </w:r>
           </w:p>
         </w:tc>
@@ -13802,7 +12762,7 @@
                 <w:sz w:val="17"/>
                 <w:szCs w:val="17"/>
               </w:rPr>
-              <w:t xml:space="preserve">Отдых; повторить словообразовательные суффиксы перед завтрашней частью.</w:t>
+              <w:t xml:space="preserve">Перезаписать монолог о зоопарках с исправлениями; Решу ОГЭ: задания 13–16; 20–30 новых слов (10–15 в колоду).</w:t>
             </w:r>
           </w:p>
         </w:tc>
@@ -13863,7 +12823,7 @@
                 <w:sz w:val="17"/>
                 <w:szCs w:val="17"/>
               </w:rPr>
-              <w:t xml:space="preserve">ПРОБНИК №1 — часть 2: грамматика + письмо. Цели: вторая половина письменной работы в режиме экзамена.</w:t>
+              <w:t xml:space="preserve">Грамматика (полный урок): пассивный залог — строим с нуля. Цели: освоить be + V3 в Present и Past Simple Passive.</w:t>
             </w:r>
           </w:p>
         </w:tc>
@@ -13890,7 +12850,7 @@
                 <w:sz w:val="17"/>
                 <w:szCs w:val="17"/>
               </w:rPr>
-              <w:t xml:space="preserve">5' — установка; 15' — грамматика и лексика: задания 20–34; 25' — письмо: задание 35 на время (рекомендованные 30 минут сжимаем до урока); 5' — перенос ответов, сбор работ. Проверка репетитором до следующего занятия по критериям ФИПИ.</w:t>
+              <w:t xml:space="preserve">5' — словарный диктант; 20' — форма: is/are/was/were + V3; три типа предложений; когда нужен пассив (деятель не важен/неизвестен); by-обороты; перевод на русский; 15' — автоматизация: трансформации актив→пассив на материале тем года (еда, книги, города) в формате 20–28; 5' — типичные ошибки (забытый be, V2 вместо V3) и итоги.</w:t>
             </w:r>
           </w:p>
         </w:tc>
@@ -13917,7 +12877,7 @@
                 <w:sz w:val="17"/>
                 <w:szCs w:val="17"/>
               </w:rPr>
-              <w:t xml:space="preserve">Домашнего задания нет — после пробника день разгрузки.</w:t>
+              <w:t xml:space="preserve">Murphy: Units 42, 43; Решу ОГЭ: задания 20–28; 20–30 новых слов (10–15 в колоду).</w:t>
             </w:r>
           </w:p>
         </w:tc>
@@ -13978,7 +12938,7 @@
                 <w:sz w:val="17"/>
                 <w:szCs w:val="17"/>
               </w:rPr>
-              <w:t xml:space="preserve">Разбор пробника №1. Цели: понять причины потери баллов, сформулировать цели на II полугодие.</w:t>
+              <w:t xml:space="preserve">Практикум: пассив в экзаменационном формате + старт диалога-расспроса. Цели: закрепить пассив позициями 20–28, поставить телефонный диалог-расспрос.</w:t>
             </w:r>
           </w:p>
         </w:tc>
@@ -14005,7 +12965,7 @@
                 <w:sz w:val="17"/>
                 <w:szCs w:val="17"/>
               </w:rPr>
-              <w:t xml:space="preserve">5' — общий балл, сравнение со стартовой диагностикой; 20' — разбор аудирования и чтения: конкретные задания-ошибки, работа с дистракторами; 20' — разбор письма по критериям К1–К4: сколько баллов «упущено» и как их вернуть; 5' — запись результатов в трекер, персональные цели; 5' — итоги.</w:t>
+              <w:t xml:space="preserve">5' — словарный диктант; 20' — практикум пассива: смешанный тест Present/Past Passive + Present Perfect Passive, разбор каждой ошибки; 15' — диалог-расспрос (устное задание 2): формат телефонного опроса, 6 вопросов по заданной теме, требование полного ответа; 10' — два полных прогона диалога с записью; 5' — итоги.</w:t>
             </w:r>
           </w:p>
         </w:tc>
@@ -14032,7 +12992,7 @@
                 <w:sz w:val="17"/>
                 <w:szCs w:val="17"/>
               </w:rPr>
-              <w:t xml:space="preserve">Работа над ошибками: карточки по грамматике пробника; 10 слов.</w:t>
+              <w:t xml:space="preserve">Решу ОГЭ: задания 20–28 (акцент на пассив); Murphy: Unit 44; 20–30 новых слов (10–15 в колоду).</w:t>
             </w:r>
           </w:p>
         </w:tc>
@@ -14093,7 +13053,7 @@
                 <w:sz w:val="17"/>
                 <w:szCs w:val="17"/>
               </w:rPr>
-              <w:t xml:space="preserve">Устная часть: интенсив по чтению вслух и диалогу-расспросу. Цели: выйти на стабильное чтение с ≤5 фонетическими ошибками.</w:t>
+              <w:t xml:space="preserve">ПРОБНИК №1 — часть 1: аудирование + чтение. Цели: впервые пройти письменный экзамен целиком, в реальном темпе.</w:t>
             </w:r>
           </w:p>
         </w:tc>
@@ -14120,7 +13080,7 @@
                 <w:sz w:val="17"/>
                 <w:szCs w:val="17"/>
               </w:rPr>
-              <w:t xml:space="preserve">5' — словарный диктант; 15' — чтение вслух: два текста научно-популярного характера, запись на диктофон, самоанализ пауз и ударений; 20' — диалог-расспрос: два полных телефонных опроса (12 вопросов) с требованием полного ответа; 10' — прослушивание и анализ записей; 5' — итоги.</w:t>
+              <w:t xml:space="preserve">5' — организация, бланки, инструкция; 35' — аудирование заданий 1–11 в реальном темпе (каждая запись дважды); 15' — чтение заданий 12–19 в реальном темпе; 5' — перенос ответов в бланк.</w:t>
             </w:r>
           </w:p>
         </w:tc>
@@ -14147,7 +13107,7 @@
                 <w:sz w:val="17"/>
                 <w:szCs w:val="17"/>
               </w:rPr>
-              <w:t xml:space="preserve">Прослушать свои записи, отметить слабые звуки; 10 новых слов.</w:t>
+              <w:t xml:space="preserve">Отдохнуть и выспаться; колоду не трогать — завтра второй блок пробника.</w:t>
             </w:r>
           </w:p>
         </w:tc>
@@ -14208,7 +13168,7 @@
                 <w:sz w:val="17"/>
                 <w:szCs w:val="17"/>
               </w:rPr>
-              <w:t xml:space="preserve">Словообразование: суффиксы прилагательных и наречий. Цели: систематизировать -ful, -less, -ly, -ous.</w:t>
+              <w:t xml:space="preserve">ПРОБНИК №1 — часть 2: грамматика + письмо. Цели: пройти грамматический блок и написать письмо в реальном темпе.</w:t>
             </w:r>
           </w:p>
         </w:tc>
@@ -14235,7 +13195,7 @@
                 <w:sz w:val="17"/>
                 <w:szCs w:val="17"/>
               </w:rPr>
-              <w:t xml:space="preserve">5' — словарный диктант; 12' — карта суффиксов: «какая часть речи получится»; 13' — практика: задания 29–34 (полный набор); 15' — монолог «Еда и здоровые привычки» по четырёхпунктному плану; 5' — итоги.</w:t>
+              <w:t xml:space="preserve">5' — организация; 20' — грамматика: задания 20–28 и 29–34 в реальном темпе; 20' — письмо задания 35 по стимулу открытого банка со счётом слов; 5' — перенос ответов, самоподсчёт первичных баллов.</w:t>
             </w:r>
           </w:p>
         </w:tc>
@@ -14262,7 +13222,7 @@
                 <w:sz w:val="17"/>
                 <w:szCs w:val="17"/>
               </w:rPr>
-              <w:t xml:space="preserve">Решу ОГЭ: задания 29–34; повторить слова декабря.</w:t>
+              <w:t xml:space="preserve">Не разбирать пробник самостоятельно — принесём на разбор; выспаться.</w:t>
             </w:r>
           </w:p>
         </w:tc>
@@ -14323,7 +13283,7 @@
                 <w:sz w:val="17"/>
                 <w:szCs w:val="17"/>
               </w:rPr>
-              <w:t xml:space="preserve">Итоги первого полугодия. Цели: обобщить динамику, задать вектор на январь.</w:t>
+              <w:t xml:space="preserve">Разбор пробника №1 + итоги первого полугодия. Цели: перевести баллы по шкале, найти главные потери, зафиксировать план на второе полугодие.</w:t>
             </w:r>
           </w:p>
         </w:tc>
@@ -14350,7 +13310,7 @@
                 <w:sz w:val="17"/>
                 <w:szCs w:val="17"/>
               </w:rPr>
-              <w:t xml:space="preserve">5' — организация; 15' — словарный тест: 30 слов из всех блоков полугодия; 15' — грамматический блиц-тест по темам сентября–декабря; 12' — разбор трекера за полугодие: где рост, что требует внимания; 3' — план на январь.</w:t>
+              <w:t xml:space="preserve">5' — баллы: первичные → оценка по шкале; сравнение с диагностикой; 20' — разбор письменной части по разделам: где потеряно больше всего баллов и почему; 15' — разбор письма по критериям К1–К4; 7' — словарная ревизия полугодия: блиц-диктант 20 карточек из всей колоды; 3' — план коррекции на январь.</w:t>
             </w:r>
           </w:p>
         </w:tc>
@@ -14377,7 +13337,7 @@
                 <w:sz w:val="17"/>
                 <w:szCs w:val="17"/>
               </w:rPr>
-              <w:t xml:space="preserve">Каникулярное чтение: две главы адаптированной книги уровня B1; вести личный словарик новых слов.</w:t>
+              <w:t xml:space="preserve">Каникулярная работа: работа над ошибками пробника; повторить 100 «самых забытых» карточек колоды; посмотреть два видео из раздела «Экология» на английском (по 10 минут), новые слова — в колоду.</w:t>
             </w:r>
           </w:p>
         </w:tc>
@@ -14393,7 +13353,6 @@
         <w:pStyle w:val="Heading2"/>
         <w:spacing w:after="120" w:before="260" w:line="312"/>
       </w:pPr>
-      <w:bookmarkStart w:id="100018" w:name="_Toc100018"/>
       <w:r>
         <w:rPr>
           <w:rFonts w:ascii="Arial" w:cs="Arial" w:eastAsia="Arial" w:hAnsi="Arial"/>
@@ -14403,9 +13362,8 @@
           <w:sz w:val="25"/>
           <w:szCs w:val="25"/>
         </w:rPr>
-        <w:t xml:space="preserve">Январь. Модуль 5. Модальные глаголы и разговорная часть</w:t>
+        <w:t xml:space="preserve">Январь. Модуль 5. Модальные глаголы, здоровье и еда</w:t>
       </w:r>
-      <w:bookmarkEnd w:id="100018"/>
     </w:p>
     <w:p>
       <w:pPr>
@@ -14421,7 +13379,7 @@
           <w:sz w:val="22"/>
           <w:szCs w:val="22"/>
         </w:rPr>
-        <w:t xml:space="preserve">Январь — короткий из-за каникул, но стратегически важный месяц: он целиком посвящён говорению и модальным глаголам. Модальность стабильно встречается в заданиях 20–28, а условные предложения второго типа являются одной из отличительных тем, отделяющих A2 от B1. Устная часть получает 60 процентов аудиторного времени месяца: к весне ученик должен держать в голове готовый каркас ответа для каждого из трёх устных заданий. Небольшой объём месяца компенсируется тем, что каникулярное чтение поддерживает словарный запас.</w:t>
+        <w:t xml:space="preserve">Январь короткий, но плотный: две полные грамматические пары уроков отданы модальным глаголам — теме, которая в заданиях 20–28 встречается постоянно, а у учеников A2 существует только в виде can и must. Темы месяца по кодификатору — «Здоровый образ жизни: режим труда и отдыха, фитнес, сбалансированное питание. Посещение врача» (Г) и связанная с ней «национальная еда» — устойчивый сюжет как монологов, так и текстов для чтения. Два монолога месяца («Здоровый образ жизни» и «Привычки в питании») доводятся до экзаменационной формы на отдельном занятии-интенсиве: принцип «тема усаживается только через многократный прогон» применяется буквально.</w:t>
       </w:r>
     </w:p>
     <w:p>
@@ -14522,7 +13480,7 @@
                 <w:sz w:val="17"/>
                 <w:szCs w:val="17"/>
               </w:rPr>
-              <w:t xml:space="preserve">Лексика (10–12 слов в неделю)</w:t>
+              <w:t xml:space="preserve">Лексика (20–30 слов на каждом занятии)</w:t>
             </w:r>
           </w:p>
         </w:tc>
@@ -14616,7 +13574,7 @@
                 <w:sz w:val="17"/>
                 <w:szCs w:val="17"/>
               </w:rPr>
-              <w:t xml:space="preserve">Модальные глаголы: can/could, must/have to, should, may/might; их эквиваленты; условные предложения 2 типа (If + Past, would + V); словообразование: -ment, -ness</w:t>
+              <w:t xml:space="preserve">Модальные глаголы: can/could/be able to, must/have to/mustn't/needn't; should/may/might/need и речевые функции</w:t>
             </w:r>
           </w:p>
         </w:tc>
@@ -14645,7 +13603,7 @@
                 <w:sz w:val="17"/>
                 <w:szCs w:val="17"/>
               </w:rPr>
-              <w:t xml:space="preserve">«Здоровье и у врача», «Спорт и здоровый образ жизни» — 50 слов</w:t>
+              <w:t xml:space="preserve">«Здоровый образ жизни и посещение врача» (Г), «Национальная еда и привычки в питании» (Г, М) — по 20–30 слов на каждом занятии, ≈ 150 слов за месяц</w:t>
             </w:r>
           </w:p>
         </w:tc>
@@ -14674,7 +13632,7 @@
                 <w:sz w:val="17"/>
                 <w:szCs w:val="17"/>
               </w:rPr>
-              <w:t xml:space="preserve">Устная часть: полный цикл трёх заданий; грамматика 20–28; словообразование 29–34</w:t>
+              <w:t xml:space="preserve">Монолог-интенсив по здоровью и еде; чтение вслух; диалог-расспрос о питании и режиме</w:t>
             </w:r>
           </w:p>
         </w:tc>
@@ -14703,7 +13661,7 @@
                 <w:sz w:val="17"/>
                 <w:szCs w:val="17"/>
               </w:rPr>
-              <w:t xml:space="preserve">Контроль модуля + устная мини-репетиция (урок 38)</w:t>
+              <w:t xml:space="preserve">Словарные диктанты; контроль модуля с устной мини-репетицией (урок 38)</w:t>
             </w:r>
           </w:p>
         </w:tc>
@@ -14933,7 +13891,7 @@
                 <w:sz w:val="17"/>
                 <w:szCs w:val="17"/>
               </w:rPr>
-              <w:t xml:space="preserve">Модальные глаголы: can, could, must, have to. Цели: разграничить must и have to, вернуть в активную речь.</w:t>
+              <w:t xml:space="preserve">Грамматика (полный урок): модальные can, could, be able to, must, have to. Цели: освоить систему необходимости и способности с нуля.</w:t>
             </w:r>
           </w:p>
         </w:tc>
@@ -14960,7 +13918,7 @@
                 <w:sz w:val="17"/>
                 <w:szCs w:val="17"/>
               </w:rPr>
-              <w:t xml:space="preserve">5' — словарный диктант по каникулярным словам; 12' — правила: способность, обязанность, запрет, отсутствие необходимости (needn't / don't have to); 13' — практика в формате 20–24; 15' — чтение: задания 13–16 (True/False/Not stated); 5' — итоги.</w:t>
+              <w:t xml:space="preserve">5' — словарный диктант; 20' — форма и смысл: can/could (умение, просьба, разрешение), be able to во временах, must vs have to (обязанность «изнутри» и «снаружи»), mustn't vs needn't; 15' — автоматизация: правила в школе и дома, здоровье в формате 20–28, устные «что ты должен/можешь»; 5' — итоги.</w:t>
             </w:r>
           </w:p>
         </w:tc>
@@ -14987,7 +13945,7 @@
                 <w:sz w:val="17"/>
                 <w:szCs w:val="17"/>
               </w:rPr>
-              <w:t xml:space="preserve">Модальные глаголы из Решу ОГЭ (2 задания); 10 слов блока «Здоровье».</w:t>
+              <w:t xml:space="preserve">Murphy: Units 26, 31, 32; Решу ОГЭ: задания 20–26; 20–30 новых слов (10–15 в колоду).</w:t>
             </w:r>
           </w:p>
         </w:tc>
@@ -15048,7 +14006,7 @@
                 <w:sz w:val="17"/>
                 <w:szCs w:val="17"/>
               </w:rPr>
-              <w:t xml:space="preserve">Модальные глаголы: should, may, might + речевые функции. Цели: научить давать советы и выражать вероятность.</w:t>
+              <w:t xml:space="preserve">Грамматика (полный урок): should, may, might, need — советы и вероятности. Цели: освоить модальные функции совета, предположения, разрешения.</w:t>
             </w:r>
           </w:p>
         </w:tc>
@@ -15075,7 +14033,7 @@
                 <w:sz w:val="17"/>
                 <w:szCs w:val="17"/>
               </w:rPr>
-              <w:t xml:space="preserve">5' — словарный диктант; 12' — правила: советы (should), вероятность (may/might), просьбы; 13' — ролевая игра «Дай совет другу» на лексике здоровья; 15' — аудирование: задания 1–4 (полный цикл); 5' — итоги.</w:t>
+              <w:t xml:space="preserve">5' — словарный диктант; 20' — форма и смысл: should/shouldn't (совет, мнение), may/might (возможность, разрешение), need/needn't; сопоставление с русскими «следует/возможно»; 15' — автоматизация: советы другу о здоровье в формате 20–28, устная игра «Что мне делать?»; 5' — итоги: сводная таблица модальных.</w:t>
             </w:r>
           </w:p>
         </w:tc>
@@ -15102,7 +14060,7 @@
                 <w:sz w:val="17"/>
                 <w:szCs w:val="17"/>
               </w:rPr>
-              <w:t xml:space="preserve">10 слов блока «Спорт»; Решу ОГЭ: задания 20–22.</w:t>
+              <w:t xml:space="preserve">Murphy: Units 29, 33, 34; Решу ОГЭ: задания 20–28; 20–30 новых слов (10–15 в колоду).</w:t>
             </w:r>
           </w:p>
         </w:tc>
@@ -15163,7 +14121,7 @@
                 <w:sz w:val="17"/>
                 <w:szCs w:val="17"/>
               </w:rPr>
-              <w:t xml:space="preserve">Условные предложения 2 типа. Цели: ввести нереальное условие настоящего — маркер уровня B1.</w:t>
+              <w:t xml:space="preserve">Лексика и монолог: «Здоровый образ жизни» (Г). Цели: освоить лексику режима, фитнеса и визита к врачу, поставить монолог по 4-пунктному плану.</w:t>
             </w:r>
           </w:p>
         </w:tc>
@@ -15190,7 +14148,7 @@
                 <w:sz w:val="17"/>
                 <w:szCs w:val="17"/>
               </w:rPr>
-              <w:t xml:space="preserve">5' — словарный диктант; 12' — правила: If + Past Simple, would + V; русская калька ошибки «if I will»; 13' — практика: цепочки «Если бы я…» о мечтах и планах; 15' — грамматика: задания 25–28 (полный набор, смешанные формы); 5' — итоги.</w:t>
+              <w:t xml:space="preserve">5' — словарный диктант; 15' — лексика: режим труда и отдыха, фитнес, простуда и лечение, визит к врачу — 25+ единиц; 15' — монолог «Здоровый образ жизни» по плану с записью и разбором по К1–К3; 10' — чтение 13–19 о здоровье: новые слова — в колоду; 5' — итоги.</w:t>
             </w:r>
           </w:p>
         </w:tc>
@@ -15217,7 +14175,7 @@
                 <w:sz w:val="17"/>
                 <w:szCs w:val="17"/>
               </w:rPr>
-              <w:t xml:space="preserve">Условные предложения 2 типа из банка ФИПИ; 10 новых слов.</w:t>
+              <w:t xml:space="preserve">Доработать монолог о ЗОЖ; Решу ОГЭ: задания 13–16; 20–30 новых слов из текста (10–15 в колоду).</w:t>
             </w:r>
           </w:p>
         </w:tc>
@@ -15278,7 +14236,7 @@
                 <w:sz w:val="17"/>
                 <w:szCs w:val="17"/>
               </w:rPr>
-              <w:t xml:space="preserve">Словообразование: -ment, -ness, -ity; префиксы un-, dis-, re-. Цели: расширить арсенал аффиксов до полного списка кодификатора.</w:t>
+              <w:t xml:space="preserve">Лексика и монолог: «Национальная еда и привычки в питании» (Г, М). Цели: освоить продуктовую и культурологическую лексику, поставить монолог о питании.</w:t>
             </w:r>
           </w:p>
         </w:tc>
@@ -15305,7 +14263,7 @@
                 <w:sz w:val="17"/>
                 <w:szCs w:val="17"/>
               </w:rPr>
-              <w:t xml:space="preserve">5' — словарный диктант; 12' — карта аффиксов по частям речи; 18' — практика: задания 29–34 (два набора); 10' — аудирование: задание 6–11 (таблица, два пропуска); 5' — итоги.</w:t>
+              <w:t xml:space="preserve">5' — словарный диктант; 15' — лексика: продукты, блюда, национальные кухни, сбалансированное питание, вредные привычки — 25+ единиц; 15' — монолог «Привычки в питании в моей семье» с записью и разбором; 10' — чтение вслух текста о национальной кухне с записью; 5' — итоги.</w:t>
             </w:r>
           </w:p>
         </w:tc>
@@ -15332,7 +14290,7 @@
                 <w:sz w:val="17"/>
                 <w:szCs w:val="17"/>
               </w:rPr>
-              <w:t xml:space="preserve">Словообразование из открытого банка ФИПИ (2 текста); 10 слов.</w:t>
+              <w:t xml:space="preserve">Доработать монолог о питании; Murphy: Unit 61 (be/get used to) — ознакомиться; 20–30 новых слов (10–15 в колоду).</w:t>
             </w:r>
           </w:p>
         </w:tc>
@@ -15393,7 +14351,7 @@
                 <w:sz w:val="17"/>
                 <w:szCs w:val="17"/>
               </w:rPr>
-              <w:t xml:space="preserve">Монолог-интенсив «Здоровый образ жизни». Цели: собрать полный монолог на 10–12 фраз по четырёхпунктному плану.</w:t>
+              <w:t xml:space="preserve">Монолог-интенсив: «Здоровый образ жизни» и «Привычки в питании». Цели: довести оба монолога до стабильных 10–12 фраз по критериям.</w:t>
             </w:r>
           </w:p>
         </w:tc>
@@ -15420,7 +14378,7 @@
                 <w:sz w:val="17"/>
                 <w:szCs w:val="17"/>
               </w:rPr>
-              <w:t xml:space="preserve">5' — словарный диктант; 10' — разбор стратегии 7 из 7 баллов: полное раскрытие всех аспектов, связки-переходы, вступление и заключение; 25' — построение монолога по плану, запись на диктофон; 10' — разбор записи по критериям К1–К3; 5' — итоги.</w:t>
+              <w:t xml:space="preserve">5' — словарный диктант; 10' — стратегия 7 из 7: полное раскрытие всех четырёх аспектов, связки-переходы, вступление и заключение; 20' — полный прогон монолога о ЗОЖ с записью и разбором; 15' — полный прогон монолога о питании с записью и разбором; 5' — итоги: что переписать.</w:t>
             </w:r>
           </w:p>
         </w:tc>
@@ -15447,7 +14405,7 @@
                 <w:sz w:val="17"/>
                 <w:szCs w:val="17"/>
               </w:rPr>
-              <w:t xml:space="preserve">Доработать монолог по замечаниям; 10 новых слов.</w:t>
+              <w:t xml:space="preserve">Перезаписать оба монолога с исправлениями; 20–30 новых слов (10–15 в колоду); повторить таблицу модальных.</w:t>
             </w:r>
           </w:p>
         </w:tc>
@@ -15508,7 +14466,7 @@
                 <w:sz w:val="17"/>
                 <w:szCs w:val="17"/>
               </w:rPr>
-              <w:t xml:space="preserve">Контроль модуля + устная мини-репетиция. Цели: проверить модальность и условные, потренировать устный блок под запись.</w:t>
+              <w:t xml:space="preserve">Контроль модуля + устная мини-репетиция. Цели: закрепить модальные глаголы и лексику здоровья, проверить устный блок.</w:t>
             </w:r>
           </w:p>
         </w:tc>
@@ -15535,7 +14493,7 @@
                 <w:sz w:val="17"/>
                 <w:szCs w:val="17"/>
               </w:rPr>
-              <w:t xml:space="preserve">5' — организация; 15' — словарный тест по январским блокам; 20' — устная мини-репетиция: чтение вслух + три вопроса телефонного опроса; 10' — грамматический тест: модальные и условные; 5' — план на февраль.</w:t>
+              <w:t xml:space="preserve">5' — организация; 10' — словарный тест января (25 карточек); 20' — контроль грамматики: модальные + смешанные времена в формате 20–28; 12' — устная мини-репетиция: чтение вслух + диалог-расспрос о здоровье; 3' — задачи на февраль.</w:t>
             </w:r>
           </w:p>
         </w:tc>
@@ -15562,7 +14520,7 @@
                 <w:sz w:val="17"/>
                 <w:szCs w:val="17"/>
               </w:rPr>
-              <w:t xml:space="preserve">Работа над ошибками; повторение слов полугодия по карточкам.</w:t>
+              <w:t xml:space="preserve">Работа над ошибками; повторить условные предложения по шпаргалке (ознакомительно); колода — до 700 карточек, прогнать 50 случайных.</w:t>
             </w:r>
           </w:p>
         </w:tc>
@@ -15578,7 +14536,6 @@
         <w:pStyle w:val="Heading2"/>
         <w:spacing w:after="120" w:before="260" w:line="312"/>
       </w:pPr>
-      <w:bookmarkStart w:id="100019" w:name="_Toc100019"/>
       <w:r>
         <w:rPr>
           <w:rFonts w:ascii="Arial" w:cs="Arial" w:eastAsia="Arial" w:hAnsi="Arial"/>
@@ -15588,9 +14545,8 @@
           <w:sz w:val="25"/>
           <w:szCs w:val="25"/>
         </w:rPr>
-        <w:t xml:space="preserve">Февраль. Модуль 6. Косвенная речь и сложные структуры</w:t>
+        <w:t xml:space="preserve">Февраль. Модуль 6. Условные предложения, косвенная речь, интернет и дружба</w:t>
       </w:r>
-      <w:bookmarkEnd w:id="100019"/>
     </w:p>
     <w:p>
       <w:pPr>
@@ -15606,7 +14562,7 @@
           <w:sz w:val="22"/>
           <w:szCs w:val="22"/>
         </w:rPr>
-        <w:t xml:space="preserve">Февраль закрывает самый «дорогой» грамматический блок экзамена — косвенную речь и согласование времён. Эти конструкции занимают в типовых заданиях 20–28 до трёх позиций из девяти, поэтому их отработке уделены два занятия подряд. Параллельно появляются структуры, отличающие связную речь B1: герундий и инфинитив после различных глаголов, относительные придаточные who/which/that. Третий тренировочный электронный письмо пишется с взаимооценкой по чек-листу — ученик учится видеть свою работу глазами эксперта.</w:t>
+        <w:t xml:space="preserve">Февраль — грамматический пик года: четыре полных урока получают условные предложения и косвенная речь — темы, которые с нуля не «проходятся за 15 минут», а требуют раздельного освоения формы и автоматизации на своих ошибках. Тематическое содержание — «Средства массовой информации и Интернет» (Л) и «Взаимоотношения с друзьями, конфликты и их разрешение» (А): интернет и соцсети — самый частотный сюжет современных вариантов, а проблемы тинейджеров — вечная тема диалога и письма. Здесь же пишется письмо №2 и проводится первый полный прогон устной части после пробника.</w:t>
       </w:r>
     </w:p>
     <w:p>
@@ -15707,7 +14663,7 @@
                 <w:sz w:val="17"/>
                 <w:szCs w:val="17"/>
               </w:rPr>
-              <w:t xml:space="preserve">Лексика (10–12 слов в неделю)</w:t>
+              <w:t xml:space="preserve">Лексика (20–30 слов на каждом занятии)</w:t>
             </w:r>
           </w:p>
         </w:tc>
@@ -15801,7 +14757,7 @@
                 <w:sz w:val="17"/>
                 <w:szCs w:val="17"/>
               </w:rPr>
-              <w:t xml:space="preserve">Косвенная речь: утверждения, вопросы, приказы; согласование времён; герундий и инфинитив (enjoy doing, want to do); относительные придаточные who/which/that/where</w:t>
+              <w:t xml:space="preserve">Условные 0 и 1 типа; условные 2 типа и I wish; косвенная речь: утверждения; косвенная речь: вопросы и приказы, модальные в косвенной речи</w:t>
             </w:r>
           </w:p>
         </w:tc>
@@ -15830,7 +14786,7 @@
                 <w:sz w:val="17"/>
                 <w:szCs w:val="17"/>
               </w:rPr>
-              <w:t xml:space="preserve">«Погода и климат», «Окружающая среда и экология» — 55 слов</w:t>
+              <w:t xml:space="preserve">«Интернет и соцсети» (Л), «Дружба, конфликты, проблемы тинейджеров» (А) — по 20–30 слов на каждом занятии, ≈ 200 слов за месяц</w:t>
             </w:r>
           </w:p>
         </w:tc>
@@ -15859,7 +14815,7 @@
                 <w:sz w:val="17"/>
                 <w:szCs w:val="17"/>
               </w:rPr>
-              <w:t xml:space="preserve">Грамматика 20–28 с косвенной речью; письмо №2 и №3; монолог «Экология»; аудирование 5 и 6–11</w:t>
+              <w:t xml:space="preserve">Письмо №2 по критериям; монолог-мнение об интернете; устная мини-репетиция полного блока</w:t>
             </w:r>
           </w:p>
         </w:tc>
@@ -15888,7 +14844,7 @@
                 <w:sz w:val="17"/>
                 <w:szCs w:val="17"/>
               </w:rPr>
-              <w:t xml:space="preserve">Контроль модуля: косвенная речь + герундий (урок 46)</w:t>
+              <w:t xml:space="preserve">Словарные диктанты; проверка письма №2; контроль модуля с устной репетицией (урок 46)</w:t>
             </w:r>
           </w:p>
         </w:tc>
@@ -16118,7 +15074,7 @@
                 <w:sz w:val="17"/>
                 <w:szCs w:val="17"/>
               </w:rPr>
-              <w:t xml:space="preserve">Косвенная речь: утверждения. Цели: освоить сдвиг времён и изменение указателей времени и места.</w:t>
+              <w:t xml:space="preserve">Грамматика (полный урок): условные предложения 0 и 1 типа. Цели: освоить реальное условие и разграничить if/when.</w:t>
             </w:r>
           </w:p>
         </w:tc>
@@ -16145,7 +15101,7 @@
                 <w:sz w:val="17"/>
                 <w:szCs w:val="17"/>
               </w:rPr>
-              <w:t xml:space="preserve">5' — словарный диктант; 12' — правила: said (that) + сдвиг на шаг назад, today→that day, yesterday→the day before; 13' — практика: перевод прямой речи в косвенную на материале, близком к заданиям 20–28; 15' — чтение: задание 12 (соответствия, новый вариант); 5' — итоги.</w:t>
+              <w:t xml:space="preserve">5' — словарный диктант; 20' — форма: If + Present Simple → will; условие-закономерность (0 тип); три типа предложений; русская калька «if I will» и её устранение; 15' — автоматизация: «что ты сделаешь, если…» в формате 20–28 и устных цепочках; 5' — итоги.</w:t>
             </w:r>
           </w:p>
         </w:tc>
@@ -16172,7 +15128,7 @@
                 <w:sz w:val="17"/>
                 <w:szCs w:val="17"/>
               </w:rPr>
-              <w:t xml:space="preserve">Косвенная речь из Решу ОГЭ (2 задания); 10 слов блока «Погода».</w:t>
+              <w:t xml:space="preserve">Murphy: Units 38, 25; Решу ОГЭ: задания 20–26; 20–30 новых слов (10–15 в колоду).</w:t>
             </w:r>
           </w:p>
         </w:tc>
@@ -16233,7 +15189,7 @@
                 <w:sz w:val="17"/>
                 <w:szCs w:val="17"/>
               </w:rPr>
-              <w:t xml:space="preserve">Косвенная речь: вопросы и приказы. Цели: отработать asked/told + to V и порядок слов в косвенном вопросе.</w:t>
+              <w:t xml:space="preserve">Грамматика (полный урок): условные 2 типа и конструкция I wish. Цели: освоить нереальное условие настоящего — маркер уровня B1.</w:t>
             </w:r>
           </w:p>
         </w:tc>
@@ -16260,7 +15216,7 @@
                 <w:sz w:val="17"/>
                 <w:szCs w:val="17"/>
               </w:rPr>
-              <w:t xml:space="preserve">5' — словарный диктант; 12' — правила: asked if/whether, told to do, отсутствие do/does в косвенном вопросе; 13' — управляемая практика; 15' — аудирование: задания 1–4 (полный цикл, контроль динамики); 5' — итоги.</w:t>
+              <w:t xml:space="preserve">5' — словарный диктант; 20' — форма: If + Past Simple → would; were для всех лиц; I wish + Past Simple о сожалениях; перенос мечты в план; 15' — автоматизация: цепочки «Если бы я…» о мечтах и планах, позиции формата 20–28; 5' — итоги: обе таблицы условных.</w:t>
             </w:r>
           </w:p>
         </w:tc>
@@ -16287,7 +15243,7 @@
                 <w:sz w:val="17"/>
                 <w:szCs w:val="17"/>
               </w:rPr>
-              <w:t xml:space="preserve">Решу ОГЭ: задания 20–24; 10 слов блока «Окружающая среда».</w:t>
+              <w:t xml:space="preserve">Murphy: Units 39, 41; Решу ОГЭ: задания 20–28 (полный набор); 20–30 новых слов (10–15 в колоду).</w:t>
             </w:r>
           </w:p>
         </w:tc>
@@ -16348,7 +15304,7 @@
                 <w:sz w:val="17"/>
                 <w:szCs w:val="17"/>
               </w:rPr>
-              <w:t xml:space="preserve">Герундий и инфинитив. Цели: разграничить enjoy/love/finish + V-ing и want/decide/hope + to V.</w:t>
+              <w:t xml:space="preserve">Лексика и монолог: «Интернет и соцсети» (Л). Цели: освоить лексику онлайн-мира, поставить монолог-мнение о соцсетях.</w:t>
             </w:r>
           </w:p>
         </w:tc>
@@ -16375,7 +15331,7 @@
                 <w:sz w:val="17"/>
                 <w:szCs w:val="17"/>
               </w:rPr>
-              <w:t xml:space="preserve">5' — словарный диктант; 12' — правила и типичные пары глаголов; 13' — практика: трансформация предложений; 20' — письмо №2 на время (стимул из открытого банка); 5' — итоги.</w:t>
+              <w:t xml:space="preserve">5' — словарный диктант; 15' — лексика: соцсети, подписчики, публикации, онлайн-безопасность, зависимость и польза — 25+ единиц, включая фразовые look up, log in, share; 15' — монолог «Интернет в моей жизни» с аргументами за/против, запись и разбор; 10' — чтение 13–19 про технологии: новые слова — в колоду; 5' — итоги.</w:t>
             </w:r>
           </w:p>
         </w:tc>
@@ -16402,7 +15358,7 @@
                 <w:sz w:val="17"/>
                 <w:szCs w:val="17"/>
               </w:rPr>
-              <w:t xml:space="preserve">Доработать письмо №2 по разбору; 10 новых слов.</w:t>
+              <w:t xml:space="preserve">Доработать монолог об интернете; Решу ОГЭ: задания 16–19; 20–30 новых слов (10–15 в колоду).</w:t>
             </w:r>
           </w:p>
         </w:tc>
@@ -16463,7 +15419,7 @@
                 <w:sz w:val="17"/>
                 <w:szCs w:val="17"/>
               </w:rPr>
-              <w:t xml:space="preserve">Относительные придаточные. Цели: соединять предложения через who, which, that, where — приём связности текста B1.</w:t>
+              <w:t xml:space="preserve">Грамматика (полный урок): косвенная речь — утверждения. Цели: освоить согласование времён при передаче мыслей других людей.</w:t>
             </w:r>
           </w:p>
         </w:tc>
@@ -16490,7 +15446,7 @@
                 <w:sz w:val="17"/>
                 <w:szCs w:val="17"/>
               </w:rPr>
-              <w:t xml:space="preserve">5' — словарный диктант; 12' — правила: слияние двух предложений, опущение that в разговорной речи; 13' — практика: объединение пар предложений; 15' — грамматика: полный текст формата 20–28 со смешанными темами; 5' — итоги.</w:t>
+              <w:t xml:space="preserve">5' — словарный диктант; 20' — правило сдвига времён: said (that) + форма на шаг назад; изменения местоимений и указателей времени (now → then, tomorrow → the next day); 15' — автоматизация: пересказ заявлений в формате 20–28, устный «телефон-испорченный» на передачу фраз; 5' — итоги: таблица сдвига.</w:t>
             </w:r>
           </w:p>
         </w:tc>
@@ -16517,7 +15473,7 @@
                 <w:sz w:val="17"/>
                 <w:szCs w:val="17"/>
               </w:rPr>
-              <w:t xml:space="preserve">Относительные придаточные из Решу ОГЭ; 10 слов.</w:t>
+              <w:t xml:space="preserve">Murphy: Unit 47; Решу ОГЭ: задания 20–26; 20–30 новых слов (10–15 в колоду).</w:t>
             </w:r>
           </w:p>
         </w:tc>
@@ -16578,7 +15534,7 @@
                 <w:sz w:val="17"/>
                 <w:szCs w:val="17"/>
               </w:rPr>
-              <w:t xml:space="preserve">Аудирование-интенсив: задания 5 и 6–11. Цели: довести стратегию «соответствий» и «таблицы» до автоматизма.</w:t>
+              <w:t xml:space="preserve">Грамматика (полный урок): косвенная речь — вопросы, приказы, модальные. Цели: освоить косвенные вопросы с порядком слов утверждения и передачу просьб.</w:t>
             </w:r>
           </w:p>
         </w:tc>
@@ -16605,7 +15561,7 @@
                 <w:sz w:val="17"/>
                 <w:szCs w:val="17"/>
               </w:rPr>
-              <w:t xml:space="preserve">5' — словарный диктант; 20' — задание 5 (полный цикл) + задание 6–11 (три пропуска) с проговариванием алгоритма; 15' — разбор: почему теряются баллы (ответ не из текста, лишнее слово, форма не та); 10' — приёмы прогнозирования ответа до прослушивания; 5' — итоги.</w:t>
+              <w:t xml:space="preserve">5' — словарный диктант; 20' — косвенный вопрос: if/whether и вопросительные слова, порядок слов «как в утверждении», без do/does/did; asked/told + to V для приказов и просьб; модальные в косвенной речи; 15' — автоматизация: передай вопрос учителя, трансформации формата 20–28; 5' — итоги.</w:t>
             </w:r>
           </w:p>
         </w:tc>
@@ -16632,7 +15588,7 @@
                 <w:sz w:val="17"/>
                 <w:szCs w:val="17"/>
               </w:rPr>
-              <w:t xml:space="preserve">Аудирование из открытого банка ФИПИ (задания 6–8); 10 слов.</w:t>
+              <w:t xml:space="preserve">Murphy: Units 48, 50; Решу ОГЭ: задания 20–28; 20–30 новых слов (10–15 в колоду).</w:t>
             </w:r>
           </w:p>
         </w:tc>
@@ -16693,7 +15649,7 @@
                 <w:sz w:val="17"/>
                 <w:szCs w:val="17"/>
               </w:rPr>
-              <w:t xml:space="preserve">Монолог «Экология и мой вклад». Цели: включить в монолог обязательные связки-переходы (критерий К2).</w:t>
+              <w:t xml:space="preserve">Лексика и монолог: «Проблемы современных тинейджеров. Дружба и конфликты» (А). Цели: освоить лексику отношений, поставить монолог о проблемах сверстников.</w:t>
             </w:r>
           </w:p>
         </w:tc>
@@ -16720,7 +15676,7 @@
                 <w:sz w:val="17"/>
                 <w:szCs w:val="17"/>
               </w:rPr>
-              <w:t xml:space="preserve">5' — словарный диктант; 10' — разбор связок: firstly, moreover, as a result, to sum up — и требование ФИПИ об обязательных переходах между частями; 25' — монолог по плану с записью и разбором; 10' — чтение: задания 13–17; 5' — итоги.</w:t>
+              <w:t xml:space="preserve">5' — словарный диктант; 15' — лексика: дружба, ссоры и примирение, давление сверстников, конфликты с родителями и их решение — 25+ единиц; 15' — монолог «Проблемы тинейджеров» по плану с записью и разбором по К1–К3; 10' — диалог-расспрос «О дружбе» с полными ответами; 5' — итоги.</w:t>
             </w:r>
           </w:p>
         </w:tc>
@@ -16747,7 +15703,7 @@
                 <w:sz w:val="17"/>
                 <w:szCs w:val="17"/>
               </w:rPr>
-              <w:t xml:space="preserve">Отработать монолог по записи; 10 новых слов.</w:t>
+              <w:t xml:space="preserve">Доработать монолог о тинейджерах; 20–30 новых слов (10–15 в колоду); продумать ответы на 3 вопроса стимула письма.</w:t>
             </w:r>
           </w:p>
         </w:tc>
@@ -16808,7 +15764,7 @@
                 <w:sz w:val="17"/>
                 <w:szCs w:val="17"/>
               </w:rPr>
-              <w:t xml:space="preserve">Письмо №3 + взаимооценка. Цели: научиться проверять письмо по чек-листу эксперта самостоятельно.</w:t>
+              <w:t xml:space="preserve">Письмо №2 (полное, по критериям). Цели: написать письмо задания 35 на стимул из блока «интернет/дружба», сравнить с письмом №1.</w:t>
             </w:r>
           </w:p>
         </w:tc>
@@ -16835,7 +15791,7 @@
                 <w:sz w:val="17"/>
                 <w:szCs w:val="17"/>
               </w:rPr>
-              <w:t xml:space="preserve">5' — словарный диктант; 20' — письмо на время (стимул о спорте и здоровье); 15' — взаимооценка: ученик проверяет работу по критериям К1–К4 вместе с репетитором; 10' — типичные ошибки орфографии и пунктуации (критерий К4); 5' — итоги.</w:t>
+              <w:t xml:space="preserve">5' — словарный диктант; 10' — быстрый разбор письма №1: какие критерии были потеряны, чек-лист перед стартом; 25' — письмо №2 на время (30 минут) со счётом слов; 10' — взаимооценка по критериям К1–К4; 5' — итоги: динамика между письмами.</w:t>
             </w:r>
           </w:p>
         </w:tc>
@@ -16862,7 +15818,7 @@
                 <w:sz w:val="17"/>
                 <w:szCs w:val="17"/>
               </w:rPr>
-              <w:t xml:space="preserve">Чистовик письма; повторить все слова месяца.</w:t>
+              <w:t xml:space="preserve">Доработать письмо №2; Murphy: Unit 49 (questions); 20–30 новых слов (10–15 в колоду).</w:t>
             </w:r>
           </w:p>
         </w:tc>
@@ -16923,7 +15879,7 @@
                 <w:sz w:val="17"/>
                 <w:szCs w:val="17"/>
               </w:rPr>
-              <w:t xml:space="preserve">Контроль модуля. Цели: проверить косвенную речь и герундий, обновить трекер.</w:t>
+              <w:t xml:space="preserve">Контроль модуля + устная мини-репетиция. Цели: закрепить косвенную речь и условные, прогнать устный блок целиком.</w:t>
             </w:r>
           </w:p>
         </w:tc>
@@ -16950,7 +15906,7 @@
                 <w:sz w:val="17"/>
                 <w:szCs w:val="17"/>
               </w:rPr>
-              <w:t xml:space="preserve">5' — организация; 15' — словарный тест по февральским блокам; 20' — грамматический контроль: косвенная речь + герундий + относительные придаточные; 10' — обновление трекера и разбор; 5' — задачи на март.</w:t>
+              <w:t xml:space="preserve">5' — организация; 10' — словарный тест февраля (25 карточек); 20' — контроль грамматики: условные + косвенная речь в смешанном тесте формата 20–28; 12' — устная репетиция: чтение вслух + диалог-расспрос + монолог по выбору; 3' — задачи на март.</w:t>
             </w:r>
           </w:p>
         </w:tc>
@@ -16977,7 +15933,7 @@
                 <w:sz w:val="17"/>
                 <w:szCs w:val="17"/>
               </w:rPr>
-              <w:t xml:space="preserve">Работа над ошибками; подготовка к пробнику №2: повторить шаблоны письма и монолога.</w:t>
+              <w:t xml:space="preserve">Работа над ошибками; повторить герундий/инфинитив по шпаргалке (ознакомительно); колода — прогнать 80 случайных карточек.</w:t>
             </w:r>
           </w:p>
         </w:tc>
@@ -16993,7 +15949,6 @@
         <w:pStyle w:val="Heading2"/>
         <w:spacing w:after="120" w:before="260" w:line="312"/>
       </w:pPr>
-      <w:bookmarkStart w:id="100020" w:name="_Toc100020"/>
       <w:r>
         <w:rPr>
           <w:rFonts w:ascii="Arial" w:cs="Arial" w:eastAsia="Arial" w:hAnsi="Arial"/>
@@ -17003,9 +15958,8 @@
           <w:sz w:val="25"/>
           <w:szCs w:val="25"/>
         </w:rPr>
-        <w:t xml:space="preserve">Март. Модуль 7. Пробник №2 и системное повторение</w:t>
+        <w:t xml:space="preserve">Март. Модуль 7. Инфинитив и придаточные, спорт, покупки, кино и книги</w:t>
       </w:r>
-      <w:bookmarkEnd w:id="100020"/>
     </w:p>
     <w:p>
       <w:pPr>
@@ -17021,7 +15975,7 @@
           <w:sz w:val="22"/>
           <w:szCs w:val="22"/>
         </w:rPr>
-        <w:t xml:space="preserve">Март выстраивается вокруг второго полного пробника и системного повторения грамматики. К этому моменту ученик знает почти все темы календаря, и задача модуля — превратить разрозненные знания в автоматизированный навык выбора формы за ограниченное время. Словообразование проходит финальную консолидацию: карта всех аффиксов кодификатора собирается на одном занятии. Отдельное занятие посвящено тайм-менеджменту экзамена — распределению 120 минут между четырьмя разделами и поведению при нехватке времени.</w:t>
+        <w:t xml:space="preserve">Март закрывает «большую грамматику» года: герундий и инфинитив, относительные придаточные и Complex Object получают полные уроки — без них недостижимы ни задания 20–28, ни естественный монолог B1. Тематическое содержание — самые «любимые» сюжеты экзамена: «Досуг и увлечения» (В) в развороте через спорт, Олимпийские игры, театр, кино и книги, плюс «Покупки: одежда, обувь, продукты. Карманные деньги» (Д). Отдельное занятие отдано словообразованию — практикум по заданиям 29–34 на скорость, потому что шесть позиций этого блока решаются только полной картой аффиксов из кодификатора.</w:t>
       </w:r>
     </w:p>
     <w:p>
@@ -17122,7 +16076,7 @@
                 <w:sz w:val="17"/>
                 <w:szCs w:val="17"/>
               </w:rPr>
-              <w:t xml:space="preserve">Лексика (10–12 слов в неделю)</w:t>
+              <w:t xml:space="preserve">Лексика (20–30 слов на каждом занятии)</w:t>
             </w:r>
           </w:p>
         </w:tc>
@@ -17216,7 +16170,7 @@
                 <w:sz w:val="17"/>
                 <w:szCs w:val="17"/>
               </w:rPr>
-              <w:t xml:space="preserve">Системное повторение всех времён; инфинитив цели и причастные обороты; полное повторение словообразования (все аффиксы кодификатора)</w:t>
+              <w:t xml:space="preserve">Герундий и инфинитив; относительные придаточные who/which/that; Complex Object; used to / be used to; словообразование — полная карта аффиксов</w:t>
             </w:r>
           </w:p>
         </w:tc>
@@ -17245,7 +16199,7 @@
                 <w:sz w:val="17"/>
                 <w:szCs w:val="17"/>
               </w:rPr>
-              <w:t xml:space="preserve">«Технологии и гаджеты», «СМИ и коммуникация» — 55 слов</w:t>
+              <w:t xml:space="preserve">«Спорт и Олимпийские игры» (В), «Покупки и мода» (Д), «Театр, кино, книги, фотография» (В) — по 20–30 слов на каждом занятии, ≈ 200 слов за месяц</w:t>
             </w:r>
           </w:p>
         </w:tc>
@@ -17274,7 +16228,7 @@
                 <w:sz w:val="17"/>
                 <w:szCs w:val="17"/>
               </w:rPr>
-              <w:t xml:space="preserve">ПОЛНЫЙ ПРОБНИК №2 (уроки 51–52) и разбор (урок 53); полная репетиция устной части (урок 54); тайм-менеджмент экзамена</w:t>
+              <w:t xml:space="preserve">Словообразование 29–34 на скорость; монологи о спорте, покупках и кино/книгах; диалог-расспрос</w:t>
             </w:r>
           </w:p>
         </w:tc>
@@ -17303,7 +16257,7 @@
                 <w:sz w:val="17"/>
                 <w:szCs w:val="17"/>
               </w:rPr>
-              <w:t xml:space="preserve">Пробник №2 — письменная часть (2 занятия) + разбор; устная репетиция 15 минут</w:t>
+              <w:t xml:space="preserve">Словарные диктанты; контроль модуля с устной репетицией (урок 54)</w:t>
             </w:r>
           </w:p>
         </w:tc>
@@ -17533,7 +16487,7 @@
                 <w:sz w:val="17"/>
                 <w:szCs w:val="17"/>
               </w:rPr>
-              <w:t xml:space="preserve">Тренажёр всех времён. Цели: автоматизировать выбор формы из 10 времён за ограниченное время.</w:t>
+              <w:t xml:space="preserve">Грамматика (полный урок): герундий и инфинитив. Цели: освоить выбор V-ing / to V после разных глаголов.</w:t>
             </w:r>
           </w:p>
         </w:tc>
@@ -17560,7 +16514,7 @@
                 <w:sz w:val="17"/>
                 <w:szCs w:val="17"/>
               </w:rPr>
-              <w:t xml:space="preserve">5' — словарный диктант; 20' — интенсив по таблице времён: мгновенный выбор по маркеру и контексту; 15' — практика: два связных текста формата 20–28 на время; 10' — разбор ошибок; 5' — итоги.</w:t>
+              <w:t xml:space="preserve">5' — словарный диктант; 20' — система: enjoy/love/finish/suggest + V-ing против want/decide/hope/promise + to V; stop doing vs stop to do; глаголы, меняющие смысл (remember, forget, try); 15' — автоматизация: трансформации и выбор формы в формате 20–28, устные «я обожаю… я решил…»; 5' — итоги: карточка пар глаголов.</w:t>
             </w:r>
           </w:p>
         </w:tc>
@@ -17587,7 +16541,7 @@
                 <w:sz w:val="17"/>
                 <w:szCs w:val="17"/>
               </w:rPr>
-              <w:t xml:space="preserve">Грамматика из открытого банка ФИПИ (2 текста); 10 слов блока «Технологии».</w:t>
+              <w:t xml:space="preserve">Murphy: Units 53, 54, 56; Решу ОГЭ: задания 20–28; 20–30 новых слов (10–15 в колоду).</w:t>
             </w:r>
           </w:p>
         </w:tc>
@@ -17648,7 +16602,7 @@
                 <w:sz w:val="17"/>
                 <w:szCs w:val="17"/>
               </w:rPr>
-              <w:t xml:space="preserve">Инфинитив цели и причастные конструкции. Цели: отработать to do / for doing / doing — частые ловушки заданий 20–28.</w:t>
+              <w:t xml:space="preserve">Грамматика (полный урок): относительные придаточные who, which, that. Цели: освоить объединение предложений и описания людей и предметов.</w:t>
             </w:r>
           </w:p>
         </w:tc>
@@ -17675,7 +16629,7 @@
                 <w:sz w:val="17"/>
                 <w:szCs w:val="17"/>
               </w:rPr>
-              <w:t xml:space="preserve">5' — словарный диктант; 12' — правила: инфинитив цели, -ing после предлогов; 13' — управляемая практика; 15' — аудирование: задание 6–11 (полный блок); 5' — итоги.</w:t>
+              <w:t xml:space="preserve">5' — словарный диктант; 20' — форма: who/which/that, whose, where; опускание местоимения в определяющих придаточных; запятые с дополнительной информацией; 15' — автоматизация: склейка пар предложений, описания «человек, который…» в формате 20–28 и в речи; 5' — итоги.</w:t>
             </w:r>
           </w:p>
         </w:tc>
@@ -17702,7 +16656,7 @@
                 <w:sz w:val="17"/>
                 <w:szCs w:val="17"/>
               </w:rPr>
-              <w:t xml:space="preserve">10 слов блока «Медиа»; Решу ОГЭ: задания 20–23.</w:t>
+              <w:t xml:space="preserve">Murphy: Units 92, 93; Решу ОГЭ: задания 20–28; 20–30 новых слов (10–15 в колоду).</w:t>
             </w:r>
           </w:p>
         </w:tc>
@@ -17763,7 +16717,7 @@
                 <w:sz w:val="17"/>
                 <w:szCs w:val="17"/>
               </w:rPr>
-              <w:t xml:space="preserve">Словообразование: полная карта аффиксов. Цели: собрать все суффиксы и префиксы кодификатора в единую систему.</w:t>
+              <w:t xml:space="preserve">Лексика и монолог: «Спорт в моей жизни. Олимпийские игры» (В). Цели: освоить спортивную лексику, поставить монолог о спорте и Олимпиаде.</w:t>
             </w:r>
           </w:p>
         </w:tc>
@@ -17790,7 +16744,7 @@
                 <w:sz w:val="17"/>
                 <w:szCs w:val="17"/>
               </w:rPr>
-              <w:t xml:space="preserve">5' — словарный диктант; 15' — построение карты: существительные, прилагательные, глаголы, наречия; 20' — практика: два полных набора 29–34; 10' — разбор спорных случаев; 5' — итоги.</w:t>
+              <w:t xml:space="preserve">5' — словарный диктант; 15' — лексика: виды спорта, тренировки, соревнования, Олимпийские игры, командные и индивидуальные виды — 25+ единиц; 15' — монолог «Спорт в моей жизни» с записью и разбором по К1–К3; 10' — чтение 13–19 о спорте: новые слова — в колоду; 5' — итоги.</w:t>
             </w:r>
           </w:p>
         </w:tc>
@@ -17817,7 +16771,7 @@
                 <w:sz w:val="17"/>
                 <w:szCs w:val="17"/>
               </w:rPr>
-              <w:t xml:space="preserve">Словообразование из Решу ОГЭ (полный блок); 10 слов.</w:t>
+              <w:t xml:space="preserve">Доработать монолог о спорте; Решу ОГЭ: задания 13–16; 20–30 новых слов (10–15 в колоду).</w:t>
             </w:r>
           </w:p>
         </w:tc>
@@ -17878,7 +16832,7 @@
                 <w:sz w:val="17"/>
                 <w:szCs w:val="17"/>
               </w:rPr>
-              <w:t xml:space="preserve">Стратегия экзамена: тайм-менеджмент. Цели: составить личный план распределения 120 минут и план «Б» при нехватке времени.</w:t>
+              <w:t xml:space="preserve">Лексика и монолог: «Типы шоппинга. Мода и карманные деньги» (Д). Цели: освоить лексику покупок, поставить монолог о шоппинге.</w:t>
             </w:r>
           </w:p>
         </w:tc>
@@ -17905,7 +16859,7 @@
                 <w:sz w:val="17"/>
                 <w:szCs w:val="17"/>
               </w:rPr>
-              <w:t xml:space="preserve">5' — словарный диктант; 15' — разбор эталонного тайминга: 30/30/30/30 минут по разделам, правило «не зависни»; 15' — обсуждение приёмов: что бросить, что сделать быстро, когда вернуться; 10' — повторение шаблона письма и каркаса монолога; 5' — итоги.</w:t>
+              <w:t xml:space="preserve">5' — словарный диктант; 15' — лексика: магазины и типы шоппинга (рынок, ТЦ, онлайн), примерка, оплата, карманные деньги, молодёжная мода — 25+ единиц с фразовыми try on, pay for, look for; 15' — монолог «Покупки в моей жизни» с записью и разбором; 10' — диалог-расспрос «О покупках» полными ответами; 5' — итоги.</w:t>
             </w:r>
           </w:p>
         </w:tc>
@@ -17932,7 +16886,7 @@
                 <w:sz w:val="17"/>
                 <w:szCs w:val="17"/>
               </w:rPr>
-              <w:t xml:space="preserve">Отдых и лёгкое повторение шаблонов перед пробником.</w:t>
+              <w:t xml:space="preserve">Доработать монолог о шоппинге; Murphy: Units 137–138 (фразовые); 20–30 новых слов (10–15 в колоду).</w:t>
             </w:r>
           </w:p>
         </w:tc>
@@ -17993,7 +16947,7 @@
                 <w:sz w:val="17"/>
                 <w:szCs w:val="17"/>
               </w:rPr>
-              <w:t xml:space="preserve">ПРОБНИК №2 — часть 1: аудирование + чтение. Цели: сравнить результат с декабрём, проверить тайминг.</w:t>
+              <w:t xml:space="preserve">Грамматика (полный урок): Complex Object и used to / be used to. Цели: освоить конструкции «видел, как…» и рассказ о привычках.</w:t>
             </w:r>
           </w:p>
         </w:tc>
@@ -18020,7 +16974,7 @@
                 <w:sz w:val="17"/>
                 <w:szCs w:val="17"/>
               </w:rPr>
-              <w:t xml:space="preserve">5' — установка; 20' — аудирование: задания 1–11 полностью; 20' — чтение: задания 12–19; 5' — перенос ответов, сбор работ.</w:t>
+              <w:t xml:space="preserve">5' — словарный диктант; 20' — Complex Object: want/tell/ask + объект + to V, see/hear + объект + V/V-ing (по Murphy Unit 67); used to + V о прошлых привычках vs be/get used to + V-ing о привычке «свыкнуться»; 15' — автоматизация: «мои прошлые привычки», трансформации формата 20–28; 5' — итоги.</w:t>
             </w:r>
           </w:p>
         </w:tc>
@@ -18047,7 +17001,7 @@
                 <w:sz w:val="17"/>
                 <w:szCs w:val="17"/>
               </w:rPr>
-              <w:t xml:space="preserve">Ничего заданного: разгрузка после пробника.</w:t>
+              <w:t xml:space="preserve">Murphy: Units 67, 18, 61; Решу ОГЭ: задания 20–28; 20–30 новых слов (10–15 в колоду).</w:t>
             </w:r>
           </w:p>
         </w:tc>
@@ -18108,7 +17062,7 @@
                 <w:sz w:val="17"/>
                 <w:szCs w:val="17"/>
               </w:rPr>
-              <w:t xml:space="preserve">ПРОБНИК №2 — часть 2: грамматика + письмо. Цели: вторая половина работы в экзаменационном режиме.</w:t>
+              <w:t xml:space="preserve">Лексика и монолог: «Театр и кино. Роль книги в жизни подростка» (В). Цели: освоить лексику искусства, поставить монолог о кино/театре и чтении.</w:t>
             </w:r>
           </w:p>
         </w:tc>
@@ -18135,7 +17089,7 @@
                 <w:sz w:val="17"/>
                 <w:szCs w:val="17"/>
               </w:rPr>
-              <w:t xml:space="preserve">5' — установка; 15' — грамматика и лексика: задания 20–34; 25' — письмо: задание 35 на время; 5' — перенос, сбор работ. Проверка по критериям до следующего занятия.</w:t>
+              <w:t xml:space="preserve">5' — словарный диктант; 15' — лексика: жанры кино и книг, поход в театр, билет и сцена, электронные и бумажные книги — 25+ единиц; 15' — монолог «Кино или книга?» с аргументами, запись и разбор; 10' — чтение вслух рецензии с записью; 5' — итоги.</w:t>
             </w:r>
           </w:p>
         </w:tc>
@@ -18162,7 +17116,7 @@
                 <w:sz w:val="17"/>
                 <w:szCs w:val="17"/>
               </w:rPr>
-              <w:t xml:space="preserve">Ничего заданного.</w:t>
+              <w:t xml:space="preserve">Доработать монолог о кино/книгах; 20–30 новых слов (10–15 в колоду); повторить карту суффиксов перед словообразовательным практикумом.</w:t>
             </w:r>
           </w:p>
         </w:tc>
@@ -18223,7 +17177,7 @@
                 <w:sz w:val="17"/>
                 <w:szCs w:val="17"/>
               </w:rPr>
-              <w:t xml:space="preserve">Разбор пробника №2. Цели: измерить прирост баллов, скорректировать план апреля.</w:t>
+              <w:t xml:space="preserve">Словообразование-практикум: задания 29–34 на скорость + монолог «Фотография» (В). Цели: собрать полную карту аффиксов и вывести её на экзаменационный темп.</w:t>
             </w:r>
           </w:p>
         </w:tc>
@@ -18250,7 +17204,7 @@
                 <w:sz w:val="17"/>
                 <w:szCs w:val="17"/>
               </w:rPr>
-              <w:t xml:space="preserve">5' — баллы и сравнение с пробником №1; 20' — разбор слабых разделов по трекеру (индивидуально); 15' — разбор письма по критериям; 10' — план точечной коррекции на четыре недели апреля; 5' — итоги.</w:t>
+              <w:t xml:space="preserve">5' — словарный диктант; 20' — полная карта: суффиксы существительных (-er/-or, -tion, -ment, -ness, -ity, -ship), прилагательных (-ful, -less, -ous, -ive, -able), наречий (-ly), отрицательные префиксы un-/in-/im-/dis-; ловушки задания 34; 15' — два блока 29–34 на время с разбором каждой ошибки; 10' — монолог «Фотография как хобби» на повторение с записью; 5' — итоги.</w:t>
             </w:r>
           </w:p>
         </w:tc>
@@ -18277,7 +17231,7 @@
                 <w:sz w:val="17"/>
                 <w:szCs w:val="17"/>
               </w:rPr>
-              <w:t xml:space="preserve">Работа над ошибками; 10 новых слов.</w:t>
+              <w:t xml:space="preserve">Решу ОГЭ: блок 29–34 целиком; выписать свои провальные аффиксы на карточку; 20–30 новых слов (10–15 в колоду).</w:t>
             </w:r>
           </w:p>
         </w:tc>
@@ -18338,7 +17292,7 @@
                 <w:sz w:val="17"/>
                 <w:szCs w:val="17"/>
               </w:rPr>
-              <w:t xml:space="preserve">Устная часть: полная репетиция 15 минут. Цели: пройти все три задания с таймером, как на экзамене.</w:t>
+              <w:t xml:space="preserve">Контроль модуля + устная репетиция. Цели: закрепить «большую грамматику» марта, прогнать устный блок.</w:t>
             </w:r>
           </w:p>
         </w:tc>
@@ -18365,7 +17319,7 @@
                 <w:sz w:val="17"/>
                 <w:szCs w:val="17"/>
               </w:rPr>
-              <w:t xml:space="preserve">5' — словарный диктант; 35' — полная репетиция: чтение вслух (2 минуты на чтение) + шесть вопросов опроса + монолог (2 минуты), всё под запись; 10' — разбор по критериям, предварительные баллы; 5' — итоги.</w:t>
+              <w:t xml:space="preserve">5' — организация; 10' — словарный тест марта (25 карточек); 20' — контроль грамматики: герундий/инфинитив + придаточные + Complex Object в смешанном тесте; 12' — устная репетиция: монолог на неизученную тему по общему каркасу + диалог-расспрос; 3' — задачи на апрель.</w:t>
             </w:r>
           </w:p>
         </w:tc>
@@ -18392,7 +17346,7 @@
                 <w:sz w:val="17"/>
                 <w:szCs w:val="17"/>
               </w:rPr>
-              <w:t xml:space="preserve">Прослушать запись репетиции, исправить слабые места; повторить слова месяца.</w:t>
+              <w:t xml:space="preserve">Работа над ошибками; просмотреть демоверсию-2027 (изменений структуры нет — проверить себя на знание формата); колода — прогнать 80 случайных.</w:t>
             </w:r>
           </w:p>
         </w:tc>
@@ -18408,7 +17362,6 @@
         <w:pStyle w:val="Heading2"/>
         <w:spacing w:after="120" w:before="260" w:line="312"/>
       </w:pPr>
-      <w:bookmarkStart w:id="100021" w:name="_Toc100021"/>
       <w:r>
         <w:rPr>
           <w:rFonts w:ascii="Arial" w:cs="Arial" w:eastAsia="Arial" w:hAnsi="Arial"/>
@@ -18418,9 +17371,8 @@
           <w:sz w:val="25"/>
           <w:szCs w:val="25"/>
         </w:rPr>
-        <w:t xml:space="preserve">Апрель. Модуль 8. Пробник №3 и точечная коррекция</w:t>
+        <w:t xml:space="preserve">Апрель. Модуль 8. Профессии и страна изучаемого языка, письмо №3, пробник №2</w:t>
       </w:r>
-      <w:bookmarkEnd w:id="100021"/>
     </w:p>
     <w:p>
       <w:pPr>
@@ -18436,7 +17388,7 @@
           <w:sz w:val="22"/>
           <w:szCs w:val="22"/>
         </w:rPr>
-        <w:t xml:space="preserve">Апрель — месяц индивидуальной коррекции: два первых занятия строятся не по общей программе, а по результатам пробника №2 из личного трекера ученика. Третий пробник проверяет устойчивость результата: цель апреля — стабильные 55+ первичных баллов на тренировках. Письменная часть отрабатывается в режиме «четвёртое письмо подряд без падения качества», а устная часть проходит полную репетицию с оценкой по всем критериям. Лексика месяца («Образование и работа») закрывает последние тематические блоки открытого банка заданий.</w:t>
+        <w:t xml:space="preserve">Апрель — месяц выхода на «взрослые» темы кодификатора: «Мир современных профессий» (Ж) с монологом о выборе карьеры, «Школа» в развороте «экзамены и их значение» (Е) и обязательные для экзамена «Родная страна и страна изучаемого языка» (М) — география, традиции, праздники, достопримечательности. Грамматически достраиваются последние темы списка: Present Perfect Continuous и Future-in-the-Past по кодификатору входят в проверяемые элементы 8–9 классов. Пишется письмо №3, и проводится пробник №2 с разбором: цель апреля — зафиксировать стабильный балл и понять, какие именно позиции ещё теряются.</w:t>
       </w:r>
     </w:p>
     <w:p>
@@ -18537,7 +17489,7 @@
                 <w:sz w:val="17"/>
                 <w:szCs w:val="17"/>
               </w:rPr>
-              <w:t xml:space="preserve">Лексика (10–12 слов в неделю)</w:t>
+              <w:t xml:space="preserve">Лексика (20–30 слов на каждом занятии)</w:t>
             </w:r>
           </w:p>
         </w:tc>
@@ -18631,7 +17583,7 @@
                 <w:sz w:val="17"/>
                 <w:szCs w:val="17"/>
               </w:rPr>
-              <w:t xml:space="preserve">Точечное повторение по результатам пробника №2 (индивидуальная программа); фразовые глаголы (give up, go on, look forward to); повторение косвенной речи и пассива</w:t>
+              <w:t xml:space="preserve">Present Perfect Continuous; Future-in-the-Past; системная коррекция по профилю ошибок пробника №2</w:t>
             </w:r>
           </w:p>
         </w:tc>
@@ -18660,7 +17612,7 @@
                 <w:sz w:val="17"/>
                 <w:szCs w:val="17"/>
               </w:rPr>
-              <w:t xml:space="preserve">«Образование и школьные предметы», «Работа и карьера» — 55 слов + фразовые глаголы</w:t>
+              <w:t xml:space="preserve">«Профессии и выбор карьеры» (Ж), «Экзамены» (Е), «Родная страна и страна изучаемого языка» (М) — по 20–30 слов на каждом занятии, ≈ 200 слов за месяц</w:t>
             </w:r>
           </w:p>
         </w:tc>
@@ -18689,7 +17641,7 @@
                 <w:sz w:val="17"/>
                 <w:szCs w:val="17"/>
               </w:rPr>
-              <w:t xml:space="preserve">ПОЛНЫЙ ПРОБНИК №3 (уроки 59–60) и разбор (урок 61); полная устная репетиция с оценкой (урок 62); письмо №4 на стабильность</w:t>
+              <w:t xml:space="preserve">ПРОБНИК №2 в полном письменном формате; письмо №3; полная репетиция устной части 15 минут</w:t>
             </w:r>
           </w:p>
         </w:tc>
@@ -18718,7 +17670,7 @@
                 <w:sz w:val="17"/>
                 <w:szCs w:val="17"/>
               </w:rPr>
-              <w:t xml:space="preserve">Пробник №3 — письменная часть (2 занятия) + разбор; устный блок с критериальной оценкой</w:t>
+              <w:t xml:space="preserve">Словарные диктанты; проверка письма №3; ПРОБНИК №2 (уроки 59–60) с разбором (урок 61)</w:t>
             </w:r>
           </w:p>
         </w:tc>
@@ -18948,7 +17900,7 @@
                 <w:sz w:val="17"/>
                 <w:szCs w:val="17"/>
               </w:rPr>
-              <w:t xml:space="preserve">Коррекционный урок: грамматика по личному профилю ошибок. Цели: закрыть 1–2 слабые темы из трекера.</w:t>
+              <w:t xml:space="preserve">Грамматика (полный урок): Present Perfect Continuous и Future-in-the-Past. Цели: достроить систему времён до полного списка кодификатора.</w:t>
             </w:r>
           </w:p>
         </w:tc>
@@ -18975,7 +17927,7 @@
                 <w:sz w:val="17"/>
                 <w:szCs w:val="17"/>
               </w:rPr>
-              <w:t xml:space="preserve">5' — словарный диктант; 30' — тренажёр индивидуально слабых грамматических тем (из личного трекера после пробника №2); 10' — практика 20–28 с включением этих тем; 5' — итоги.</w:t>
+              <w:t xml:space="preserve">5' — словарный диктант; 20' — форма: have/has been + V-ing («как долго», акцент на длительности — Murphy Units 9–10); Future-in-the-Past: said (that) would… как мост между косвенной речью и будущим; 15' — автоматизация: «сколько ты уже занимаешься английским», трансформации формата 20–28; 5' — итоги: полная карта времён года.</w:t>
             </w:r>
           </w:p>
         </w:tc>
@@ -19002,7 +17954,7 @@
                 <w:sz w:val="17"/>
                 <w:szCs w:val="17"/>
               </w:rPr>
-              <w:t xml:space="preserve">Задания по слабой теме из банка ФИПИ; 10 слов блока «Образование».</w:t>
+              <w:t xml:space="preserve">Murphy: Units 9, 12; Решу ОГЭ: задания 20–28 (полный набор); 20–30 новых слов (10–15 в колоду).</w:t>
             </w:r>
           </w:p>
         </w:tc>
@@ -19063,7 +18015,7 @@
                 <w:sz w:val="17"/>
                 <w:szCs w:val="17"/>
               </w:rPr>
-              <w:t xml:space="preserve">Коррекционный урок: аудирование или чтение (по профилю). Цели: поднять слабый рецептивный раздел.</w:t>
+              <w:t xml:space="preserve">Лексика и монолог: «Мир современных профессий. Выбор карьеры. Экзамены» (Ж, Е). Цели: освоить лексику профессий, поставить монолог о будущей карьере.</w:t>
             </w:r>
           </w:p>
         </w:tc>
@@ -19090,7 +18042,7 @@
                 <w:sz w:val="17"/>
                 <w:szCs w:val="17"/>
               </w:rPr>
-              <w:t xml:space="preserve">5' — словарный диктант; 25' — интенсив по слабому разделу: два полных блока с проговариванием алгоритма; 15' — приёмы самопроверки и контроля времени; 5' — итоги.</w:t>
+              <w:t xml:space="preserve">5' — словарный диктант; 15' — лексика: профессии и качества для них, выбор пути после 9 класса, экзамены как шаг к карьере — 25+ единиц; 15' — монолог «Какая профессия мне подходит» с записью и разбором по К1–К3; 10' — диалог-расспрос «О планах после школы» полными ответами; 5' — итоги.</w:t>
             </w:r>
           </w:p>
         </w:tc>
@@ -19117,7 +18069,7 @@
                 <w:sz w:val="17"/>
                 <w:szCs w:val="17"/>
               </w:rPr>
-              <w:t xml:space="preserve">10 слов блока «Работа»; соответствующий раздел из банка ФИПИ.</w:t>
+              <w:t xml:space="preserve">Доработать монолог о карьере; 20–30 новых слов (10–15 в колоду); разобрать дома критерии письма перед занятием №3.</w:t>
             </w:r>
           </w:p>
         </w:tc>
@@ -19178,7 +18130,7 @@
                 <w:sz w:val="17"/>
                 <w:szCs w:val="17"/>
               </w:rPr>
-              <w:t xml:space="preserve">Фразовые глаголы и лексика B1. Цели: освоить топ-25 фразовых глаголов экзаменационной частотности.</w:t>
+              <w:t xml:space="preserve">Лексика и монолог: «Родная страна и страна изучаемого языка» (М). Цели: освоить культурологическую лексику, поставить монолог о традициях и достопримечательностях.</w:t>
             </w:r>
           </w:p>
         </w:tc>
@@ -19205,7 +18157,7 @@
                 <w:sz w:val="17"/>
                 <w:szCs w:val="17"/>
               </w:rPr>
-              <w:t xml:space="preserve">5' — словарный диктант; 12' — вводение фразовых глаголов в контексте сюжетов экзамена; 13' — практика: замена и подстановка; 15' — чтение: задания 12–19 (полный блок); 5' — итоги.</w:t>
+              <w:t xml:space="preserve">5' — словарный диктант; 15' — лексика: географическое положение, столицы, достопримечательности, национальные праздники, традиции и обычаи — 25+ единиц; 15' — монолог «Что я покажу гостю из Великобритании» с записью и разбором; 10' — чтение 13–19 о традициях: новые слова — в колоду; 5' — итоги.</w:t>
             </w:r>
           </w:p>
         </w:tc>
@@ -19232,7 +18184,7 @@
                 <w:sz w:val="17"/>
                 <w:szCs w:val="17"/>
               </w:rPr>
-              <w:t xml:space="preserve">Выучить 15 фразовых глаголов; полный блок чтения из Решу ОГЭ.</w:t>
+              <w:t xml:space="preserve">Доработать монолог о традициях; Решу ОГЭ: задания 12–15; 20–30 новых слов (10–15 в колоду).</w:t>
             </w:r>
           </w:p>
         </w:tc>
@@ -19293,7 +18245,7 @@
                 <w:sz w:val="17"/>
                 <w:szCs w:val="17"/>
               </w:rPr>
-              <w:t xml:space="preserve">Письмо №4: проверка стабильности. Цели: удержать качество без потери времени.</w:t>
+              <w:t xml:space="preserve">Письмо №3 (полное, по критериям). Цели: написать письмо на актуальный стимул, выйти на стабильные 6–7 баллов.</w:t>
             </w:r>
           </w:p>
         </w:tc>
@@ -19320,7 +18272,7 @@
                 <w:sz w:val="17"/>
                 <w:szCs w:val="17"/>
               </w:rPr>
-              <w:t xml:space="preserve">5' — словарный диктант; 10' — чек-лист эксперта: пять ловушек объёма и вежливых фраз; 25' — письмо на время с последующей самооценкой по критериям; 10' — разбор и сравнение с письмами №1–3; 5' — итоги.</w:t>
+              <w:t xml:space="preserve">5' — словарный диктант; 10' — чек-лист критериев и статистика потерь по письмам №1–2; 25' — письмо №3 на время (30 минут) со счётом слов; 10' — взаимооценка по критериям, сравнение динамики трёх писем; 5' — итоги.</w:t>
             </w:r>
           </w:p>
         </w:tc>
@@ -19347,7 +18299,7 @@
                 <w:sz w:val="17"/>
                 <w:szCs w:val="17"/>
               </w:rPr>
-              <w:t xml:space="preserve">Чистовик письма; повторить все слова модуля.</w:t>
+              <w:t xml:space="preserve">Доработать письмо №3; повторить все времена по шпаргалке; колода — прогнать 100 случайных карточек перед пробником.</w:t>
             </w:r>
           </w:p>
         </w:tc>
@@ -19408,7 +18360,7 @@
                 <w:sz w:val="17"/>
                 <w:szCs w:val="17"/>
               </w:rPr>
-              <w:t xml:space="preserve">ПРОБНИК №3 — часть 1: аудирование + чтение. Цели: подтвердить устойчивость результата.</w:t>
+              <w:t xml:space="preserve">ПРОБНИК №2 — часть 1: аудирование + чтение. Цели: пройти первый блок в экзаменационном темпе, улучшить результат пробника №1.</w:t>
             </w:r>
           </w:p>
         </w:tc>
@@ -19435,7 +18387,7 @@
                 <w:sz w:val="17"/>
                 <w:szCs w:val="17"/>
               </w:rPr>
-              <w:t xml:space="preserve">5' — установка; 20' — аудирование: задания 1–11; 20' — чтение: задания 12–19; 5' — перенос ответов.</w:t>
+              <w:t xml:space="preserve">5' — организация, целевые баллы по разделам; 35' — аудирование 1–11 в реальном темпе; 15' — чтение 12–19 в реальном темпе; 5' — перенос ответов в бланк.</w:t>
             </w:r>
           </w:p>
         </w:tc>
@@ -19462,7 +18414,7 @@
                 <w:sz w:val="17"/>
                 <w:szCs w:val="17"/>
               </w:rPr>
-              <w:t xml:space="preserve">Ничего заданного.</w:t>
+              <w:t xml:space="preserve">Отдохнуть; выспаться; завтра второй блок.</w:t>
             </w:r>
           </w:p>
         </w:tc>
@@ -19523,7 +18475,7 @@
                 <w:sz w:val="17"/>
                 <w:szCs w:val="17"/>
               </w:rPr>
-              <w:t xml:space="preserve">ПРОБНИК №3 — часть 2: грамматика + письмо. Цели: финальная оценка письменной части до майской репетиции.</w:t>
+              <w:t xml:space="preserve">ПРОБНИК №2 — часть 2: грамматика + письмо. Цели: пройти грамматический блок и письмо в реальном темпе.</w:t>
             </w:r>
           </w:p>
         </w:tc>
@@ -19550,7 +18502,7 @@
                 <w:sz w:val="17"/>
                 <w:szCs w:val="17"/>
               </w:rPr>
-              <w:t xml:space="preserve">5' — установка; 15' — грамматика и лексика: задания 20–34; 25' — письмо: задание 35; 5' — перенос. Проверка по критериям до следующего занятия.</w:t>
+              <w:t xml:space="preserve">5' — организация; 20' — грамматика 20–34 в реальном темпе; 20' — письмо 35 по стимулу открытого банка; 5' — перенос ответов, самоподсчёт первичных баллов.</w:t>
             </w:r>
           </w:p>
         </w:tc>
@@ -19577,7 +18529,7 @@
                 <w:sz w:val="17"/>
                 <w:szCs w:val="17"/>
               </w:rPr>
-              <w:t xml:space="preserve">Подготовиться к устной репетиции: монологи по любым двум темам года.</w:t>
+              <w:t xml:space="preserve">Не разбирать самостоятельно — принесём на занятие; выспаться.</w:t>
             </w:r>
           </w:p>
         </w:tc>
@@ -19638,7 +18590,7 @@
                 <w:sz w:val="17"/>
                 <w:szCs w:val="17"/>
               </w:rPr>
-              <w:t xml:space="preserve">Разбор пробника №3 + стратегия «страховки баллов». Цели: зафиксировать ожидаемый балл, распределить резервы.</w:t>
+              <w:t xml:space="preserve">Разбор пробника №2 + план точечной коррекции. Цели: измерить прогресс от пробника №1, собрать личный профиль ошибок.</w:t>
             </w:r>
           </w:p>
         </w:tc>
@@ -19665,7 +18617,7 @@
                 <w:sz w:val="17"/>
                 <w:szCs w:val="17"/>
               </w:rPr>
-              <w:t xml:space="preserve">5' — баллы и тренд за год; 15' — разбор ошибок; 15' — разбор письма по критериям; 10' — стратегия «где взять лёгкие баллы»: задания 20–28, чтение вслух, полные ответы в опросе; 5' — итоги.</w:t>
+              <w:t xml:space="preserve">5' — баллы по шкале, сравнение с пробником №1 и диагностикой; 20' — разбор по разделам: каждая потеря → конкретная причина (формат, лексика, форма, невнимательность); 15' — разбор письма №3 пробника по критериям; 7' — составление личного профиля ошибок и плана коррекции; 3' — итоги.</w:t>
             </w:r>
           </w:p>
         </w:tc>
@@ -19692,7 +18644,7 @@
                 <w:sz w:val="17"/>
                 <w:szCs w:val="17"/>
               </w:rPr>
-              <w:t xml:space="preserve">Работа над ошибками; 10 новых слов.</w:t>
+              <w:t xml:space="preserve">Работа над ошибками пробника; из профиля ошибок выписать 3 главные зоны — их берём в работу на следующем занятии.</w:t>
             </w:r>
           </w:p>
         </w:tc>
@@ -19753,7 +18705,7 @@
                 <w:sz w:val="17"/>
                 <w:szCs w:val="17"/>
               </w:rPr>
-              <w:t xml:space="preserve">Устная часть: полная репетиция с оценкой по критериям. Цели: пройти устный экзамен целиком и получить прогноз баллов.</w:t>
+              <w:t xml:space="preserve">Устная часть: полная репетиция 15 минут по критериям. Цели: прогнать устный блок целиком — чтение, диалог, монолог — и оценить по критериям.</w:t>
             </w:r>
           </w:p>
         </w:tc>
@@ -19780,7 +18732,7 @@
                 <w:sz w:val="17"/>
                 <w:szCs w:val="17"/>
               </w:rPr>
-              <w:t xml:space="preserve">5' — словарный диктант; 35' — полный устный экзамен: 15 минут стандарта + разбор; все три задания под запись с критериальной оценкой; 10' — фиксация прогноза в трекере; 5' — итоги.</w:t>
+              <w:t xml:space="preserve">5' — организация и регламент устной части (15 минут, 3 задания); 12' — чтение вслух: прогон с записью, оценка фонетики; 15' — диалог-расспрос: полный прогон 6 вопросов; 15' — монолог по случайной теме года с записью и разбором по К1–К3; 3' — итоги: что полировать в мае.</w:t>
             </w:r>
           </w:p>
         </w:tc>
@@ -19807,7 +18759,7 @@
                 <w:sz w:val="17"/>
                 <w:szCs w:val="17"/>
               </w:rPr>
-              <w:t xml:space="preserve">Выборочно повторить монологи по темам года; слова месяца.</w:t>
+              <w:t xml:space="preserve">Переписать/перезаписать слабейшее задание устной репетиции; 20–30 новых слов (10–15 в колоду).</w:t>
             </w:r>
           </w:p>
         </w:tc>
@@ -19823,7 +18775,6 @@
         <w:pStyle w:val="Heading2"/>
         <w:spacing w:after="120" w:before="260" w:line="312"/>
       </w:pPr>
-      <w:bookmarkStart w:id="100022" w:name="_Toc100022"/>
       <w:r>
         <w:rPr>
           <w:rFonts w:ascii="Arial" w:cs="Arial" w:eastAsia="Arial" w:hAnsi="Arial"/>
@@ -19833,9 +18784,8 @@
           <w:sz w:val="25"/>
           <w:szCs w:val="25"/>
         </w:rPr>
-        <w:t xml:space="preserve">Май. Модуль 9. Финишная прямая и репетиция экзамена</w:t>
+        <w:t xml:space="preserve">Май. Модуль 9. Экология и выдающиеся люди, пробник №3, финальная репетиция</w:t>
       </w:r>
-      <w:bookmarkEnd w:id="100022"/>
     </w:p>
     <w:p>
       <w:pPr>
@@ -19851,7 +18801,7 @@
           <w:sz w:val="22"/>
           <w:szCs w:val="22"/>
         </w:rPr>
-        <w:t xml:space="preserve">Финальный модуль переводит подготовку в режим обслуживания результата: ничего нового не вводится, зато каждый шаблон и каждая слабая точка проходят последний прогон. Майская репетиция письменной части проводится непрерывно, в полном тайминге 120 минут — это психологическая генеральная репетиция перед настоящим экзаменом. Отдельное внимание уделяется организационной готовности: бланки, правила поведения, саморегуляция при панике. Словарная работа переключается на повторение всех накопленных блоков.</w:t>
+        <w:t xml:space="preserve">Май закрывает год: разговорные конструкции B1 (I wish, both… and, either… or, would rather) получают свой полный урок, монологи «Экология и защита окружающей среды» (К) и «Выдающиеся люди» (Н) завершают репертуар тем кодификатора, а пробник №3 и финальная репетиция переводят накопленные знания в экзаменационную форму. Отдельный акцент — повторение: по каждому монологу года делается короткий повторный прогон, потому что тема «оседает» только через многократное возвращение. Последнее занятие фиксирует итоговую динамику в трекере и настраивает на экзаменационный день.</w:t>
       </w:r>
     </w:p>
     <w:p>
@@ -19952,7 +18902,7 @@
                 <w:sz w:val="17"/>
                 <w:szCs w:val="17"/>
               </w:rPr>
-              <w:t xml:space="preserve">Лексика (10–12 слов в неделю)</w:t>
+              <w:t xml:space="preserve">Лексика (20–30 слов на каждом занятии)</w:t>
             </w:r>
           </w:p>
         </w:tc>
@@ -20046,7 +18996,7 @@
                 <w:sz w:val="17"/>
                 <w:szCs w:val="17"/>
               </w:rPr>
-              <w:t xml:space="preserve">Финальное повторение: марафон 20–34; ловушки перфекта, косвенной речи и словообразования; шаблоны письма и монолога — до автоматизма</w:t>
+              <w:t xml:space="preserve">Разговорные конструкции B1: I wish, both… and, either… or / neither… nor, I'd rather / I'd prefer; марафон всех времён и словообразования</w:t>
             </w:r>
           </w:p>
         </w:tc>
@@ -20075,7 +19025,7 @@
                 <w:sz w:val="17"/>
                 <w:szCs w:val="17"/>
               </w:rPr>
-              <w:t xml:space="preserve">«Страна изучаемого языка» + сквозное повторение всех блоков года (выборочный контроль 120 слов)</w:t>
+              <w:t xml:space="preserve">«Экология и защита окружающей среды» (К), «Выдающиеся люди» (Н) + повторение всех тем года — по 20–30 слов на каждом занятии</w:t>
             </w:r>
           </w:p>
         </w:tc>
@@ -20104,7 +19054,7 @@
                 <w:sz w:val="17"/>
                 <w:szCs w:val="17"/>
               </w:rPr>
-              <w:t xml:space="preserve">Генеральная репетиция письменной части в полном тайминге (урок 65); финальная устная репетиция (урок 67); психологическая подготовка</w:t>
+              <w:t xml:space="preserve">ПРОБНИК №3 в полном письменном формате; письмо-проверка стабильности; финальная устная репетиция по критериям</w:t>
             </w:r>
           </w:p>
         </w:tc>
@@ -20133,7 +19083,7 @@
                 <w:sz w:val="17"/>
                 <w:szCs w:val="17"/>
               </w:rPr>
-              <w:t xml:space="preserve">Репетиция полного экзамена (уроки 65–66), финальный устный прогон (урок 67), итоговое занятие (урок 68)</w:t>
+              <w:t xml:space="preserve">Словарная ревизия года; ПРОБНИК №3 (уроки 65–66) с разбором (урок 67); итоговая фиксация в трекере (урок 68)</w:t>
             </w:r>
           </w:p>
         </w:tc>
@@ -20363,7 +19313,7 @@
                 <w:sz w:val="17"/>
                 <w:szCs w:val="17"/>
               </w:rPr>
-              <w:t xml:space="preserve">Марафон грамматики: задания 20–34 на скорость. Цели: пройти два полных блока в темпе экзамена.</w:t>
+              <w:t xml:space="preserve">Грамматика (полный урок): разговорные конструкции B1 — I wish, both… and, either… or, I'd rather. Цели: освоить конструкции, отличающие живую речь B1.</w:t>
             </w:r>
           </w:p>
         </w:tc>
@@ -20390,7 +19340,7 @@
                 <w:sz w:val="17"/>
                 <w:szCs w:val="17"/>
               </w:rPr>
-              <w:t xml:space="preserve">5' — словарный диктант; 25' — два полных блока 20–28 и 29–34 с контролем времени; 15' — разбор частотных ловушек: перфект vs паст симпл, косвенная речь, согласование суффиксов; 5' — итоги.</w:t>
+              <w:t xml:space="preserve">5' — словарный диктант; 20' — формы: I wish + Past Simple о сожалениях (закрепление), both… and / either… or / neither… nor, I'd rather / I'd prefer о предпочтениях; 15' — автоматизация: «что бы я изменил», «и то и другое / ни то ни другое» в формате 20–28 и устных мини-диалогах; 5' — итоги.</w:t>
             </w:r>
           </w:p>
         </w:tc>
@@ -20417,7 +19367,7 @@
                 <w:sz w:val="17"/>
                 <w:szCs w:val="17"/>
               </w:rPr>
-              <w:t xml:space="preserve">Последний проход слабых тем из открытого банка ФИПИ.</w:t>
+              <w:t xml:space="preserve">Murphy: Units 41, 59, 89; Решу ОГЭ: задания 20–28; 20–30 новых слов (10–15 в колоду).</w:t>
             </w:r>
           </w:p>
         </w:tc>
@@ -20478,7 +19428,7 @@
                 <w:sz w:val="17"/>
                 <w:szCs w:val="17"/>
               </w:rPr>
-              <w:t xml:space="preserve">Шаблоны письма и монолога: финальная полировка. Цели: восстановить автоматизм клише и каркасов.</w:t>
+              <w:t xml:space="preserve">Лексика и монологи: «Экология и защита окружающей среды» (К) и «Выдающиеся люди» (Н). Цели: закрыть репертуар тем кодификатора двумя монологами.</w:t>
             </w:r>
           </w:p>
         </w:tc>
@@ -20505,7 +19455,7 @@
                 <w:sz w:val="17"/>
                 <w:szCs w:val="17"/>
               </w:rPr>
-              <w:t xml:space="preserve">5' — словарный диктант; 15' — письмо: беглый прогон шаблона, клише благодарности и заключительных фраз; 20' — монолог: сборная репетиция двух тем по каркасу; 10' — чек-лист дня экзамена: документы, вода, режим сна; 5' — итоги.</w:t>
+              <w:t xml:space="preserve">5' — словарный диктант; 10' — лексика: загрязнение, переработка, вклад каждого, выдающиеся соотечественники и их вклад в науку и культуру — 25+ единиц; 15' — монолог «Экология и мой вклад» с аргументами, запись и разбор; 15' — монолог «Человек, которым я горжусь» с записью и разбором; 5' — итоги.</w:t>
             </w:r>
           </w:p>
         </w:tc>
@@ -20532,7 +19482,7 @@
                 <w:sz w:val="17"/>
                 <w:szCs w:val="17"/>
               </w:rPr>
-              <w:t xml:space="preserve">Повторить все шаблоны и клише; наладить режим сна перед экзаменом.</w:t>
+              <w:t xml:space="preserve">Перезаписать оба монолога; Решу ОГЭ: задания 16–19; 20–30 новых слов (10–15 в колоду).</w:t>
             </w:r>
           </w:p>
         </w:tc>
@@ -20593,7 +19543,7 @@
                 <w:sz w:val="17"/>
                 <w:szCs w:val="17"/>
               </w:rPr>
-              <w:t xml:space="preserve">ГЕНЕРАЛЬНАЯ РЕПЕТИЦИЯ: письменная часть 120 минут. Цели: пройти весь экзамен непрерывно в реальном тайминге.</w:t>
+              <w:t xml:space="preserve">ПРОБНИК №3 — часть 1: аудирование + чтение. Цели: выйти на целевые баллы первого блока перед экзаменом.</w:t>
             </w:r>
           </w:p>
         </w:tc>
@@ -20620,7 +19570,7 @@
                 <w:sz w:val="17"/>
                 <w:szCs w:val="17"/>
               </w:rPr>
-              <w:t xml:space="preserve">5' — установка и выдача материалов; 110' — непрерывная работа: аудирование 1–11, чтение 12–19, грамматика 20–34, письмо 35 — с экзаменационным таймингом (сдвоенное занятие или перенос на выделенный слот).</w:t>
+              <w:t xml:space="preserve">5' — организация, целевые баллы; 35' — аудирование 1–11 в реальном темпе; 15' — чтение 12–19 в реальном темпе; 5' — перенос ответов.</w:t>
             </w:r>
           </w:p>
         </w:tc>
@@ -20647,7 +19597,7 @@
                 <w:sz w:val="17"/>
                 <w:szCs w:val="17"/>
               </w:rPr>
-              <w:t xml:space="preserve">Ничего заданного: полноценный отдых.</w:t>
+              <w:t xml:space="preserve">Отдохнуть; завтра второй блок — последний полный прогон.</w:t>
             </w:r>
           </w:p>
         </w:tc>
@@ -20708,7 +19658,7 @@
                 <w:sz w:val="17"/>
                 <w:szCs w:val="17"/>
               </w:rPr>
-              <w:t xml:space="preserve">Разбор репетиции + психология экзаменационного дня. Цели: закрепить итоговый уровень, снять стресс.</w:t>
+              <w:t xml:space="preserve">ПРОБНИК №3 — часть 2: грамматика + письмо. Цели: финальный полный прогон письменной части.</w:t>
             </w:r>
           </w:p>
         </w:tc>
@@ -20735,7 +19685,7 @@
                 <w:sz w:val="17"/>
                 <w:szCs w:val="17"/>
               </w:rPr>
-              <w:t xml:space="preserve">5' — общий балл репетиции; 25' — быстрый разбор ошибок по разделам; 15' — инструкция дня экзамена: бланки, поведение при панике (дыхание, пропуск задания и возврат), вода и еда; 5' — установка на успех.</w:t>
+              <w:t xml:space="preserve">5' — организация; 20' — грамматика 20–34 в реальном темпе; 20' — письмо 35 по стимулу открытого банка; 5' — перенос ответов, самоподсчёт первичных баллов.</w:t>
             </w:r>
           </w:p>
         </w:tc>
@@ -20762,7 +19712,7 @@
                 <w:sz w:val="17"/>
                 <w:szCs w:val="17"/>
               </w:rPr>
-              <w:t xml:space="preserve">Отдых; лёгкое прослушивание английской речи ежедневно по 15–20 минут.</w:t>
+              <w:t xml:space="preserve">Не разбирать самостоятельно; выспаться.</w:t>
             </w:r>
           </w:p>
         </w:tc>
@@ -20823,7 +19773,7 @@
                 <w:sz w:val="17"/>
                 <w:szCs w:val="17"/>
               </w:rPr>
-              <w:t xml:space="preserve">Устная часть: финальная репетиция. Цели: пройти устный блок в состоянии полной готовности.</w:t>
+              <w:t xml:space="preserve">Разбор пробника №3 + письмо-проверка стабильности + марафон 20–34. Цели: зафиксировать ожидаемый балл, отработать «страховку» лёгких позиций.</w:t>
             </w:r>
           </w:p>
         </w:tc>
@@ -20850,7 +19800,7 @@
                 <w:sz w:val="17"/>
                 <w:szCs w:val="17"/>
               </w:rPr>
-              <w:t xml:space="preserve">5' — установка; 35' — полный устный блок (один-два полных прохода) с записью и оценкой по критериям; 10' — последние точечные исправления произношения и пауз; 5' — итоги.</w:t>
+              <w:t xml:space="preserve">5' — баллы и тренд за год: диагностика → пробник №1 → №2 → №3; 15' — разбор ошибок пробника №3; 12' — письмо №4 на время: проверка стабильности письма; 13' — марафон грамматики: блок 20–34 на скорость, стратегия «где взять лёгкие баллы» (20–28, чтение вслух, полные ответы диалога); 5' — итоги.</w:t>
             </w:r>
           </w:p>
         </w:tc>
@@ -20877,7 +19827,7 @@
                 <w:sz w:val="17"/>
                 <w:szCs w:val="17"/>
               </w:rPr>
-              <w:t xml:space="preserve">«Уши в языке»: подкасты или видео на английском ежедневно; лёгкое повторение монологов.</w:t>
+              <w:t xml:space="preserve">Работа над ошибками пробника №3; перечитать письмо №4 по критериям; прогнать 100 карточек колоды — финальная ревизия.</w:t>
             </w:r>
           </w:p>
         </w:tc>
@@ -20938,7 +19888,7 @@
                 <w:sz w:val="17"/>
                 <w:szCs w:val="17"/>
               </w:rPr>
-              <w:t xml:space="preserve">Итоговое занятие года. Цели: зафиксировать годовой прогресс, ответить на вопросы, утвердить стратегию экзамена.</w:t>
+              <w:t xml:space="preserve">Финальная устная репетиция + итоговое занятие года. Цели: последний прогон устной части по критериям и итоговая настройка на экзамен.</w:t>
             </w:r>
           </w:p>
         </w:tc>
@@ -20965,7 +19915,7 @@
                 <w:sz w:val="17"/>
                 <w:szCs w:val="17"/>
               </w:rPr>
-              <w:t xml:space="preserve">5' — обзор трекера за год: старт → май, динамика по разделам; 15' — блиц-тест уверенности: 20 заданий формата 20–28; 20' — ответы на вопросы ученика, стратегия дня экзамена; 10' — напутствие и финальные рекомендации родителям.</w:t>
+              <w:t xml:space="preserve">5' — организация; 15' — устная часть: чтение вслух + диалог-расспрос с оценкой; 15' — монолог по случайной теме года (повторный прогон одного из монологов сентября–октября) с разбором; 10' — итоги года в трекере: динамика по всем разделам; 5' — регламент экзаменационного дня: что взять, тайм-менеджмент, психологическая настройка.</w:t>
             </w:r>
           </w:p>
         </w:tc>
@@ -20992,7 +19942,7 @@
                 <w:sz w:val="17"/>
                 <w:szCs w:val="17"/>
               </w:rPr>
-              <w:t xml:space="preserve">Ничего заданного — ученик готов к экзамену.</w:t>
+              <w:t xml:space="preserve">Повторить шаблоны письма и каркасы монологов (по шпаргалкам); спать не менее 8 часов накануне экзамена; утром — завтрак и повторение 20 карточек, не больше.</w:t>
             </w:r>
           </w:p>
         </w:tc>
@@ -21008,7 +19958,6 @@
         <w:pStyle w:val="Heading1"/>
         <w:spacing w:after="160" w:before="360" w:line="312"/>
       </w:pPr>
-      <w:bookmarkStart w:id="100023" w:name="_Toc100023"/>
       <w:r>
         <w:rPr>
           <w:rFonts w:ascii="Arial" w:cs="Arial" w:eastAsia="Arial" w:hAnsi="Arial"/>
@@ -21020,7 +19969,6 @@
         </w:rPr>
         <w:t xml:space="preserve">6. Контроль прогресса: контрольные точки и трекер</w:t>
       </w:r>
-      <w:bookmarkEnd w:id="100023"/>
     </w:p>
     <w:p>
       <w:pPr>
@@ -21044,7 +19992,6 @@
         <w:pStyle w:val="Heading2"/>
         <w:spacing w:after="120" w:before="260" w:line="312"/>
       </w:pPr>
-      <w:bookmarkStart w:id="100024" w:name="_Toc100024"/>
       <w:r>
         <w:rPr>
           <w:rFonts w:ascii="Arial" w:cs="Arial" w:eastAsia="Arial" w:hAnsi="Arial"/>
@@ -21056,7 +20003,6 @@
         </w:rPr>
         <w:t xml:space="preserve">6.1. График контрольных точек</w:t>
       </w:r>
-      <w:bookmarkEnd w:id="100024"/>
     </w:p>
     <w:p>
       <w:pPr>
@@ -21966,7 +20912,6 @@
         <w:pStyle w:val="Heading2"/>
         <w:spacing w:after="120" w:before="260" w:line="312"/>
       </w:pPr>
-      <w:bookmarkStart w:id="100025" w:name="_Toc100025"/>
       <w:r>
         <w:rPr>
           <w:rFonts w:ascii="Arial" w:cs="Arial" w:eastAsia="Arial" w:hAnsi="Arial"/>
@@ -21978,7 +20923,6 @@
         </w:rPr>
         <w:t xml:space="preserve">6.2. Регламент полного пробника</w:t>
       </w:r>
-      <w:bookmarkEnd w:id="100025"/>
     </w:p>
     <w:p>
       <w:pPr>
@@ -22019,7 +20963,6 @@
         <w:pStyle w:val="Heading2"/>
         <w:spacing w:after="120" w:before="260" w:line="312"/>
       </w:pPr>
-      <w:bookmarkStart w:id="100026" w:name="_Toc100026"/>
       <w:r>
         <w:rPr>
           <w:rFonts w:ascii="Arial" w:cs="Arial" w:eastAsia="Arial" w:hAnsi="Arial"/>
@@ -22031,7 +20974,6 @@
         </w:rPr>
         <w:t xml:space="preserve">6.3. Трекер прогресса</w:t>
       </w:r>
-      <w:bookmarkEnd w:id="100026"/>
     </w:p>
     <w:p>
       <w:pPr>
@@ -23782,7 +22724,6 @@
         <w:pStyle w:val="Heading1"/>
         <w:spacing w:after="160" w:before="360" w:line="312"/>
       </w:pPr>
-      <w:bookmarkStart w:id="100027" w:name="_Toc100027"/>
       <w:r>
         <w:rPr>
           <w:rFonts w:ascii="Arial" w:cs="Arial" w:eastAsia="Arial" w:hAnsi="Arial"/>
@@ -23794,7 +22735,6 @@
         </w:rPr>
         <w:t xml:space="preserve">7. Ресурсы подготовки: онлайн-платформы и печатные пособия</w:t>
       </w:r>
-      <w:bookmarkEnd w:id="100027"/>
     </w:p>
     <w:p>
       <w:pPr>
@@ -24802,7 +23742,7 @@
         <w:szCs w:val="18"/>
       </w:rPr>
       <w:fldChar w:fldCharType="begin"/>
-      <w:instrText xml:space="preserve"> PAGE \* ROMAN \* MERGEFORMAT </w:instrText>
+      <w:instrText xml:space="preserve">PAGE</w:instrText>
       <w:fldChar w:fldCharType="separate"/>
       <w:fldChar w:fldCharType="end"/>
     </w:r>
@@ -24825,7 +23765,7 @@
         <w:szCs w:val="18"/>
       </w:rPr>
       <w:fldChar w:fldCharType="begin"/>
-      <w:instrText xml:space="preserve"> PAGE \* arabic \* MERGEFORMAT </w:instrText>
+      <w:instrText xml:space="preserve">PAGE</w:instrText>
       <w:fldChar w:fldCharType="separate"/>
       <w:fldChar w:fldCharType="end"/>
     </w:r>
@@ -25022,7 +23962,6 @@
     <w:qFormat/>
     <w:pPr>
       <w:spacing w:after="160" w:before="360" w:line="312"/>
-      <w:outlineLvl w:val="0"/>
     </w:pPr>
     <w:rPr>
       <w:rFonts w:ascii="Arial" w:cs="Arial" w:eastAsia="Arial" w:hAnsi="Arial"/>
@@ -25040,7 +23979,6 @@
     <w:qFormat/>
     <w:pPr>
       <w:spacing w:after="120" w:before="260" w:line="312"/>
-      <w:outlineLvl w:val="1"/>
     </w:pPr>
     <w:rPr>
       <w:rFonts w:ascii="Arial" w:cs="Arial" w:eastAsia="Arial" w:hAnsi="Arial"/>
@@ -25058,7 +23996,6 @@
     <w:qFormat/>
     <w:pPr>
       <w:spacing w:after="100" w:before="220" w:line="312"/>
-      <w:outlineLvl w:val="2"/>
     </w:pPr>
     <w:rPr>
       <w:rFonts w:ascii="Arial" w:cs="Arial" w:eastAsia="Arial" w:hAnsi="Arial"/>
@@ -25070,9 +24007,6 @@
     </w:rPr>
   </w:style>
   <w:style w:type="paragraph" w:styleId="Heading4">
-    <w:pPr>
-      <w:outlineLvl w:val="3"/>
-    </w:pPr>
     <w:name w:val="Heading 4"/>
     <w:basedOn w:val="Normal"/>
     <w:next w:val="Normal"/>
@@ -25084,9 +24018,6 @@
     </w:rPr>
   </w:style>
   <w:style w:type="paragraph" w:styleId="Heading5">
-    <w:pPr>
-      <w:outlineLvl w:val="4"/>
-    </w:pPr>
     <w:name w:val="Heading 5"/>
     <w:basedOn w:val="Normal"/>
     <w:next w:val="Normal"/>
@@ -25096,9 +24027,6 @@
     </w:rPr>
   </w:style>
   <w:style w:type="paragraph" w:styleId="Heading6">
-    <w:pPr>
-      <w:outlineLvl w:val="5"/>
-    </w:pPr>
     <w:name w:val="Heading 6"/>
     <w:basedOn w:val="Normal"/>
     <w:next w:val="Normal"/>
@@ -25206,44 +24134,5 @@
       <w:szCs w:val="20"/>
     </w:rPr>
   </w:style>
-  <w:style xmlns:w="http://schemas.openxmlformats.org/wordprocessingml/2006/main" w:type="paragraph" w:styleId="9">
-    <w:name w:val="toc 1"/>
-    <w:basedOn w:val="Normal"/>
-    <w:uiPriority w:val="39"/>
-    <w:pPr>
-      <w:tabs>
-        <w:tab w:val="right" w:leader="dot" w:pos="9026"/>
-      </w:tabs>
-      <w:spacing w:before="120" w:after="60"/>
-    </w:pPr>
-    <w:rPr>
-      <w:b/>
-      <w:bCs/>
-    </w:rPr>
-  </w:style>
-  <w:style xmlns:w="http://schemas.openxmlformats.org/wordprocessingml/2006/main" w:type="paragraph" w:styleId="11">
-    <w:name w:val="toc 2"/>
-    <w:basedOn w:val="Normal"/>
-    <w:uiPriority w:val="39"/>
-    <w:pPr>
-      <w:tabs>
-        <w:tab w:val="right" w:leader="dot" w:pos="9026"/>
-      </w:tabs>
-      <w:ind w:left="360"/>
-      <w:spacing w:before="60" w:after="40"/>
-    </w:pPr>
-  </w:style>
-  <w:style xmlns:w="http://schemas.openxmlformats.org/wordprocessingml/2006/main" w:type="paragraph" w:styleId="12">
-    <w:name w:val="toc 3"/>
-    <w:basedOn w:val="Normal"/>
-    <w:uiPriority w:val="39"/>
-    <w:pPr>
-      <w:tabs>
-        <w:tab w:val="right" w:leader="dot" w:pos="9026"/>
-      </w:tabs>
-      <w:ind w:left="720"/>
-      <w:spacing w:before="40" w:after="20"/>
-    </w:pPr>
-  </w:style>
 </w:styles>
 </file>
--- a/OGE_plan_teacher_A2-B1.docx
+++ b/OGE_plan_teacher_A2-B1.docx
@@ -207,6 +207,7 @@
     <w:p>
       <w:pPr>
         <w:sectPr>
+          <w:headerReference w:type="default" r:id="rId11"/>
           <w:pgSz w:w="11906" w:h="16838" w:orient="portrait"/>
           <w:pgMar w:top="0" w:right="0" w:bottom="0" w:left="0" w:header="708" w:footer="708" w:gutter="0"/>
           <w:pgNumType/>
@@ -23833,6 +23834,62 @@
 </w:hdr>
 </file>
 
+<file path=word/header2.xml><?xml version="1.0" encoding="utf-8"?>
+<w:hdr xmlns:m="http://schemas.openxmlformats.org/officeDocument/2006/math" xmlns:mc="http://schemas.openxmlformats.org/markup-compatibility/2006" xmlns:mo="http://schemas.microsoft.com/office/mac/office/2008/main" xmlns:mv="urn:schemas-microsoft-com:mac:vml" xmlns:o="urn:schemas-microsoft-com:office:office" xmlns:r="http://schemas.openxmlformats.org/officeDocument/2006/relationships" xmlns:v="urn:schemas-microsoft-com:vml" xmlns:w10="urn:schemas-microsoft-com:office:word" xmlns:w14="http://schemas.microsoft.com/office/word/2010/wordml" xmlns:w="http://schemas.openxmlformats.org/wordprocessingml/2006/main" xmlns:wne="http://schemas.microsoft.com/office/word/2006/wordml" xmlns:wp14="http://schemas.microsoft.com/office/word/2010/wordprocessingDrawing" xmlns:wp="http://schemas.openxmlformats.org/drawingml/2006/wordprocessingDrawing" xmlns:wpc="http://schemas.microsoft.com/office/word/2010/wordprocessingCanvas" xmlns:wpg="http://schemas.microsoft.com/office/word/2010/wordprocessingGroup" xmlns:wpi="http://schemas.microsoft.com/office/word/2010/wordprocessingInk" xmlns:wps="http://schemas.microsoft.com/office/word/2010/wordprocessingShape" mc:Ignorable="w14 wp14">
+  <w:p>
+    <w:pPr>
+      <w:pStyle w:val="Header"/>
+      <w:spacing w:before="0" w:after="0"/>
+      <w:jc w:val="left"/>
+      <w:pBdr>
+        <w:bottom w:val="single" w:sz="6" w:space="4" w:color="D5D0C8"/>
+      </w:pBdr>
+    </w:pPr>
+    <w:r>
+      <w:drawing>
+        <wp:inline xmlns:a="http://schemas.openxmlformats.org/drawingml/2006/main" xmlns:pic="http://schemas.openxmlformats.org/drawingml/2006/picture">
+          <wp:extent cx="396000" cy="396000"/>
+          <wp:docPr id="1" name="Picture 1"/>
+          <wp:cNvGraphicFramePr>
+            <a:graphicFrameLocks noChangeAspect="1"/>
+          </wp:cNvGraphicFramePr>
+          <a:graphic>
+            <a:graphicData uri="http://schemas.openxmlformats.org/drawingml/2006/picture">
+              <pic:pic>
+                <pic:nvPicPr>
+                  <pic:cNvPr id="0" name="logo.png"/>
+                  <pic:cNvPicPr/>
+                </pic:nvPicPr>
+                <pic:blipFill>
+                  <a:blip r:embed="rId1"/>
+                  <a:stretch>
+                    <a:fillRect/>
+                  </a:stretch>
+                </pic:blipFill>
+                <pic:spPr>
+                  <a:xfrm>
+                    <a:off x="0" y="0"/>
+                    <a:ext cx="396000" cy="396000"/>
+                  </a:xfrm>
+                  <a:prstGeom prst="rect"/>
+                </pic:spPr>
+              </pic:pic>
+            </a:graphicData>
+          </a:graphic>
+        </wp:inline>
+      </w:drawing>
+    </w:r>
+    <w:r>
+      <w:rPr>
+        <w:color w:val="66615B"/>
+        <w:sz w:val="18"/>
+      </w:rPr>
+      <w:t xml:space="preserve">   Интерактивная школа «МУДРО»</w:t>
+    </w:r>
+  </w:p>
+</w:hdr>
+</file>
+
 <file path=word/numbering.xml><?xml version="1.0" encoding="utf-8"?>
 <w:numbering xmlns:wpc="http://schemas.microsoft.com/office/word/2010/wordprocessingCanvas" xmlns:mc="http://schemas.openxmlformats.org/markup-compatibility/2006" xmlns:o="urn:schemas-microsoft-com:office:office" xmlns:r="http://schemas.openxmlformats.org/officeDocument/2006/relationships" xmlns:m="http://schemas.openxmlformats.org/officeDocument/2006/math" xmlns:v="urn:schemas-microsoft-com:vml" xmlns:wp14="http://schemas.microsoft.com/office/word/2010/wordprocessingDrawing" xmlns:wp="http://schemas.openxmlformats.org/drawingml/2006/wordprocessingDrawing" xmlns:w10="urn:schemas-microsoft-com:office:word" xmlns:w="http://schemas.openxmlformats.org/wordprocessingml/2006/main" xmlns:w14="http://schemas.microsoft.com/office/word/2010/wordml" xmlns:w15="http://schemas.microsoft.com/office/word/2012/wordml" xmlns:wpg="http://schemas.microsoft.com/office/word/2010/wordprocessingGroup" xmlns:wpi="http://schemas.microsoft.com/office/word/2010/wordprocessingInk" xmlns:wne="http://schemas.microsoft.com/office/word/2006/wordml" xmlns:wps="http://schemas.microsoft.com/office/word/2010/wordprocessingShape" mc:Ignorable="w14 w15 wp14">
   <w:abstractNum w:abstractNumId="1" w15:restartNumberingAfterBreak="0">
